--- a/Daily Reports/13_10_2026-CBOT Reports.docx
+++ b/Daily Reports/13_10_2026-CBOT Reports.docx
@@ -104,7 +104,7 @@
           <w:color w:val="5C768D"/>
           <w:sz w:val="19"/>
         </w:rPr>
-        <w:t>Cập nhật tự động qua `macro_tracker.py` vào lúc 04:01 ICT ngày 13/10/2026</w:t>
+        <w:t>Cập nhật tự động qua `macro_tracker.py` vào lúc 06:04 ICT ngày 13/10/2026</w:t>
       </w:r>
     </w:p>
     <w:tbl>
@@ -313,7 +313,7 @@
               <w:rPr>
                 <w:b/>
               </w:rPr>
-              <w:t>106.08 / thùng</w:t>
+              <w:t>106.15 / thùng</w:t>
             </w:r>
           </w:p>
         </w:tc>
@@ -442,7 +442,7 @@
               <w:rPr>
                 <w:b/>
               </w:rPr>
-              <w:t>102.59</w:t>
+              <w:t>102.57</w:t>
             </w:r>
           </w:p>
         </w:tc>
@@ -1218,7 +1218,7 @@
         <w:rPr>
           <w:b/>
         </w:rPr>
-        <w:t>`106.08` (+0.00%)</w:t>
+        <w:t>`106.15` (+0.00%)</w:t>
       </w:r>
       <w:r>
         <w:t xml:space="preserve"> | DXY: </w:t>
@@ -1227,7 +1227,7 @@
         <w:rPr>
           <w:b/>
         </w:rPr>
-        <w:t>`102.59` (+0.00%)</w:t>
+        <w:t>`102.57` (+0.00%)</w:t>
       </w:r>
       <w:r>
         <w:t xml:space="preserve"> | Lúa mì CBOT: </w:t>
@@ -1306,7 +1306,7 @@
           <w:color w:val="5C768D"/>
           <w:sz w:val="19"/>
         </w:rPr>
-        <w:t>Cập nhật tự động lúc 04:01 ICT ngày 13/10/2026 — Nguồn: NOAA, USDA, BOM Australia</w:t>
+        <w:t>Cập nhật tự động lúc 06:04 ICT ngày 13/10/2026 — Nguồn: NOAA, USDA, BOM Australia</w:t>
       </w:r>
     </w:p>
     <w:p>
@@ -11991,7 +11991,7 @@
               <w:rPr>
                 <w:b/>
               </w:rPr>
-              <w:t>106.08</w:t>
+              <w:t>106.15</w:t>
             </w:r>
           </w:p>
         </w:tc>
@@ -12114,7 +12114,7 @@
               <w:rPr>
                 <w:b/>
               </w:rPr>
-              <w:t>102.59</w:t>
+              <w:t>102.57</w:t>
             </w:r>
           </w:p>
         </w:tc>
@@ -22173,7 +22173,7 @@
               <w:rPr>
                 <w:b/>
               </w:rPr>
-              <w:t>106.08</w:t>
+              <w:t>106.15</w:t>
             </w:r>
           </w:p>
         </w:tc>
@@ -22296,7 +22296,7 @@
               <w:rPr>
                 <w:b/>
               </w:rPr>
-              <w:t>102.59</w:t>
+              <w:t>102.57</w:t>
             </w:r>
           </w:p>
         </w:tc>

--- a/Daily Reports/13_10_2026-CBOT Reports.docx
+++ b/Daily Reports/13_10_2026-CBOT Reports.docx
@@ -104,7 +104,7 @@
           <w:color w:val="5C768D"/>
           <w:sz w:val="19"/>
         </w:rPr>
-        <w:t>Cập nhật tự động qua `macro_tracker.py` vào lúc 06:04 ICT ngày 13/10/2026</w:t>
+        <w:t>Cập nhật tự động qua `macro_tracker.py` vào lúc 07:01 ICT ngày 13/10/2026</w:t>
       </w:r>
     </w:p>
     <w:tbl>
@@ -313,7 +313,7 @@
               <w:rPr>
                 <w:b/>
               </w:rPr>
-              <w:t>106.15 / thùng</w:t>
+              <w:t>105.95 / thùng</w:t>
             </w:r>
           </w:p>
         </w:tc>
@@ -442,7 +442,7 @@
               <w:rPr>
                 <w:b/>
               </w:rPr>
-              <w:t>102.57</w:t>
+              <w:t>102.54</w:t>
             </w:r>
           </w:p>
         </w:tc>
@@ -1218,7 +1218,7 @@
         <w:rPr>
           <w:b/>
         </w:rPr>
-        <w:t>`106.15` (+0.00%)</w:t>
+        <w:t>`105.95` (+0.00%)</w:t>
       </w:r>
       <w:r>
         <w:t xml:space="preserve"> | DXY: </w:t>
@@ -1227,7 +1227,7 @@
         <w:rPr>
           <w:b/>
         </w:rPr>
-        <w:t>`102.57` (+0.00%)</w:t>
+        <w:t>`102.54` (+0.00%)</w:t>
       </w:r>
       <w:r>
         <w:t xml:space="preserve"> | Lúa mì CBOT: </w:t>
@@ -1306,7 +1306,7 @@
           <w:color w:val="5C768D"/>
           <w:sz w:val="19"/>
         </w:rPr>
-        <w:t>Cập nhật tự động lúc 06:04 ICT ngày 13/10/2026 — Nguồn: NOAA, USDA, BOM Australia</w:t>
+        <w:t>Cập nhật tự động lúc 07:01 ICT ngày 13/10/2026 — Nguồn: NOAA, USDA, BOM Australia</w:t>
       </w:r>
     </w:p>
     <w:p>
@@ -11991,7 +11991,7 @@
               <w:rPr>
                 <w:b/>
               </w:rPr>
-              <w:t>106.15</w:t>
+              <w:t>105.95</w:t>
             </w:r>
           </w:p>
         </w:tc>
@@ -12114,7 +12114,7 @@
               <w:rPr>
                 <w:b/>
               </w:rPr>
-              <w:t>102.57</w:t>
+              <w:t>102.54</w:t>
             </w:r>
           </w:p>
         </w:tc>
@@ -22173,7 +22173,7 @@
               <w:rPr>
                 <w:b/>
               </w:rPr>
-              <w:t>106.15</w:t>
+              <w:t>105.95</w:t>
             </w:r>
           </w:p>
         </w:tc>
@@ -22296,7 +22296,7 @@
               <w:rPr>
                 <w:b/>
               </w:rPr>
-              <w:t>102.57</w:t>
+              <w:t>102.54</w:t>
             </w:r>
           </w:p>
         </w:tc>

--- a/Daily Reports/13_10_2026-CBOT Reports.docx
+++ b/Daily Reports/13_10_2026-CBOT Reports.docx
@@ -104,7 +104,7 @@
           <w:color w:val="5C768D"/>
           <w:sz w:val="19"/>
         </w:rPr>
-        <w:t>Cập nhật tự động qua `macro_tracker.py` vào lúc 11:25 ICT ngày 13/10/2026</w:t>
+        <w:t>Cập nhật tự động qua `macro_tracker.py` vào lúc 12:01 ICT ngày 13/10/2026</w:t>
       </w:r>
     </w:p>
     <w:tbl>
@@ -313,7 +313,7 @@
               <w:rPr>
                 <w:b/>
               </w:rPr>
-              <w:t>105.34 / thùng</w:t>
+              <w:t>105.47 / thùng</w:t>
             </w:r>
           </w:p>
         </w:tc>
@@ -344,7 +344,7 @@
               <w:rPr>
                 <w:b/>
               </w:rPr>
-              <w:t>-1.23%</w:t>
+              <w:t>-1.11%</w:t>
             </w:r>
           </w:p>
         </w:tc>
@@ -442,7 +442,7 @@
               <w:rPr>
                 <w:b/>
               </w:rPr>
-              <w:t>102.42</w:t>
+              <w:t>102.44</w:t>
             </w:r>
           </w:p>
         </w:tc>
@@ -473,7 +473,7 @@
               <w:rPr>
                 <w:b/>
               </w:rPr>
-              <w:t>-0.15%</w:t>
+              <w:t>-0.14%</w:t>
             </w:r>
           </w:p>
         </w:tc>
@@ -1218,7 +1218,7 @@
         <w:rPr>
           <w:b/>
         </w:rPr>
-        <w:t>`105.34` (-1.23%)</w:t>
+        <w:t>`105.47` (-1.11%)</w:t>
       </w:r>
       <w:r>
         <w:t xml:space="preserve"> | DXY: </w:t>
@@ -1227,7 +1227,7 @@
         <w:rPr>
           <w:b/>
         </w:rPr>
-        <w:t>`102.42` (-0.15%)</w:t>
+        <w:t>`102.44` (-0.14%)</w:t>
       </w:r>
       <w:r>
         <w:t xml:space="preserve"> | Lúa mì CBOT: </w:t>
@@ -1236,7 +1236,7 @@
         <w:rPr>
           <w:b/>
         </w:rPr>
-        <w:t>`667.25` (-0.74%)</w:t>
+        <w:t>`667.00` (-0.78%)</w:t>
       </w:r>
       <w:r>
         <w:t>.</w:t>
@@ -1306,7 +1306,7 @@
           <w:color w:val="5C768D"/>
           <w:sz w:val="19"/>
         </w:rPr>
-        <w:t>Cập nhật tự động lúc 11:25 ICT ngày 13/10/2026 — Nguồn: NOAA, USDA, BOM Australia</w:t>
+        <w:t>Cập nhật tự động lúc 12:01 ICT ngày 13/10/2026 — Nguồn: NOAA, USDA, BOM Australia</w:t>
       </w:r>
     </w:p>
     <w:p>
@@ -3605,7 +3605,7 @@
               <w:rPr>
                 <w:b/>
               </w:rPr>
-              <w:t>478.02 (-0.48)</w:t>
+              <w:t>478.03 (-0.47)</w:t>
             </w:r>
           </w:p>
         </w:tc>
@@ -3661,7 +3661,7 @@
             </w:pPr>
             <w:r/>
             <w:r>
-              <w:t>0.25 cents</w:t>
+              <w:t>0.50 cents</w:t>
             </w:r>
           </w:p>
         </w:tc>
@@ -3822,7 +3822,7 @@
               <w:rPr>
                 <w:b/>
               </w:rPr>
-              <w:t>667.25</w:t>
+              <w:t>667.00</w:t>
             </w:r>
           </w:p>
         </w:tc>
@@ -3853,7 +3853,7 @@
               <w:rPr>
                 <w:b/>
               </w:rPr>
-              <w:t>667.55 (+0.30)</w:t>
+              <w:t>667.29 (+0.29)</w:t>
             </w:r>
           </w:p>
         </w:tc>
@@ -3881,7 +3881,7 @@
             </w:pPr>
             <w:r/>
             <w:r>
-              <w:t>Bearish (671.31 &lt; 676.21)</w:t>
+              <w:t>Bearish (671.28 &lt; 676.20)</w:t>
             </w:r>
           </w:p>
         </w:tc>
@@ -3909,7 +3909,7 @@
             </w:pPr>
             <w:r/>
             <w:r>
-              <w:t>0.50 cents</w:t>
+              <w:t>0.75 cents</w:t>
             </w:r>
           </w:p>
         </w:tc>
@@ -4559,7 +4559,7 @@
               <w:rPr>
                 <w:b/>
               </w:rPr>
-              <w:t>484.83 - 486.33 cents</w:t>
+              <w:t>484.85 - 486.35 cents</w:t>
             </w:r>
           </w:p>
         </w:tc>
@@ -4590,7 +4590,7 @@
               <w:rPr>
                 <w:b/>
               </w:rPr>
-              <w:t>483.09 cents (Chống quét SL tuyệt đối)</w:t>
+              <w:t>483.05 cents (Chống quét SL tuyệt đối)</w:t>
             </w:r>
           </w:p>
         </w:tc>
@@ -4783,7 +4783,7 @@
               <w:rPr>
                 <w:b/>
               </w:rPr>
-              <w:t>498.91 cents</w:t>
+              <w:t>498.95 cents</w:t>
             </w:r>
           </w:p>
         </w:tc>
@@ -5126,7 +5126,7 @@
                 <w:b/>
                 <w:color w:val="B91C1C"/>
               </w:rPr>
-              <w:t>671.31 - 676.21 cents (Canh bán hồi kỹ thuật H1)</w:t>
+              <w:t>671.28 - 676.20 cents (Canh bán hồi kỹ thuật H1)</w:t>
             </w:r>
           </w:p>
         </w:tc>
@@ -5335,7 +5335,7 @@
               <w:rPr>
                 <w:b/>
               </w:rPr>
-              <w:t>675.15 - 677.15 cents</w:t>
+              <w:t>675.20 - 677.20 cents</w:t>
             </w:r>
           </w:p>
         </w:tc>
@@ -5366,7 +5366,7 @@
               <w:rPr>
                 <w:b/>
               </w:rPr>
-              <w:t>672.94 cents</w:t>
+              <w:t>672.84 cents</w:t>
             </w:r>
           </w:p>
         </w:tc>
@@ -5559,7 +5559,7 @@
               <w:rPr>
                 <w:b/>
               </w:rPr>
-              <w:t>690.06 cents</w:t>
+              <w:t>690.16 cents</w:t>
             </w:r>
           </w:p>
         </w:tc>
@@ -11624,10 +11624,10 @@
         <w:rPr>
           <w:b/>
         </w:rPr>
-        <w:t>`478.02 cents`</w:t>
+        <w:t>`478.03 cents`</w:t>
       </w:r>
       <w:r>
-        <w:t xml:space="preserve"> (-0.48).</w:t>
+        <w:t xml:space="preserve"> (-0.47).</w:t>
       </w:r>
     </w:p>
     <w:p>
@@ -11648,7 +11648,7 @@
         <w:rPr>
           <w:b/>
         </w:rPr>
-        <w:t>`9,620`</w:t>
+        <w:t>`9,869`</w:t>
       </w:r>
       <w:r>
         <w:t xml:space="preserve"> (Chênh lệch: </w:t>
@@ -11657,7 +11657,7 @@
         <w:rPr>
           <w:b/>
         </w:rPr>
-        <w:t>`-558,405`</w:t>
+        <w:t>`-558,156`</w:t>
       </w:r>
       <w:r>
         <w:t xml:space="preserve">) | OI: </w:t>
@@ -11991,7 +11991,7 @@
               <w:rPr>
                 <w:b/>
               </w:rPr>
-              <w:t>105.34</w:t>
+              <w:t>105.47</w:t>
             </w:r>
           </w:p>
         </w:tc>
@@ -12022,7 +12022,7 @@
               <w:rPr>
                 <w:b/>
               </w:rPr>
-              <w:t>-1.23%</w:t>
+              <w:t>-1.11%</w:t>
             </w:r>
           </w:p>
         </w:tc>
@@ -12114,7 +12114,7 @@
               <w:rPr>
                 <w:b/>
               </w:rPr>
-              <w:t>102.42</w:t>
+              <w:t>102.44</w:t>
             </w:r>
           </w:p>
         </w:tc>
@@ -12145,7 +12145,7 @@
               <w:rPr>
                 <w:b/>
               </w:rPr>
-              <w:t>-0.15%</w:t>
+              <w:t>-0.14%</w:t>
             </w:r>
           </w:p>
         </w:tc>
@@ -12799,7 +12799,7 @@
         <w:rPr>
           <w:b/>
         </w:rPr>
-        <w:t>`0.25 cents`</w:t>
+        <w:t>`0.50 cents`</w:t>
       </w:r>
       <w:r>
         <w:t>.</w:t>
@@ -13655,7 +13655,7 @@
         <w:rPr>
           <w:b/>
         </w:rPr>
-        <w:t>`484.83 - 486.33 cents`</w:t>
+        <w:t>`484.85 - 486.35 cents`</w:t>
       </w:r>
       <w:r>
         <w:t xml:space="preserve"> | SL: </w:t>
@@ -13664,7 +13664,7 @@
         <w:rPr>
           <w:b/>
         </w:rPr>
-        <w:t>`483.09 cents (Chống quét SL tuyệt đối)`</w:t>
+        <w:t>`483.05 cents (Chống quét SL tuyệt đối)`</w:t>
       </w:r>
       <w:r>
         <w:t xml:space="preserve"> | TP: </w:t>
@@ -13710,7 +13710,7 @@
         <w:rPr>
           <w:b/>
         </w:rPr>
-        <w:t>`498.91 cents`</w:t>
+        <w:t>`498.95 cents`</w:t>
       </w:r>
       <w:r>
         <w:t xml:space="preserve"> | TP: </w:t>
@@ -21791,7 +21791,7 @@
         <w:t>Giá Chốt Phiên (Close):</w:t>
       </w:r>
       <w:r>
-        <w:t xml:space="preserve"> 667.25 cents | </w:t>
+        <w:t xml:space="preserve"> 667.00 cents | </w:t>
       </w:r>
       <w:r>
         <w:rPr>
@@ -21806,10 +21806,10 @@
         <w:rPr>
           <w:b/>
         </w:rPr>
-        <w:t>`667.55 cents`</w:t>
+        <w:t>`667.29 cents`</w:t>
       </w:r>
       <w:r>
-        <w:t xml:space="preserve"> (+0.30).</w:t>
+        <w:t xml:space="preserve"> (+0.29).</w:t>
       </w:r>
     </w:p>
     <w:p>
@@ -21830,7 +21830,7 @@
         <w:rPr>
           <w:b/>
         </w:rPr>
-        <w:t>`1,834`</w:t>
+        <w:t>`1,940`</w:t>
       </w:r>
       <w:r>
         <w:t xml:space="preserve"> (Chênh lệch: </w:t>
@@ -21839,7 +21839,7 @@
         <w:rPr>
           <w:b/>
         </w:rPr>
-        <w:t>`-105,157`</w:t>
+        <w:t>`-105,051`</w:t>
       </w:r>
       <w:r>
         <w:t xml:space="preserve">) | OI: </w:t>
@@ -21881,7 +21881,7 @@
         <w:rPr>
           <w:b/>
         </w:rPr>
-        <w:t>`Doji (Nến lưỡng lự thế trận)`</w:t>
+        <w:t>`Không phát hiện mô hình nến đặc biệt`</w:t>
       </w:r>
     </w:p>
     <w:p>
@@ -22173,7 +22173,7 @@
               <w:rPr>
                 <w:b/>
               </w:rPr>
-              <w:t>105.34</w:t>
+              <w:t>105.47</w:t>
             </w:r>
           </w:p>
         </w:tc>
@@ -22204,7 +22204,7 @@
               <w:rPr>
                 <w:b/>
               </w:rPr>
-              <w:t>-1.23%</w:t>
+              <w:t>-1.11%</w:t>
             </w:r>
           </w:p>
         </w:tc>
@@ -22296,7 +22296,7 @@
               <w:rPr>
                 <w:b/>
               </w:rPr>
-              <w:t>102.42</w:t>
+              <w:t>102.44</w:t>
             </w:r>
           </w:p>
         </w:tc>
@@ -22327,7 +22327,7 @@
               <w:rPr>
                 <w:b/>
               </w:rPr>
-              <w:t>-0.15%</w:t>
+              <w:t>-0.14%</w:t>
             </w:r>
           </w:p>
         </w:tc>
@@ -22931,7 +22931,7 @@
         <w:t xml:space="preserve"> EMA_21 </w:t>
       </w:r>
       <w:r>
-        <w:t xml:space="preserve"> (671.31) &lt; </w:t>
+        <w:t xml:space="preserve"> (671.28) &lt; </w:t>
       </w:r>
       <w:r>
         <w:rPr>
@@ -22942,7 +22942,7 @@
         <w:t xml:space="preserve"> EMA_50 </w:t>
       </w:r>
       <w:r>
-        <w:t xml:space="preserve"> (676.21).</w:t>
+        <w:t xml:space="preserve"> (676.20).</w:t>
       </w:r>
     </w:p>
     <w:p>
@@ -22963,7 +22963,7 @@
         <w:rPr>
           <w:b/>
         </w:rPr>
-        <w:t>`39.93`</w:t>
+        <w:t>`39.57`</w:t>
       </w:r>
       <w:r>
         <w:t xml:space="preserve"> | ATR (14) = </w:t>
@@ -22981,7 +22981,7 @@
         <w:rPr>
           <w:b/>
         </w:rPr>
-        <w:t>`0.50 cents`</w:t>
+        <w:t>`0.75 cents`</w:t>
       </w:r>
       <w:r>
         <w:t>.</w:t>
@@ -23756,7 +23756,7 @@
           <w:b/>
           <w:color w:val="B91C1C"/>
         </w:rPr>
-        <w:t>`671.31 - 676.21 cents (Canh bán hồi kỹ thuật H1)`</w:t>
+        <w:t>`671.28 - 676.20 cents (Canh bán hồi kỹ thuật H1)`</w:t>
       </w:r>
       <w:r>
         <w:t xml:space="preserve"> | SL: </w:t>
@@ -23827,7 +23827,7 @@
         <w:rPr>
           <w:b/>
         </w:rPr>
-        <w:t>`675.15 - 677.15 cents`</w:t>
+        <w:t>`675.20 - 677.20 cents`</w:t>
       </w:r>
       <w:r>
         <w:t xml:space="preserve"> | SL: </w:t>
@@ -23836,7 +23836,7 @@
         <w:rPr>
           <w:b/>
         </w:rPr>
-        <w:t>`672.94 cents`</w:t>
+        <w:t>`672.84 cents`</w:t>
       </w:r>
       <w:r>
         <w:t xml:space="preserve"> | TP: </w:t>
@@ -23882,7 +23882,7 @@
         <w:rPr>
           <w:b/>
         </w:rPr>
-        <w:t>`690.06 cents`</w:t>
+        <w:t>`690.16 cents`</w:t>
       </w:r>
       <w:r>
         <w:t xml:space="preserve"> | TP: </w:t>
@@ -24338,7 +24338,7 @@
             </w:pPr>
             <w:r/>
             <w:r>
-              <w:t>667.25</w:t>
+              <w:t>667.00</w:t>
             </w:r>
           </w:p>
         </w:tc>
@@ -24366,7 +24366,7 @@
             </w:pPr>
             <w:r/>
             <w:r>
-              <w:t>678.50</w:t>
+              <w:t>678.25</w:t>
             </w:r>
           </w:p>
         </w:tc>
@@ -24394,7 +24394,7 @@
             </w:pPr>
             <w:r/>
             <w:r>
-              <w:t>661.75</w:t>
+              <w:t>661.50</w:t>
             </w:r>
           </w:p>
         </w:tc>
@@ -24425,7 +24425,7 @@
               <w:rPr>
                 <w:b/>
               </w:rPr>
-              <w:t>666.50</w:t>
+              <w:t>666.25</w:t>
             </w:r>
           </w:p>
         </w:tc>
@@ -24573,7 +24573,7 @@
             </w:pPr>
             <w:r/>
             <w:r>
-              <w:t>666.50</w:t>
+              <w:t>666.25</w:t>
             </w:r>
           </w:p>
         </w:tc>
@@ -24601,7 +24601,7 @@
             </w:pPr>
             <w:r/>
             <w:r>
-              <w:t>674.00</w:t>
+              <w:t>673.75</w:t>
             </w:r>
           </w:p>
         </w:tc>
@@ -24629,7 +24629,7 @@
             </w:pPr>
             <w:r/>
             <w:r>
-              <w:t>660.50</w:t>
+              <w:t>660.25</w:t>
             </w:r>
           </w:p>
         </w:tc>
@@ -24660,7 +24660,7 @@
               <w:rPr>
                 <w:b/>
               </w:rPr>
-              <w:t>666.00</w:t>
+              <w:t>665.75</w:t>
             </w:r>
           </w:p>
         </w:tc>
@@ -24808,7 +24808,7 @@
             </w:pPr>
             <w:r/>
             <w:r>
-              <w:t>666.00</w:t>
+              <w:t>665.75</w:t>
             </w:r>
           </w:p>
         </w:tc>
@@ -24836,7 +24836,7 @@
             </w:pPr>
             <w:r/>
             <w:r>
-              <w:t>679.75</w:t>
+              <w:t>679.50</w:t>
             </w:r>
           </w:p>
         </w:tc>
@@ -24864,7 +24864,7 @@
             </w:pPr>
             <w:r/>
             <w:r>
-              <w:t>651.25</w:t>
+              <w:t>651.00</w:t>
             </w:r>
           </w:p>
         </w:tc>
@@ -24895,7 +24895,7 @@
               <w:rPr>
                 <w:b/>
               </w:rPr>
-              <w:t>668.00</w:t>
+              <w:t>667.75</w:t>
             </w:r>
           </w:p>
         </w:tc>
@@ -25043,7 +25043,7 @@
             </w:pPr>
             <w:r/>
             <w:r>
-              <w:t>668.00</w:t>
+              <w:t>667.75</w:t>
             </w:r>
           </w:p>
         </w:tc>
@@ -25071,7 +25071,7 @@
             </w:pPr>
             <w:r/>
             <w:r>
-              <w:t>681.25</w:t>
+              <w:t>681.00</w:t>
             </w:r>
           </w:p>
         </w:tc>
@@ -25099,7 +25099,7 @@
             </w:pPr>
             <w:r/>
             <w:r>
-              <w:t>659.75</w:t>
+              <w:t>659.50</w:t>
             </w:r>
           </w:p>
         </w:tc>
@@ -25130,7 +25130,7 @@
               <w:rPr>
                 <w:b/>
               </w:rPr>
-              <w:t>669.25</w:t>
+              <w:t>669.00</w:t>
             </w:r>
           </w:p>
         </w:tc>
@@ -25278,7 +25278,7 @@
             </w:pPr>
             <w:r/>
             <w:r>
-              <w:t>669.25</w:t>
+              <w:t>669.00</w:t>
             </w:r>
           </w:p>
         </w:tc>
@@ -25306,7 +25306,7 @@
             </w:pPr>
             <w:r/>
             <w:r>
-              <w:t>685.75</w:t>
+              <w:t>685.50</w:t>
             </w:r>
           </w:p>
         </w:tc>
@@ -25334,7 +25334,7 @@
             </w:pPr>
             <w:r/>
             <w:r>
-              <w:t>658.75</w:t>
+              <w:t>658.50</w:t>
             </w:r>
           </w:p>
         </w:tc>
@@ -25365,7 +25365,7 @@
               <w:rPr>
                 <w:b/>
               </w:rPr>
-              <w:t>673.75</w:t>
+              <w:t>673.50</w:t>
             </w:r>
           </w:p>
         </w:tc>
@@ -25513,7 +25513,7 @@
             </w:pPr>
             <w:r/>
             <w:r>
-              <w:t>673.75</w:t>
+              <w:t>673.50</w:t>
             </w:r>
           </w:p>
         </w:tc>
@@ -25541,7 +25541,7 @@
             </w:pPr>
             <w:r/>
             <w:r>
-              <w:t>681.50</w:t>
+              <w:t>681.25</w:t>
             </w:r>
           </w:p>
         </w:tc>
@@ -25569,7 +25569,7 @@
             </w:pPr>
             <w:r/>
             <w:r>
-              <w:t>662.75</w:t>
+              <w:t>662.50</w:t>
             </w:r>
           </w:p>
         </w:tc>
@@ -25600,7 +25600,7 @@
               <w:rPr>
                 <w:b/>
               </w:rPr>
-              <w:t>675.00</w:t>
+              <w:t>674.75</w:t>
             </w:r>
           </w:p>
         </w:tc>
@@ -25748,7 +25748,7 @@
             </w:pPr>
             <w:r/>
             <w:r>
-              <w:t>675.00</w:t>
+              <w:t>674.75</w:t>
             </w:r>
           </w:p>
         </w:tc>
@@ -25776,7 +25776,7 @@
             </w:pPr>
             <w:r/>
             <w:r>
-              <w:t>683.25</w:t>
+              <w:t>683.00</w:t>
             </w:r>
           </w:p>
         </w:tc>
@@ -25804,7 +25804,7 @@
             </w:pPr>
             <w:r/>
             <w:r>
-              <w:t>664.50</w:t>
+              <w:t>664.25</w:t>
             </w:r>
           </w:p>
         </w:tc>
@@ -25835,7 +25835,7 @@
               <w:rPr>
                 <w:b/>
               </w:rPr>
-              <w:t>676.75</w:t>
+              <w:t>676.50</w:t>
             </w:r>
           </w:p>
         </w:tc>
@@ -25983,7 +25983,7 @@
             </w:pPr>
             <w:r/>
             <w:r>
-              <w:t>676.75</w:t>
+              <w:t>676.50</w:t>
             </w:r>
           </w:p>
         </w:tc>
@@ -26011,7 +26011,7 @@
             </w:pPr>
             <w:r/>
             <w:r>
-              <w:t>689.00</w:t>
+              <w:t>688.75</w:t>
             </w:r>
           </w:p>
         </w:tc>
@@ -26039,7 +26039,7 @@
             </w:pPr>
             <w:r/>
             <w:r>
-              <w:t>667.00</w:t>
+              <w:t>666.75</w:t>
             </w:r>
           </w:p>
         </w:tc>
@@ -26070,7 +26070,7 @@
               <w:rPr>
                 <w:b/>
               </w:rPr>
-              <w:t>675.75</w:t>
+              <w:t>675.50</w:t>
             </w:r>
           </w:p>
         </w:tc>
@@ -26218,7 +26218,7 @@
             </w:pPr>
             <w:r/>
             <w:r>
-              <w:t>675.75</w:t>
+              <w:t>675.50</w:t>
             </w:r>
           </w:p>
         </w:tc>
@@ -26246,7 +26246,7 @@
             </w:pPr>
             <w:r/>
             <w:r>
-              <w:t>686.25</w:t>
+              <w:t>686.00</w:t>
             </w:r>
           </w:p>
         </w:tc>
@@ -26274,7 +26274,7 @@
             </w:pPr>
             <w:r/>
             <w:r>
-              <w:t>661.00</w:t>
+              <w:t>660.75</w:t>
             </w:r>
           </w:p>
         </w:tc>
@@ -26305,7 +26305,7 @@
               <w:rPr>
                 <w:b/>
               </w:rPr>
-              <w:t>678.00</w:t>
+              <w:t>677.75</w:t>
             </w:r>
           </w:p>
         </w:tc>
@@ -26453,7 +26453,7 @@
             </w:pPr>
             <w:r/>
             <w:r>
-              <w:t>678.00</w:t>
+              <w:t>677.75</w:t>
             </w:r>
           </w:p>
         </w:tc>
@@ -26481,7 +26481,7 @@
             </w:pPr>
             <w:r/>
             <w:r>
-              <w:t>688.50</w:t>
+              <w:t>688.25</w:t>
             </w:r>
           </w:p>
         </w:tc>
@@ -26509,7 +26509,7 @@
             </w:pPr>
             <w:r/>
             <w:r>
-              <w:t>671.75</w:t>
+              <w:t>671.50</w:t>
             </w:r>
           </w:p>
         </w:tc>
@@ -26540,7 +26540,7 @@
               <w:rPr>
                 <w:b/>
               </w:rPr>
-              <w:t>678.75</w:t>
+              <w:t>678.50</w:t>
             </w:r>
           </w:p>
         </w:tc>
@@ -26688,7 +26688,7 @@
             </w:pPr>
             <w:r/>
             <w:r>
-              <w:t>678.75</w:t>
+              <w:t>678.50</w:t>
             </w:r>
           </w:p>
         </w:tc>
@@ -26716,7 +26716,7 @@
             </w:pPr>
             <w:r/>
             <w:r>
-              <w:t>693.00</w:t>
+              <w:t>692.75</w:t>
             </w:r>
           </w:p>
         </w:tc>
@@ -26744,7 +26744,7 @@
             </w:pPr>
             <w:r/>
             <w:r>
-              <w:t>664.00</w:t>
+              <w:t>663.75</w:t>
             </w:r>
           </w:p>
         </w:tc>
@@ -26752,6 +26752,241 @@
           <w:tcPr>
             <w:tcW w:type="dxa" w:w="1728"/>
             <w:shd w:fill="F8FAFC"/>
+            <w:tcMar>
+              <w:top w:w="100" w:type="dxa"/>
+              <w:bottom w:w="100" w:type="dxa"/>
+              <w:left w:w="120" w:type="dxa"/>
+              <w:right w:w="120" w:type="dxa"/>
+            </w:tcMar>
+            <w:tcBorders>
+              <w:top w:val="single" w:sz="4" w:space="0" w:color="CCCCCC"/>
+              <w:bottom w:val="single" w:sz="4" w:space="0" w:color="CCCCCC"/>
+              <w:left w:val="single" w:sz="4" w:space="0" w:color="CCCCCC"/>
+              <w:right w:val="single" w:sz="4" w:space="0" w:color="CCCCCC"/>
+            </w:tcBorders>
+          </w:tcPr>
+          <w:p>
+            <w:pPr>
+              <w:spacing w:before="60" w:after="60" w:line="252" w:lineRule="auto"/>
+              <w:jc w:val="left"/>
+            </w:pPr>
+            <w:r/>
+            <w:r>
+              <w:rPr>
+                <w:b/>
+              </w:rPr>
+              <w:t>680.50</w:t>
+            </w:r>
+          </w:p>
+        </w:tc>
+        <w:tc>
+          <w:tcPr>
+            <w:tcW w:type="dxa" w:w="3456"/>
+            <w:shd w:fill="F8FAFC"/>
+            <w:tcMar>
+              <w:top w:w="100" w:type="dxa"/>
+              <w:bottom w:w="100" w:type="dxa"/>
+              <w:left w:w="120" w:type="dxa"/>
+              <w:right w:w="120" w:type="dxa"/>
+            </w:tcMar>
+            <w:tcBorders>
+              <w:top w:val="single" w:sz="4" w:space="0" w:color="CCCCCC"/>
+              <w:bottom w:val="single" w:sz="4" w:space="0" w:color="CCCCCC"/>
+              <w:left w:val="single" w:sz="4" w:space="0" w:color="CCCCCC"/>
+              <w:right w:val="single" w:sz="4" w:space="0" w:color="CCCCCC"/>
+            </w:tcBorders>
+          </w:tcPr>
+          <w:p>
+            <w:pPr>
+              <w:spacing w:before="60" w:after="60" w:line="252" w:lineRule="auto"/>
+              <w:jc w:val="left"/>
+            </w:pPr>
+            <w:r/>
+            <w:r>
+              <w:rPr>
+                <w:b/>
+              </w:rPr>
+              <w:t>+2.00</w:t>
+            </w:r>
+          </w:p>
+        </w:tc>
+        <w:tc>
+          <w:tcPr>
+            <w:tcW w:type="dxa" w:w="1440"/>
+            <w:shd w:fill="F8FAFC"/>
+            <w:tcMar>
+              <w:top w:w="100" w:type="dxa"/>
+              <w:bottom w:w="100" w:type="dxa"/>
+              <w:left w:w="120" w:type="dxa"/>
+              <w:right w:w="120" w:type="dxa"/>
+            </w:tcMar>
+            <w:tcBorders>
+              <w:top w:val="single" w:sz="4" w:space="0" w:color="CCCCCC"/>
+              <w:bottom w:val="single" w:sz="4" w:space="0" w:color="CCCCCC"/>
+              <w:left w:val="single" w:sz="4" w:space="0" w:color="CCCCCC"/>
+              <w:right w:val="single" w:sz="4" w:space="0" w:color="CCCCCC"/>
+            </w:tcBorders>
+          </w:tcPr>
+          <w:p>
+            <w:pPr>
+              <w:spacing w:before="60" w:after="60" w:line="252" w:lineRule="auto"/>
+              <w:jc w:val="left"/>
+            </w:pPr>
+            <w:r/>
+            <w:r>
+              <w:t>BULL</w:t>
+            </w:r>
+          </w:p>
+        </w:tc>
+      </w:tr>
+      <w:tr>
+        <w:tc>
+          <w:tcPr>
+            <w:tcW w:type="dxa" w:w="1584"/>
+            <w:shd w:fill="FFFFFF"/>
+            <w:tcMar>
+              <w:top w:w="100" w:type="dxa"/>
+              <w:bottom w:w="100" w:type="dxa"/>
+              <w:left w:w="120" w:type="dxa"/>
+              <w:right w:w="120" w:type="dxa"/>
+            </w:tcMar>
+            <w:tcBorders>
+              <w:top w:val="single" w:sz="4" w:space="0" w:color="CCCCCC"/>
+              <w:bottom w:val="single" w:sz="4" w:space="0" w:color="CCCCCC"/>
+              <w:left w:val="single" w:sz="4" w:space="0" w:color="CCCCCC"/>
+              <w:right w:val="single" w:sz="4" w:space="0" w:color="CCCCCC"/>
+            </w:tcBorders>
+          </w:tcPr>
+          <w:p>
+            <w:pPr>
+              <w:spacing w:before="60" w:after="60" w:line="252" w:lineRule="auto"/>
+              <w:jc w:val="left"/>
+            </w:pPr>
+            <w:r/>
+            <w:r>
+              <w:rPr>
+                <w:b/>
+              </w:rPr>
+              <w:t>Tue 13/10</w:t>
+            </w:r>
+          </w:p>
+        </w:tc>
+        <w:tc>
+          <w:tcPr>
+            <w:tcW w:type="dxa" w:w="864"/>
+            <w:shd w:fill="FFFFFF"/>
+            <w:tcMar>
+              <w:top w:w="100" w:type="dxa"/>
+              <w:bottom w:w="100" w:type="dxa"/>
+              <w:left w:w="120" w:type="dxa"/>
+              <w:right w:w="120" w:type="dxa"/>
+            </w:tcMar>
+            <w:tcBorders>
+              <w:top w:val="single" w:sz="4" w:space="0" w:color="CCCCCC"/>
+              <w:bottom w:val="single" w:sz="4" w:space="0" w:color="CCCCCC"/>
+              <w:left w:val="single" w:sz="4" w:space="0" w:color="CCCCCC"/>
+              <w:right w:val="single" w:sz="4" w:space="0" w:color="CCCCCC"/>
+            </w:tcBorders>
+          </w:tcPr>
+          <w:p>
+            <w:pPr>
+              <w:spacing w:before="60" w:after="60" w:line="252" w:lineRule="auto"/>
+              <w:jc w:val="left"/>
+            </w:pPr>
+            <w:r/>
+            <w:r>
+              <w:t>NY Close 23-01</w:t>
+            </w:r>
+          </w:p>
+        </w:tc>
+        <w:tc>
+          <w:tcPr>
+            <w:tcW w:type="dxa" w:w="1440"/>
+            <w:shd w:fill="FFFFFF"/>
+            <w:tcMar>
+              <w:top w:w="100" w:type="dxa"/>
+              <w:bottom w:w="100" w:type="dxa"/>
+              <w:left w:w="120" w:type="dxa"/>
+              <w:right w:w="120" w:type="dxa"/>
+            </w:tcMar>
+            <w:tcBorders>
+              <w:top w:val="single" w:sz="4" w:space="0" w:color="CCCCCC"/>
+              <w:bottom w:val="single" w:sz="4" w:space="0" w:color="CCCCCC"/>
+              <w:left w:val="single" w:sz="4" w:space="0" w:color="CCCCCC"/>
+              <w:right w:val="single" w:sz="4" w:space="0" w:color="CCCCCC"/>
+            </w:tcBorders>
+          </w:tcPr>
+          <w:p>
+            <w:pPr>
+              <w:spacing w:before="60" w:after="60" w:line="252" w:lineRule="auto"/>
+              <w:jc w:val="left"/>
+            </w:pPr>
+            <w:r/>
+            <w:r>
+              <w:t>680.50</w:t>
+            </w:r>
+          </w:p>
+        </w:tc>
+        <w:tc>
+          <w:tcPr>
+            <w:tcW w:type="dxa" w:w="2016"/>
+            <w:shd w:fill="FFFFFF"/>
+            <w:tcMar>
+              <w:top w:w="100" w:type="dxa"/>
+              <w:bottom w:w="100" w:type="dxa"/>
+              <w:left w:w="120" w:type="dxa"/>
+              <w:right w:w="120" w:type="dxa"/>
+            </w:tcMar>
+            <w:tcBorders>
+              <w:top w:val="single" w:sz="4" w:space="0" w:color="CCCCCC"/>
+              <w:bottom w:val="single" w:sz="4" w:space="0" w:color="CCCCCC"/>
+              <w:left w:val="single" w:sz="4" w:space="0" w:color="CCCCCC"/>
+              <w:right w:val="single" w:sz="4" w:space="0" w:color="CCCCCC"/>
+            </w:tcBorders>
+          </w:tcPr>
+          <w:p>
+            <w:pPr>
+              <w:spacing w:before="60" w:after="60" w:line="252" w:lineRule="auto"/>
+              <w:jc w:val="left"/>
+            </w:pPr>
+            <w:r/>
+            <w:r>
+              <w:t>687.00</w:t>
+            </w:r>
+          </w:p>
+        </w:tc>
+        <w:tc>
+          <w:tcPr>
+            <w:tcW w:type="dxa" w:w="1152"/>
+            <w:shd w:fill="FFFFFF"/>
+            <w:tcMar>
+              <w:top w:w="100" w:type="dxa"/>
+              <w:bottom w:w="100" w:type="dxa"/>
+              <w:left w:w="120" w:type="dxa"/>
+              <w:right w:w="120" w:type="dxa"/>
+            </w:tcMar>
+            <w:tcBorders>
+              <w:top w:val="single" w:sz="4" w:space="0" w:color="CCCCCC"/>
+              <w:bottom w:val="single" w:sz="4" w:space="0" w:color="CCCCCC"/>
+              <w:left w:val="single" w:sz="4" w:space="0" w:color="CCCCCC"/>
+              <w:right w:val="single" w:sz="4" w:space="0" w:color="CCCCCC"/>
+            </w:tcBorders>
+          </w:tcPr>
+          <w:p>
+            <w:pPr>
+              <w:spacing w:before="60" w:after="60" w:line="252" w:lineRule="auto"/>
+              <w:jc w:val="left"/>
+            </w:pPr>
+            <w:r/>
+            <w:r>
+              <w:t>673.75</w:t>
+            </w:r>
+          </w:p>
+        </w:tc>
+        <w:tc>
+          <w:tcPr>
+            <w:tcW w:type="dxa" w:w="1728"/>
+            <w:shd w:fill="FFFFFF"/>
             <w:tcMar>
               <w:top w:w="100" w:type="dxa"/>
               <w:bottom w:w="100" w:type="dxa"/>
@@ -26782,241 +27017,6 @@
         <w:tc>
           <w:tcPr>
             <w:tcW w:type="dxa" w:w="3456"/>
-            <w:shd w:fill="F8FAFC"/>
-            <w:tcMar>
-              <w:top w:w="100" w:type="dxa"/>
-              <w:bottom w:w="100" w:type="dxa"/>
-              <w:left w:w="120" w:type="dxa"/>
-              <w:right w:w="120" w:type="dxa"/>
-            </w:tcMar>
-            <w:tcBorders>
-              <w:top w:val="single" w:sz="4" w:space="0" w:color="CCCCCC"/>
-              <w:bottom w:val="single" w:sz="4" w:space="0" w:color="CCCCCC"/>
-              <w:left w:val="single" w:sz="4" w:space="0" w:color="CCCCCC"/>
-              <w:right w:val="single" w:sz="4" w:space="0" w:color="CCCCCC"/>
-            </w:tcBorders>
-          </w:tcPr>
-          <w:p>
-            <w:pPr>
-              <w:spacing w:before="60" w:after="60" w:line="252" w:lineRule="auto"/>
-              <w:jc w:val="left"/>
-            </w:pPr>
-            <w:r/>
-            <w:r>
-              <w:rPr>
-                <w:b/>
-              </w:rPr>
-              <w:t>+2.00</w:t>
-            </w:r>
-          </w:p>
-        </w:tc>
-        <w:tc>
-          <w:tcPr>
-            <w:tcW w:type="dxa" w:w="1440"/>
-            <w:shd w:fill="F8FAFC"/>
-            <w:tcMar>
-              <w:top w:w="100" w:type="dxa"/>
-              <w:bottom w:w="100" w:type="dxa"/>
-              <w:left w:w="120" w:type="dxa"/>
-              <w:right w:w="120" w:type="dxa"/>
-            </w:tcMar>
-            <w:tcBorders>
-              <w:top w:val="single" w:sz="4" w:space="0" w:color="CCCCCC"/>
-              <w:bottom w:val="single" w:sz="4" w:space="0" w:color="CCCCCC"/>
-              <w:left w:val="single" w:sz="4" w:space="0" w:color="CCCCCC"/>
-              <w:right w:val="single" w:sz="4" w:space="0" w:color="CCCCCC"/>
-            </w:tcBorders>
-          </w:tcPr>
-          <w:p>
-            <w:pPr>
-              <w:spacing w:before="60" w:after="60" w:line="252" w:lineRule="auto"/>
-              <w:jc w:val="left"/>
-            </w:pPr>
-            <w:r/>
-            <w:r>
-              <w:t>BULL</w:t>
-            </w:r>
-          </w:p>
-        </w:tc>
-      </w:tr>
-      <w:tr>
-        <w:tc>
-          <w:tcPr>
-            <w:tcW w:type="dxa" w:w="1584"/>
-            <w:shd w:fill="FFFFFF"/>
-            <w:tcMar>
-              <w:top w:w="100" w:type="dxa"/>
-              <w:bottom w:w="100" w:type="dxa"/>
-              <w:left w:w="120" w:type="dxa"/>
-              <w:right w:w="120" w:type="dxa"/>
-            </w:tcMar>
-            <w:tcBorders>
-              <w:top w:val="single" w:sz="4" w:space="0" w:color="CCCCCC"/>
-              <w:bottom w:val="single" w:sz="4" w:space="0" w:color="CCCCCC"/>
-              <w:left w:val="single" w:sz="4" w:space="0" w:color="CCCCCC"/>
-              <w:right w:val="single" w:sz="4" w:space="0" w:color="CCCCCC"/>
-            </w:tcBorders>
-          </w:tcPr>
-          <w:p>
-            <w:pPr>
-              <w:spacing w:before="60" w:after="60" w:line="252" w:lineRule="auto"/>
-              <w:jc w:val="left"/>
-            </w:pPr>
-            <w:r/>
-            <w:r>
-              <w:rPr>
-                <w:b/>
-              </w:rPr>
-              <w:t>Tue 13/10</w:t>
-            </w:r>
-          </w:p>
-        </w:tc>
-        <w:tc>
-          <w:tcPr>
-            <w:tcW w:type="dxa" w:w="864"/>
-            <w:shd w:fill="FFFFFF"/>
-            <w:tcMar>
-              <w:top w:w="100" w:type="dxa"/>
-              <w:bottom w:w="100" w:type="dxa"/>
-              <w:left w:w="120" w:type="dxa"/>
-              <w:right w:w="120" w:type="dxa"/>
-            </w:tcMar>
-            <w:tcBorders>
-              <w:top w:val="single" w:sz="4" w:space="0" w:color="CCCCCC"/>
-              <w:bottom w:val="single" w:sz="4" w:space="0" w:color="CCCCCC"/>
-              <w:left w:val="single" w:sz="4" w:space="0" w:color="CCCCCC"/>
-              <w:right w:val="single" w:sz="4" w:space="0" w:color="CCCCCC"/>
-            </w:tcBorders>
-          </w:tcPr>
-          <w:p>
-            <w:pPr>
-              <w:spacing w:before="60" w:after="60" w:line="252" w:lineRule="auto"/>
-              <w:jc w:val="left"/>
-            </w:pPr>
-            <w:r/>
-            <w:r>
-              <w:t>NY Close 23-01</w:t>
-            </w:r>
-          </w:p>
-        </w:tc>
-        <w:tc>
-          <w:tcPr>
-            <w:tcW w:type="dxa" w:w="1440"/>
-            <w:shd w:fill="FFFFFF"/>
-            <w:tcMar>
-              <w:top w:w="100" w:type="dxa"/>
-              <w:bottom w:w="100" w:type="dxa"/>
-              <w:left w:w="120" w:type="dxa"/>
-              <w:right w:w="120" w:type="dxa"/>
-            </w:tcMar>
-            <w:tcBorders>
-              <w:top w:val="single" w:sz="4" w:space="0" w:color="CCCCCC"/>
-              <w:bottom w:val="single" w:sz="4" w:space="0" w:color="CCCCCC"/>
-              <w:left w:val="single" w:sz="4" w:space="0" w:color="CCCCCC"/>
-              <w:right w:val="single" w:sz="4" w:space="0" w:color="CCCCCC"/>
-            </w:tcBorders>
-          </w:tcPr>
-          <w:p>
-            <w:pPr>
-              <w:spacing w:before="60" w:after="60" w:line="252" w:lineRule="auto"/>
-              <w:jc w:val="left"/>
-            </w:pPr>
-            <w:r/>
-            <w:r>
-              <w:t>680.75</w:t>
-            </w:r>
-          </w:p>
-        </w:tc>
-        <w:tc>
-          <w:tcPr>
-            <w:tcW w:type="dxa" w:w="2016"/>
-            <w:shd w:fill="FFFFFF"/>
-            <w:tcMar>
-              <w:top w:w="100" w:type="dxa"/>
-              <w:bottom w:w="100" w:type="dxa"/>
-              <w:left w:w="120" w:type="dxa"/>
-              <w:right w:w="120" w:type="dxa"/>
-            </w:tcMar>
-            <w:tcBorders>
-              <w:top w:val="single" w:sz="4" w:space="0" w:color="CCCCCC"/>
-              <w:bottom w:val="single" w:sz="4" w:space="0" w:color="CCCCCC"/>
-              <w:left w:val="single" w:sz="4" w:space="0" w:color="CCCCCC"/>
-              <w:right w:val="single" w:sz="4" w:space="0" w:color="CCCCCC"/>
-            </w:tcBorders>
-          </w:tcPr>
-          <w:p>
-            <w:pPr>
-              <w:spacing w:before="60" w:after="60" w:line="252" w:lineRule="auto"/>
-              <w:jc w:val="left"/>
-            </w:pPr>
-            <w:r/>
-            <w:r>
-              <w:t>687.25</w:t>
-            </w:r>
-          </w:p>
-        </w:tc>
-        <w:tc>
-          <w:tcPr>
-            <w:tcW w:type="dxa" w:w="1152"/>
-            <w:shd w:fill="FFFFFF"/>
-            <w:tcMar>
-              <w:top w:w="100" w:type="dxa"/>
-              <w:bottom w:w="100" w:type="dxa"/>
-              <w:left w:w="120" w:type="dxa"/>
-              <w:right w:w="120" w:type="dxa"/>
-            </w:tcMar>
-            <w:tcBorders>
-              <w:top w:val="single" w:sz="4" w:space="0" w:color="CCCCCC"/>
-              <w:bottom w:val="single" w:sz="4" w:space="0" w:color="CCCCCC"/>
-              <w:left w:val="single" w:sz="4" w:space="0" w:color="CCCCCC"/>
-              <w:right w:val="single" w:sz="4" w:space="0" w:color="CCCCCC"/>
-            </w:tcBorders>
-          </w:tcPr>
-          <w:p>
-            <w:pPr>
-              <w:spacing w:before="60" w:after="60" w:line="252" w:lineRule="auto"/>
-              <w:jc w:val="left"/>
-            </w:pPr>
-            <w:r/>
-            <w:r>
-              <w:t>674.00</w:t>
-            </w:r>
-          </w:p>
-        </w:tc>
-        <w:tc>
-          <w:tcPr>
-            <w:tcW w:type="dxa" w:w="1728"/>
-            <w:shd w:fill="FFFFFF"/>
-            <w:tcMar>
-              <w:top w:w="100" w:type="dxa"/>
-              <w:bottom w:w="100" w:type="dxa"/>
-              <w:left w:w="120" w:type="dxa"/>
-              <w:right w:w="120" w:type="dxa"/>
-            </w:tcMar>
-            <w:tcBorders>
-              <w:top w:val="single" w:sz="4" w:space="0" w:color="CCCCCC"/>
-              <w:bottom w:val="single" w:sz="4" w:space="0" w:color="CCCCCC"/>
-              <w:left w:val="single" w:sz="4" w:space="0" w:color="CCCCCC"/>
-              <w:right w:val="single" w:sz="4" w:space="0" w:color="CCCCCC"/>
-            </w:tcBorders>
-          </w:tcPr>
-          <w:p>
-            <w:pPr>
-              <w:spacing w:before="60" w:after="60" w:line="252" w:lineRule="auto"/>
-              <w:jc w:val="left"/>
-            </w:pPr>
-            <w:r/>
-            <w:r>
-              <w:rPr>
-                <w:b/>
-              </w:rPr>
-              <w:t>681.00</w:t>
-            </w:r>
-          </w:p>
-        </w:tc>
-        <w:tc>
-          <w:tcPr>
-            <w:tcW w:type="dxa" w:w="3456"/>
             <w:shd w:fill="FFFFFF"/>
             <w:tcMar>
               <w:top w:w="100" w:type="dxa"/>
@@ -27158,7 +27158,7 @@
             </w:pPr>
             <w:r/>
             <w:r>
-              <w:t>681.00</w:t>
+              <w:t>680.75</w:t>
             </w:r>
           </w:p>
         </w:tc>
@@ -27186,7 +27186,7 @@
             </w:pPr>
             <w:r/>
             <w:r>
-              <w:t>691.25</w:t>
+              <w:t>691.00</w:t>
             </w:r>
           </w:p>
         </w:tc>
@@ -27214,7 +27214,1417 @@
             </w:pPr>
             <w:r/>
             <w:r>
-              <w:t>673.00</w:t>
+              <w:t>672.75</w:t>
+            </w:r>
+          </w:p>
+        </w:tc>
+        <w:tc>
+          <w:tcPr>
+            <w:tcW w:type="dxa" w:w="1728"/>
+            <w:shd w:fill="F8FAFC"/>
+            <w:tcMar>
+              <w:top w:w="100" w:type="dxa"/>
+              <w:bottom w:w="100" w:type="dxa"/>
+              <w:left w:w="120" w:type="dxa"/>
+              <w:right w:w="120" w:type="dxa"/>
+            </w:tcMar>
+            <w:tcBorders>
+              <w:top w:val="single" w:sz="4" w:space="0" w:color="CCCCCC"/>
+              <w:bottom w:val="single" w:sz="4" w:space="0" w:color="CCCCCC"/>
+              <w:left w:val="single" w:sz="4" w:space="0" w:color="CCCCCC"/>
+              <w:right w:val="single" w:sz="4" w:space="0" w:color="CCCCCC"/>
+            </w:tcBorders>
+          </w:tcPr>
+          <w:p>
+            <w:pPr>
+              <w:spacing w:before="60" w:after="60" w:line="252" w:lineRule="auto"/>
+              <w:jc w:val="left"/>
+            </w:pPr>
+            <w:r/>
+            <w:r>
+              <w:rPr>
+                <w:b/>
+              </w:rPr>
+              <w:t>681.25</w:t>
+            </w:r>
+          </w:p>
+        </w:tc>
+        <w:tc>
+          <w:tcPr>
+            <w:tcW w:type="dxa" w:w="3456"/>
+            <w:shd w:fill="F8FAFC"/>
+            <w:tcMar>
+              <w:top w:w="100" w:type="dxa"/>
+              <w:bottom w:w="100" w:type="dxa"/>
+              <w:left w:w="120" w:type="dxa"/>
+              <w:right w:w="120" w:type="dxa"/>
+            </w:tcMar>
+            <w:tcBorders>
+              <w:top w:val="single" w:sz="4" w:space="0" w:color="CCCCCC"/>
+              <w:bottom w:val="single" w:sz="4" w:space="0" w:color="CCCCCC"/>
+              <w:left w:val="single" w:sz="4" w:space="0" w:color="CCCCCC"/>
+              <w:right w:val="single" w:sz="4" w:space="0" w:color="CCCCCC"/>
+            </w:tcBorders>
+          </w:tcPr>
+          <w:p>
+            <w:pPr>
+              <w:spacing w:before="60" w:after="60" w:line="252" w:lineRule="auto"/>
+              <w:jc w:val="left"/>
+            </w:pPr>
+            <w:r/>
+            <w:r>
+              <w:rPr>
+                <w:b/>
+              </w:rPr>
+              <w:t>+0.50</w:t>
+            </w:r>
+          </w:p>
+        </w:tc>
+        <w:tc>
+          <w:tcPr>
+            <w:tcW w:type="dxa" w:w="1440"/>
+            <w:shd w:fill="F8FAFC"/>
+            <w:tcMar>
+              <w:top w:w="100" w:type="dxa"/>
+              <w:bottom w:w="100" w:type="dxa"/>
+              <w:left w:w="120" w:type="dxa"/>
+              <w:right w:w="120" w:type="dxa"/>
+            </w:tcMar>
+            <w:tcBorders>
+              <w:top w:val="single" w:sz="4" w:space="0" w:color="CCCCCC"/>
+              <w:bottom w:val="single" w:sz="4" w:space="0" w:color="CCCCCC"/>
+              <w:left w:val="single" w:sz="4" w:space="0" w:color="CCCCCC"/>
+              <w:right w:val="single" w:sz="4" w:space="0" w:color="CCCCCC"/>
+            </w:tcBorders>
+          </w:tcPr>
+          <w:p>
+            <w:pPr>
+              <w:spacing w:before="60" w:after="60" w:line="252" w:lineRule="auto"/>
+              <w:jc w:val="left"/>
+            </w:pPr>
+            <w:r/>
+            <w:r>
+              <w:t>BULL</w:t>
+            </w:r>
+          </w:p>
+        </w:tc>
+      </w:tr>
+      <w:tr>
+        <w:tc>
+          <w:tcPr>
+            <w:tcW w:type="dxa" w:w="1584"/>
+            <w:shd w:fill="FFFFFF"/>
+            <w:tcMar>
+              <w:top w:w="100" w:type="dxa"/>
+              <w:bottom w:w="100" w:type="dxa"/>
+              <w:left w:w="120" w:type="dxa"/>
+              <w:right w:w="120" w:type="dxa"/>
+            </w:tcMar>
+            <w:tcBorders>
+              <w:top w:val="single" w:sz="4" w:space="0" w:color="CCCCCC"/>
+              <w:bottom w:val="single" w:sz="4" w:space="0" w:color="CCCCCC"/>
+              <w:left w:val="single" w:sz="4" w:space="0" w:color="CCCCCC"/>
+              <w:right w:val="single" w:sz="4" w:space="0" w:color="CCCCCC"/>
+            </w:tcBorders>
+          </w:tcPr>
+          <w:p>
+            <w:pPr>
+              <w:spacing w:before="60" w:after="60" w:line="252" w:lineRule="auto"/>
+              <w:jc w:val="left"/>
+            </w:pPr>
+            <w:r/>
+            <w:r>
+              <w:rPr>
+                <w:b/>
+              </w:rPr>
+              <w:t>Wed 14/10</w:t>
+            </w:r>
+          </w:p>
+        </w:tc>
+        <w:tc>
+          <w:tcPr>
+            <w:tcW w:type="dxa" w:w="864"/>
+            <w:shd w:fill="FFFFFF"/>
+            <w:tcMar>
+              <w:top w:w="100" w:type="dxa"/>
+              <w:bottom w:w="100" w:type="dxa"/>
+              <w:left w:w="120" w:type="dxa"/>
+              <w:right w:w="120" w:type="dxa"/>
+            </w:tcMar>
+            <w:tcBorders>
+              <w:top w:val="single" w:sz="4" w:space="0" w:color="CCCCCC"/>
+              <w:bottom w:val="single" w:sz="4" w:space="0" w:color="CCCCCC"/>
+              <w:left w:val="single" w:sz="4" w:space="0" w:color="CCCCCC"/>
+              <w:right w:val="single" w:sz="4" w:space="0" w:color="CCCCCC"/>
+            </w:tcBorders>
+          </w:tcPr>
+          <w:p>
+            <w:pPr>
+              <w:spacing w:before="60" w:after="60" w:line="252" w:lineRule="auto"/>
+              <w:jc w:val="left"/>
+            </w:pPr>
+            <w:r/>
+            <w:r>
+              <w:t>Asia 11-15</w:t>
+            </w:r>
+          </w:p>
+        </w:tc>
+        <w:tc>
+          <w:tcPr>
+            <w:tcW w:type="dxa" w:w="1440"/>
+            <w:shd w:fill="FFFFFF"/>
+            <w:tcMar>
+              <w:top w:w="100" w:type="dxa"/>
+              <w:bottom w:w="100" w:type="dxa"/>
+              <w:left w:w="120" w:type="dxa"/>
+              <w:right w:w="120" w:type="dxa"/>
+            </w:tcMar>
+            <w:tcBorders>
+              <w:top w:val="single" w:sz="4" w:space="0" w:color="CCCCCC"/>
+              <w:bottom w:val="single" w:sz="4" w:space="0" w:color="CCCCCC"/>
+              <w:left w:val="single" w:sz="4" w:space="0" w:color="CCCCCC"/>
+              <w:right w:val="single" w:sz="4" w:space="0" w:color="CCCCCC"/>
+            </w:tcBorders>
+          </w:tcPr>
+          <w:p>
+            <w:pPr>
+              <w:spacing w:before="60" w:after="60" w:line="252" w:lineRule="auto"/>
+              <w:jc w:val="left"/>
+            </w:pPr>
+            <w:r/>
+            <w:r>
+              <w:t>681.25</w:t>
+            </w:r>
+          </w:p>
+        </w:tc>
+        <w:tc>
+          <w:tcPr>
+            <w:tcW w:type="dxa" w:w="2016"/>
+            <w:shd w:fill="FFFFFF"/>
+            <w:tcMar>
+              <w:top w:w="100" w:type="dxa"/>
+              <w:bottom w:w="100" w:type="dxa"/>
+              <w:left w:w="120" w:type="dxa"/>
+              <w:right w:w="120" w:type="dxa"/>
+            </w:tcMar>
+            <w:tcBorders>
+              <w:top w:val="single" w:sz="4" w:space="0" w:color="CCCCCC"/>
+              <w:bottom w:val="single" w:sz="4" w:space="0" w:color="CCCCCC"/>
+              <w:left w:val="single" w:sz="4" w:space="0" w:color="CCCCCC"/>
+              <w:right w:val="single" w:sz="4" w:space="0" w:color="CCCCCC"/>
+            </w:tcBorders>
+          </w:tcPr>
+          <w:p>
+            <w:pPr>
+              <w:spacing w:before="60" w:after="60" w:line="252" w:lineRule="auto"/>
+              <w:jc w:val="left"/>
+            </w:pPr>
+            <w:r/>
+            <w:r>
+              <w:t>688.25</w:t>
+            </w:r>
+          </w:p>
+        </w:tc>
+        <w:tc>
+          <w:tcPr>
+            <w:tcW w:type="dxa" w:w="1152"/>
+            <w:shd w:fill="FFFFFF"/>
+            <w:tcMar>
+              <w:top w:w="100" w:type="dxa"/>
+              <w:bottom w:w="100" w:type="dxa"/>
+              <w:left w:w="120" w:type="dxa"/>
+              <w:right w:w="120" w:type="dxa"/>
+            </w:tcMar>
+            <w:tcBorders>
+              <w:top w:val="single" w:sz="4" w:space="0" w:color="CCCCCC"/>
+              <w:bottom w:val="single" w:sz="4" w:space="0" w:color="CCCCCC"/>
+              <w:left w:val="single" w:sz="4" w:space="0" w:color="CCCCCC"/>
+              <w:right w:val="single" w:sz="4" w:space="0" w:color="CCCCCC"/>
+            </w:tcBorders>
+          </w:tcPr>
+          <w:p>
+            <w:pPr>
+              <w:spacing w:before="60" w:after="60" w:line="252" w:lineRule="auto"/>
+              <w:jc w:val="left"/>
+            </w:pPr>
+            <w:r/>
+            <w:r>
+              <w:t>675.25</w:t>
+            </w:r>
+          </w:p>
+        </w:tc>
+        <w:tc>
+          <w:tcPr>
+            <w:tcW w:type="dxa" w:w="1728"/>
+            <w:shd w:fill="FFFFFF"/>
+            <w:tcMar>
+              <w:top w:w="100" w:type="dxa"/>
+              <w:bottom w:w="100" w:type="dxa"/>
+              <w:left w:w="120" w:type="dxa"/>
+              <w:right w:w="120" w:type="dxa"/>
+            </w:tcMar>
+            <w:tcBorders>
+              <w:top w:val="single" w:sz="4" w:space="0" w:color="CCCCCC"/>
+              <w:bottom w:val="single" w:sz="4" w:space="0" w:color="CCCCCC"/>
+              <w:left w:val="single" w:sz="4" w:space="0" w:color="CCCCCC"/>
+              <w:right w:val="single" w:sz="4" w:space="0" w:color="CCCCCC"/>
+            </w:tcBorders>
+          </w:tcPr>
+          <w:p>
+            <w:pPr>
+              <w:spacing w:before="60" w:after="60" w:line="252" w:lineRule="auto"/>
+              <w:jc w:val="left"/>
+            </w:pPr>
+            <w:r/>
+            <w:r>
+              <w:rPr>
+                <w:b/>
+              </w:rPr>
+              <w:t>680.50</w:t>
+            </w:r>
+          </w:p>
+        </w:tc>
+        <w:tc>
+          <w:tcPr>
+            <w:tcW w:type="dxa" w:w="3456"/>
+            <w:shd w:fill="FFFFFF"/>
+            <w:tcMar>
+              <w:top w:w="100" w:type="dxa"/>
+              <w:bottom w:w="100" w:type="dxa"/>
+              <w:left w:w="120" w:type="dxa"/>
+              <w:right w:w="120" w:type="dxa"/>
+            </w:tcMar>
+            <w:tcBorders>
+              <w:top w:val="single" w:sz="4" w:space="0" w:color="CCCCCC"/>
+              <w:bottom w:val="single" w:sz="4" w:space="0" w:color="CCCCCC"/>
+              <w:left w:val="single" w:sz="4" w:space="0" w:color="CCCCCC"/>
+              <w:right w:val="single" w:sz="4" w:space="0" w:color="CCCCCC"/>
+            </w:tcBorders>
+          </w:tcPr>
+          <w:p>
+            <w:pPr>
+              <w:spacing w:before="60" w:after="60" w:line="252" w:lineRule="auto"/>
+              <w:jc w:val="left"/>
+            </w:pPr>
+            <w:r/>
+            <w:r>
+              <w:rPr>
+                <w:b/>
+              </w:rPr>
+              <w:t>-0.75</w:t>
+            </w:r>
+          </w:p>
+        </w:tc>
+        <w:tc>
+          <w:tcPr>
+            <w:tcW w:type="dxa" w:w="1440"/>
+            <w:shd w:fill="FFFFFF"/>
+            <w:tcMar>
+              <w:top w:w="100" w:type="dxa"/>
+              <w:bottom w:w="100" w:type="dxa"/>
+              <w:left w:w="120" w:type="dxa"/>
+              <w:right w:w="120" w:type="dxa"/>
+            </w:tcMar>
+            <w:tcBorders>
+              <w:top w:val="single" w:sz="4" w:space="0" w:color="CCCCCC"/>
+              <w:bottom w:val="single" w:sz="4" w:space="0" w:color="CCCCCC"/>
+              <w:left w:val="single" w:sz="4" w:space="0" w:color="CCCCCC"/>
+              <w:right w:val="single" w:sz="4" w:space="0" w:color="CCCCCC"/>
+            </w:tcBorders>
+          </w:tcPr>
+          <w:p>
+            <w:pPr>
+              <w:spacing w:before="60" w:after="60" w:line="252" w:lineRule="auto"/>
+              <w:jc w:val="left"/>
+            </w:pPr>
+            <w:r/>
+            <w:r>
+              <w:t>BEAR</w:t>
+            </w:r>
+          </w:p>
+        </w:tc>
+      </w:tr>
+      <w:tr>
+        <w:tc>
+          <w:tcPr>
+            <w:tcW w:type="dxa" w:w="1584"/>
+            <w:shd w:fill="F8FAFC"/>
+            <w:tcMar>
+              <w:top w:w="100" w:type="dxa"/>
+              <w:bottom w:w="100" w:type="dxa"/>
+              <w:left w:w="120" w:type="dxa"/>
+              <w:right w:w="120" w:type="dxa"/>
+            </w:tcMar>
+            <w:tcBorders>
+              <w:top w:val="single" w:sz="4" w:space="0" w:color="CCCCCC"/>
+              <w:bottom w:val="single" w:sz="4" w:space="0" w:color="CCCCCC"/>
+              <w:left w:val="single" w:sz="4" w:space="0" w:color="CCCCCC"/>
+              <w:right w:val="single" w:sz="4" w:space="0" w:color="CCCCCC"/>
+            </w:tcBorders>
+          </w:tcPr>
+          <w:p>
+            <w:pPr>
+              <w:spacing w:before="60" w:after="60" w:line="252" w:lineRule="auto"/>
+              <w:jc w:val="left"/>
+            </w:pPr>
+            <w:r/>
+            <w:r>
+              <w:rPr>
+                <w:b/>
+              </w:rPr>
+              <w:t>Wed 14/10</w:t>
+            </w:r>
+          </w:p>
+        </w:tc>
+        <w:tc>
+          <w:tcPr>
+            <w:tcW w:type="dxa" w:w="864"/>
+            <w:shd w:fill="F8FAFC"/>
+            <w:tcMar>
+              <w:top w:w="100" w:type="dxa"/>
+              <w:bottom w:w="100" w:type="dxa"/>
+              <w:left w:w="120" w:type="dxa"/>
+              <w:right w:w="120" w:type="dxa"/>
+            </w:tcMar>
+            <w:tcBorders>
+              <w:top w:val="single" w:sz="4" w:space="0" w:color="CCCCCC"/>
+              <w:bottom w:val="single" w:sz="4" w:space="0" w:color="CCCCCC"/>
+              <w:left w:val="single" w:sz="4" w:space="0" w:color="CCCCCC"/>
+              <w:right w:val="single" w:sz="4" w:space="0" w:color="CCCCCC"/>
+            </w:tcBorders>
+          </w:tcPr>
+          <w:p>
+            <w:pPr>
+              <w:spacing w:before="60" w:after="60" w:line="252" w:lineRule="auto"/>
+              <w:jc w:val="left"/>
+            </w:pPr>
+            <w:r/>
+            <w:r>
+              <w:t>London 15-19</w:t>
+            </w:r>
+          </w:p>
+        </w:tc>
+        <w:tc>
+          <w:tcPr>
+            <w:tcW w:type="dxa" w:w="1440"/>
+            <w:shd w:fill="F8FAFC"/>
+            <w:tcMar>
+              <w:top w:w="100" w:type="dxa"/>
+              <w:bottom w:w="100" w:type="dxa"/>
+              <w:left w:w="120" w:type="dxa"/>
+              <w:right w:w="120" w:type="dxa"/>
+            </w:tcMar>
+            <w:tcBorders>
+              <w:top w:val="single" w:sz="4" w:space="0" w:color="CCCCCC"/>
+              <w:bottom w:val="single" w:sz="4" w:space="0" w:color="CCCCCC"/>
+              <w:left w:val="single" w:sz="4" w:space="0" w:color="CCCCCC"/>
+              <w:right w:val="single" w:sz="4" w:space="0" w:color="CCCCCC"/>
+            </w:tcBorders>
+          </w:tcPr>
+          <w:p>
+            <w:pPr>
+              <w:spacing w:before="60" w:after="60" w:line="252" w:lineRule="auto"/>
+              <w:jc w:val="left"/>
+            </w:pPr>
+            <w:r/>
+            <w:r>
+              <w:t>680.50</w:t>
+            </w:r>
+          </w:p>
+        </w:tc>
+        <w:tc>
+          <w:tcPr>
+            <w:tcW w:type="dxa" w:w="2016"/>
+            <w:shd w:fill="F8FAFC"/>
+            <w:tcMar>
+              <w:top w:w="100" w:type="dxa"/>
+              <w:bottom w:w="100" w:type="dxa"/>
+              <w:left w:w="120" w:type="dxa"/>
+              <w:right w:w="120" w:type="dxa"/>
+            </w:tcMar>
+            <w:tcBorders>
+              <w:top w:val="single" w:sz="4" w:space="0" w:color="CCCCCC"/>
+              <w:bottom w:val="single" w:sz="4" w:space="0" w:color="CCCCCC"/>
+              <w:left w:val="single" w:sz="4" w:space="0" w:color="CCCCCC"/>
+              <w:right w:val="single" w:sz="4" w:space="0" w:color="CCCCCC"/>
+            </w:tcBorders>
+          </w:tcPr>
+          <w:p>
+            <w:pPr>
+              <w:spacing w:before="60" w:after="60" w:line="252" w:lineRule="auto"/>
+              <w:jc w:val="left"/>
+            </w:pPr>
+            <w:r/>
+            <w:r>
+              <w:t>694.00</w:t>
+            </w:r>
+          </w:p>
+        </w:tc>
+        <w:tc>
+          <w:tcPr>
+            <w:tcW w:type="dxa" w:w="1152"/>
+            <w:shd w:fill="F8FAFC"/>
+            <w:tcMar>
+              <w:top w:w="100" w:type="dxa"/>
+              <w:bottom w:w="100" w:type="dxa"/>
+              <w:left w:w="120" w:type="dxa"/>
+              <w:right w:w="120" w:type="dxa"/>
+            </w:tcMar>
+            <w:tcBorders>
+              <w:top w:val="single" w:sz="4" w:space="0" w:color="CCCCCC"/>
+              <w:bottom w:val="single" w:sz="4" w:space="0" w:color="CCCCCC"/>
+              <w:left w:val="single" w:sz="4" w:space="0" w:color="CCCCCC"/>
+              <w:right w:val="single" w:sz="4" w:space="0" w:color="CCCCCC"/>
+            </w:tcBorders>
+          </w:tcPr>
+          <w:p>
+            <w:pPr>
+              <w:spacing w:before="60" w:after="60" w:line="252" w:lineRule="auto"/>
+              <w:jc w:val="left"/>
+            </w:pPr>
+            <w:r/>
+            <w:r>
+              <w:t>667.50</w:t>
+            </w:r>
+          </w:p>
+        </w:tc>
+        <w:tc>
+          <w:tcPr>
+            <w:tcW w:type="dxa" w:w="1728"/>
+            <w:shd w:fill="F8FAFC"/>
+            <w:tcMar>
+              <w:top w:w="100" w:type="dxa"/>
+              <w:bottom w:w="100" w:type="dxa"/>
+              <w:left w:w="120" w:type="dxa"/>
+              <w:right w:w="120" w:type="dxa"/>
+            </w:tcMar>
+            <w:tcBorders>
+              <w:top w:val="single" w:sz="4" w:space="0" w:color="CCCCCC"/>
+              <w:bottom w:val="single" w:sz="4" w:space="0" w:color="CCCCCC"/>
+              <w:left w:val="single" w:sz="4" w:space="0" w:color="CCCCCC"/>
+              <w:right w:val="single" w:sz="4" w:space="0" w:color="CCCCCC"/>
+            </w:tcBorders>
+          </w:tcPr>
+          <w:p>
+            <w:pPr>
+              <w:spacing w:before="60" w:after="60" w:line="252" w:lineRule="auto"/>
+              <w:jc w:val="left"/>
+            </w:pPr>
+            <w:r/>
+            <w:r>
+              <w:rPr>
+                <w:b/>
+              </w:rPr>
+              <w:t>682.25</w:t>
+            </w:r>
+          </w:p>
+        </w:tc>
+        <w:tc>
+          <w:tcPr>
+            <w:tcW w:type="dxa" w:w="3456"/>
+            <w:shd w:fill="F8FAFC"/>
+            <w:tcMar>
+              <w:top w:w="100" w:type="dxa"/>
+              <w:bottom w:w="100" w:type="dxa"/>
+              <w:left w:w="120" w:type="dxa"/>
+              <w:right w:w="120" w:type="dxa"/>
+            </w:tcMar>
+            <w:tcBorders>
+              <w:top w:val="single" w:sz="4" w:space="0" w:color="CCCCCC"/>
+              <w:bottom w:val="single" w:sz="4" w:space="0" w:color="CCCCCC"/>
+              <w:left w:val="single" w:sz="4" w:space="0" w:color="CCCCCC"/>
+              <w:right w:val="single" w:sz="4" w:space="0" w:color="CCCCCC"/>
+            </w:tcBorders>
+          </w:tcPr>
+          <w:p>
+            <w:pPr>
+              <w:spacing w:before="60" w:after="60" w:line="252" w:lineRule="auto"/>
+              <w:jc w:val="left"/>
+            </w:pPr>
+            <w:r/>
+            <w:r>
+              <w:rPr>
+                <w:b/>
+              </w:rPr>
+              <w:t>+1.75</w:t>
+            </w:r>
+          </w:p>
+        </w:tc>
+        <w:tc>
+          <w:tcPr>
+            <w:tcW w:type="dxa" w:w="1440"/>
+            <w:shd w:fill="F8FAFC"/>
+            <w:tcMar>
+              <w:top w:w="100" w:type="dxa"/>
+              <w:bottom w:w="100" w:type="dxa"/>
+              <w:left w:w="120" w:type="dxa"/>
+              <w:right w:w="120" w:type="dxa"/>
+            </w:tcMar>
+            <w:tcBorders>
+              <w:top w:val="single" w:sz="4" w:space="0" w:color="CCCCCC"/>
+              <w:bottom w:val="single" w:sz="4" w:space="0" w:color="CCCCCC"/>
+              <w:left w:val="single" w:sz="4" w:space="0" w:color="CCCCCC"/>
+              <w:right w:val="single" w:sz="4" w:space="0" w:color="CCCCCC"/>
+            </w:tcBorders>
+          </w:tcPr>
+          <w:p>
+            <w:pPr>
+              <w:spacing w:before="60" w:after="60" w:line="252" w:lineRule="auto"/>
+              <w:jc w:val="left"/>
+            </w:pPr>
+            <w:r/>
+            <w:r>
+              <w:t>BULL</w:t>
+            </w:r>
+          </w:p>
+        </w:tc>
+      </w:tr>
+      <w:tr>
+        <w:tc>
+          <w:tcPr>
+            <w:tcW w:type="dxa" w:w="1584"/>
+            <w:shd w:fill="FFFFFF"/>
+            <w:tcMar>
+              <w:top w:w="100" w:type="dxa"/>
+              <w:bottom w:w="100" w:type="dxa"/>
+              <w:left w:w="120" w:type="dxa"/>
+              <w:right w:w="120" w:type="dxa"/>
+            </w:tcMar>
+            <w:tcBorders>
+              <w:top w:val="single" w:sz="4" w:space="0" w:color="CCCCCC"/>
+              <w:bottom w:val="single" w:sz="4" w:space="0" w:color="CCCCCC"/>
+              <w:left w:val="single" w:sz="4" w:space="0" w:color="CCCCCC"/>
+              <w:right w:val="single" w:sz="4" w:space="0" w:color="CCCCCC"/>
+            </w:tcBorders>
+          </w:tcPr>
+          <w:p>
+            <w:pPr>
+              <w:spacing w:before="60" w:after="60" w:line="252" w:lineRule="auto"/>
+              <w:jc w:val="left"/>
+            </w:pPr>
+            <w:r/>
+            <w:r>
+              <w:rPr>
+                <w:b/>
+              </w:rPr>
+              <w:t>Wed 14/10</w:t>
+            </w:r>
+          </w:p>
+        </w:tc>
+        <w:tc>
+          <w:tcPr>
+            <w:tcW w:type="dxa" w:w="864"/>
+            <w:shd w:fill="FFFFFF"/>
+            <w:tcMar>
+              <w:top w:w="100" w:type="dxa"/>
+              <w:bottom w:w="100" w:type="dxa"/>
+              <w:left w:w="120" w:type="dxa"/>
+              <w:right w:w="120" w:type="dxa"/>
+            </w:tcMar>
+            <w:tcBorders>
+              <w:top w:val="single" w:sz="4" w:space="0" w:color="CCCCCC"/>
+              <w:bottom w:val="single" w:sz="4" w:space="0" w:color="CCCCCC"/>
+              <w:left w:val="single" w:sz="4" w:space="0" w:color="CCCCCC"/>
+              <w:right w:val="single" w:sz="4" w:space="0" w:color="CCCCCC"/>
+            </w:tcBorders>
+          </w:tcPr>
+          <w:p>
+            <w:pPr>
+              <w:spacing w:before="60" w:after="60" w:line="252" w:lineRule="auto"/>
+              <w:jc w:val="left"/>
+            </w:pPr>
+            <w:r/>
+            <w:r>
+              <w:t>Pre-NY 19-21</w:t>
+            </w:r>
+          </w:p>
+        </w:tc>
+        <w:tc>
+          <w:tcPr>
+            <w:tcW w:type="dxa" w:w="1440"/>
+            <w:shd w:fill="FFFFFF"/>
+            <w:tcMar>
+              <w:top w:w="100" w:type="dxa"/>
+              <w:bottom w:w="100" w:type="dxa"/>
+              <w:left w:w="120" w:type="dxa"/>
+              <w:right w:w="120" w:type="dxa"/>
+            </w:tcMar>
+            <w:tcBorders>
+              <w:top w:val="single" w:sz="4" w:space="0" w:color="CCCCCC"/>
+              <w:bottom w:val="single" w:sz="4" w:space="0" w:color="CCCCCC"/>
+              <w:left w:val="single" w:sz="4" w:space="0" w:color="CCCCCC"/>
+              <w:right w:val="single" w:sz="4" w:space="0" w:color="CCCCCC"/>
+            </w:tcBorders>
+          </w:tcPr>
+          <w:p>
+            <w:pPr>
+              <w:spacing w:before="60" w:after="60" w:line="252" w:lineRule="auto"/>
+              <w:jc w:val="left"/>
+            </w:pPr>
+            <w:r/>
+            <w:r>
+              <w:t>682.25</w:t>
+            </w:r>
+          </w:p>
+        </w:tc>
+        <w:tc>
+          <w:tcPr>
+            <w:tcW w:type="dxa" w:w="2016"/>
+            <w:shd w:fill="FFFFFF"/>
+            <w:tcMar>
+              <w:top w:w="100" w:type="dxa"/>
+              <w:bottom w:w="100" w:type="dxa"/>
+              <w:left w:w="120" w:type="dxa"/>
+              <w:right w:w="120" w:type="dxa"/>
+            </w:tcMar>
+            <w:tcBorders>
+              <w:top w:val="single" w:sz="4" w:space="0" w:color="CCCCCC"/>
+              <w:bottom w:val="single" w:sz="4" w:space="0" w:color="CCCCCC"/>
+              <w:left w:val="single" w:sz="4" w:space="0" w:color="CCCCCC"/>
+              <w:right w:val="single" w:sz="4" w:space="0" w:color="CCCCCC"/>
+            </w:tcBorders>
+          </w:tcPr>
+          <w:p>
+            <w:pPr>
+              <w:spacing w:before="60" w:after="60" w:line="252" w:lineRule="auto"/>
+              <w:jc w:val="left"/>
+            </w:pPr>
+            <w:r/>
+            <w:r>
+              <w:t>691.50</w:t>
+            </w:r>
+          </w:p>
+        </w:tc>
+        <w:tc>
+          <w:tcPr>
+            <w:tcW w:type="dxa" w:w="1152"/>
+            <w:shd w:fill="FFFFFF"/>
+            <w:tcMar>
+              <w:top w:w="100" w:type="dxa"/>
+              <w:bottom w:w="100" w:type="dxa"/>
+              <w:left w:w="120" w:type="dxa"/>
+              <w:right w:w="120" w:type="dxa"/>
+            </w:tcMar>
+            <w:tcBorders>
+              <w:top w:val="single" w:sz="4" w:space="0" w:color="CCCCCC"/>
+              <w:bottom w:val="single" w:sz="4" w:space="0" w:color="CCCCCC"/>
+              <w:left w:val="single" w:sz="4" w:space="0" w:color="CCCCCC"/>
+              <w:right w:val="single" w:sz="4" w:space="0" w:color="CCCCCC"/>
+            </w:tcBorders>
+          </w:tcPr>
+          <w:p>
+            <w:pPr>
+              <w:spacing w:before="60" w:after="60" w:line="252" w:lineRule="auto"/>
+              <w:jc w:val="left"/>
+            </w:pPr>
+            <w:r/>
+            <w:r>
+              <w:t>671.50</w:t>
+            </w:r>
+          </w:p>
+        </w:tc>
+        <w:tc>
+          <w:tcPr>
+            <w:tcW w:type="dxa" w:w="1728"/>
+            <w:shd w:fill="FFFFFF"/>
+            <w:tcMar>
+              <w:top w:w="100" w:type="dxa"/>
+              <w:bottom w:w="100" w:type="dxa"/>
+              <w:left w:w="120" w:type="dxa"/>
+              <w:right w:w="120" w:type="dxa"/>
+            </w:tcMar>
+            <w:tcBorders>
+              <w:top w:val="single" w:sz="4" w:space="0" w:color="CCCCCC"/>
+              <w:bottom w:val="single" w:sz="4" w:space="0" w:color="CCCCCC"/>
+              <w:left w:val="single" w:sz="4" w:space="0" w:color="CCCCCC"/>
+              <w:right w:val="single" w:sz="4" w:space="0" w:color="CCCCCC"/>
+            </w:tcBorders>
+          </w:tcPr>
+          <w:p>
+            <w:pPr>
+              <w:spacing w:before="60" w:after="60" w:line="252" w:lineRule="auto"/>
+              <w:jc w:val="left"/>
+            </w:pPr>
+            <w:r/>
+            <w:r>
+              <w:rPr>
+                <w:b/>
+              </w:rPr>
+              <w:t>682.75</w:t>
+            </w:r>
+          </w:p>
+        </w:tc>
+        <w:tc>
+          <w:tcPr>
+            <w:tcW w:type="dxa" w:w="3456"/>
+            <w:shd w:fill="FFFFFF"/>
+            <w:tcMar>
+              <w:top w:w="100" w:type="dxa"/>
+              <w:bottom w:w="100" w:type="dxa"/>
+              <w:left w:w="120" w:type="dxa"/>
+              <w:right w:w="120" w:type="dxa"/>
+            </w:tcMar>
+            <w:tcBorders>
+              <w:top w:val="single" w:sz="4" w:space="0" w:color="CCCCCC"/>
+              <w:bottom w:val="single" w:sz="4" w:space="0" w:color="CCCCCC"/>
+              <w:left w:val="single" w:sz="4" w:space="0" w:color="CCCCCC"/>
+              <w:right w:val="single" w:sz="4" w:space="0" w:color="CCCCCC"/>
+            </w:tcBorders>
+          </w:tcPr>
+          <w:p>
+            <w:pPr>
+              <w:spacing w:before="60" w:after="60" w:line="252" w:lineRule="auto"/>
+              <w:jc w:val="left"/>
+            </w:pPr>
+            <w:r/>
+            <w:r>
+              <w:rPr>
+                <w:b/>
+              </w:rPr>
+              <w:t>+0.50</w:t>
+            </w:r>
+          </w:p>
+        </w:tc>
+        <w:tc>
+          <w:tcPr>
+            <w:tcW w:type="dxa" w:w="1440"/>
+            <w:shd w:fill="FFFFFF"/>
+            <w:tcMar>
+              <w:top w:w="100" w:type="dxa"/>
+              <w:bottom w:w="100" w:type="dxa"/>
+              <w:left w:w="120" w:type="dxa"/>
+              <w:right w:w="120" w:type="dxa"/>
+            </w:tcMar>
+            <w:tcBorders>
+              <w:top w:val="single" w:sz="4" w:space="0" w:color="CCCCCC"/>
+              <w:bottom w:val="single" w:sz="4" w:space="0" w:color="CCCCCC"/>
+              <w:left w:val="single" w:sz="4" w:space="0" w:color="CCCCCC"/>
+              <w:right w:val="single" w:sz="4" w:space="0" w:color="CCCCCC"/>
+            </w:tcBorders>
+          </w:tcPr>
+          <w:p>
+            <w:pPr>
+              <w:spacing w:before="60" w:after="60" w:line="252" w:lineRule="auto"/>
+              <w:jc w:val="left"/>
+            </w:pPr>
+            <w:r/>
+            <w:r>
+              <w:t>BULL</w:t>
+            </w:r>
+          </w:p>
+        </w:tc>
+      </w:tr>
+      <w:tr>
+        <w:tc>
+          <w:tcPr>
+            <w:tcW w:type="dxa" w:w="1584"/>
+            <w:shd w:fill="F8FAFC"/>
+            <w:tcMar>
+              <w:top w:w="100" w:type="dxa"/>
+              <w:bottom w:w="100" w:type="dxa"/>
+              <w:left w:w="120" w:type="dxa"/>
+              <w:right w:w="120" w:type="dxa"/>
+            </w:tcMar>
+            <w:tcBorders>
+              <w:top w:val="single" w:sz="4" w:space="0" w:color="CCCCCC"/>
+              <w:bottom w:val="single" w:sz="4" w:space="0" w:color="CCCCCC"/>
+              <w:left w:val="single" w:sz="4" w:space="0" w:color="CCCCCC"/>
+              <w:right w:val="single" w:sz="4" w:space="0" w:color="CCCCCC"/>
+            </w:tcBorders>
+          </w:tcPr>
+          <w:p>
+            <w:pPr>
+              <w:spacing w:before="60" w:after="60" w:line="252" w:lineRule="auto"/>
+              <w:jc w:val="left"/>
+            </w:pPr>
+            <w:r/>
+            <w:r>
+              <w:rPr>
+                <w:b/>
+              </w:rPr>
+              <w:t>Wed 14/10</w:t>
+            </w:r>
+          </w:p>
+        </w:tc>
+        <w:tc>
+          <w:tcPr>
+            <w:tcW w:type="dxa" w:w="864"/>
+            <w:shd w:fill="F8FAFC"/>
+            <w:tcMar>
+              <w:top w:w="100" w:type="dxa"/>
+              <w:bottom w:w="100" w:type="dxa"/>
+              <w:left w:w="120" w:type="dxa"/>
+              <w:right w:w="120" w:type="dxa"/>
+            </w:tcMar>
+            <w:tcBorders>
+              <w:top w:val="single" w:sz="4" w:space="0" w:color="CCCCCC"/>
+              <w:bottom w:val="single" w:sz="4" w:space="0" w:color="CCCCCC"/>
+              <w:left w:val="single" w:sz="4" w:space="0" w:color="CCCCCC"/>
+              <w:right w:val="single" w:sz="4" w:space="0" w:color="CCCCCC"/>
+            </w:tcBorders>
+          </w:tcPr>
+          <w:p>
+            <w:pPr>
+              <w:spacing w:before="60" w:after="60" w:line="252" w:lineRule="auto"/>
+              <w:jc w:val="left"/>
+            </w:pPr>
+            <w:r/>
+            <w:r>
+              <w:t>NY Open 21-23</w:t>
+            </w:r>
+          </w:p>
+        </w:tc>
+        <w:tc>
+          <w:tcPr>
+            <w:tcW w:type="dxa" w:w="1440"/>
+            <w:shd w:fill="F8FAFC"/>
+            <w:tcMar>
+              <w:top w:w="100" w:type="dxa"/>
+              <w:bottom w:w="100" w:type="dxa"/>
+              <w:left w:w="120" w:type="dxa"/>
+              <w:right w:w="120" w:type="dxa"/>
+            </w:tcMar>
+            <w:tcBorders>
+              <w:top w:val="single" w:sz="4" w:space="0" w:color="CCCCCC"/>
+              <w:bottom w:val="single" w:sz="4" w:space="0" w:color="CCCCCC"/>
+              <w:left w:val="single" w:sz="4" w:space="0" w:color="CCCCCC"/>
+              <w:right w:val="single" w:sz="4" w:space="0" w:color="CCCCCC"/>
+            </w:tcBorders>
+          </w:tcPr>
+          <w:p>
+            <w:pPr>
+              <w:spacing w:before="60" w:after="60" w:line="252" w:lineRule="auto"/>
+              <w:jc w:val="left"/>
+            </w:pPr>
+            <w:r/>
+            <w:r>
+              <w:t>682.75</w:t>
+            </w:r>
+          </w:p>
+        </w:tc>
+        <w:tc>
+          <w:tcPr>
+            <w:tcW w:type="dxa" w:w="2016"/>
+            <w:shd w:fill="F8FAFC"/>
+            <w:tcMar>
+              <w:top w:w="100" w:type="dxa"/>
+              <w:bottom w:w="100" w:type="dxa"/>
+              <w:left w:w="120" w:type="dxa"/>
+              <w:right w:w="120" w:type="dxa"/>
+            </w:tcMar>
+            <w:tcBorders>
+              <w:top w:val="single" w:sz="4" w:space="0" w:color="CCCCCC"/>
+              <w:bottom w:val="single" w:sz="4" w:space="0" w:color="CCCCCC"/>
+              <w:left w:val="single" w:sz="4" w:space="0" w:color="CCCCCC"/>
+              <w:right w:val="single" w:sz="4" w:space="0" w:color="CCCCCC"/>
+            </w:tcBorders>
+          </w:tcPr>
+          <w:p>
+            <w:pPr>
+              <w:spacing w:before="60" w:after="60" w:line="252" w:lineRule="auto"/>
+              <w:jc w:val="left"/>
+            </w:pPr>
+            <w:r/>
+            <w:r>
+              <w:t>695.00</w:t>
+            </w:r>
+          </w:p>
+        </w:tc>
+        <w:tc>
+          <w:tcPr>
+            <w:tcW w:type="dxa" w:w="1152"/>
+            <w:shd w:fill="F8FAFC"/>
+            <w:tcMar>
+              <w:top w:w="100" w:type="dxa"/>
+              <w:bottom w:w="100" w:type="dxa"/>
+              <w:left w:w="120" w:type="dxa"/>
+              <w:right w:w="120" w:type="dxa"/>
+            </w:tcMar>
+            <w:tcBorders>
+              <w:top w:val="single" w:sz="4" w:space="0" w:color="CCCCCC"/>
+              <w:bottom w:val="single" w:sz="4" w:space="0" w:color="CCCCCC"/>
+              <w:left w:val="single" w:sz="4" w:space="0" w:color="CCCCCC"/>
+              <w:right w:val="single" w:sz="4" w:space="0" w:color="CCCCCC"/>
+            </w:tcBorders>
+          </w:tcPr>
+          <w:p>
+            <w:pPr>
+              <w:spacing w:before="60" w:after="60" w:line="252" w:lineRule="auto"/>
+              <w:jc w:val="left"/>
+            </w:pPr>
+            <w:r/>
+            <w:r>
+              <w:t>668.50</w:t>
+            </w:r>
+          </w:p>
+        </w:tc>
+        <w:tc>
+          <w:tcPr>
+            <w:tcW w:type="dxa" w:w="1728"/>
+            <w:shd w:fill="F8FAFC"/>
+            <w:tcMar>
+              <w:top w:w="100" w:type="dxa"/>
+              <w:bottom w:w="100" w:type="dxa"/>
+              <w:left w:w="120" w:type="dxa"/>
+              <w:right w:w="120" w:type="dxa"/>
+            </w:tcMar>
+            <w:tcBorders>
+              <w:top w:val="single" w:sz="4" w:space="0" w:color="CCCCCC"/>
+              <w:bottom w:val="single" w:sz="4" w:space="0" w:color="CCCCCC"/>
+              <w:left w:val="single" w:sz="4" w:space="0" w:color="CCCCCC"/>
+              <w:right w:val="single" w:sz="4" w:space="0" w:color="CCCCCC"/>
+            </w:tcBorders>
+          </w:tcPr>
+          <w:p>
+            <w:pPr>
+              <w:spacing w:before="60" w:after="60" w:line="252" w:lineRule="auto"/>
+              <w:jc w:val="left"/>
+            </w:pPr>
+            <w:r/>
+            <w:r>
+              <w:rPr>
+                <w:b/>
+              </w:rPr>
+              <w:t>681.25</w:t>
+            </w:r>
+          </w:p>
+        </w:tc>
+        <w:tc>
+          <w:tcPr>
+            <w:tcW w:type="dxa" w:w="3456"/>
+            <w:shd w:fill="F8FAFC"/>
+            <w:tcMar>
+              <w:top w:w="100" w:type="dxa"/>
+              <w:bottom w:w="100" w:type="dxa"/>
+              <w:left w:w="120" w:type="dxa"/>
+              <w:right w:w="120" w:type="dxa"/>
+            </w:tcMar>
+            <w:tcBorders>
+              <w:top w:val="single" w:sz="4" w:space="0" w:color="CCCCCC"/>
+              <w:bottom w:val="single" w:sz="4" w:space="0" w:color="CCCCCC"/>
+              <w:left w:val="single" w:sz="4" w:space="0" w:color="CCCCCC"/>
+              <w:right w:val="single" w:sz="4" w:space="0" w:color="CCCCCC"/>
+            </w:tcBorders>
+          </w:tcPr>
+          <w:p>
+            <w:pPr>
+              <w:spacing w:before="60" w:after="60" w:line="252" w:lineRule="auto"/>
+              <w:jc w:val="left"/>
+            </w:pPr>
+            <w:r/>
+            <w:r>
+              <w:rPr>
+                <w:b/>
+              </w:rPr>
+              <w:t>-1.50</w:t>
+            </w:r>
+          </w:p>
+        </w:tc>
+        <w:tc>
+          <w:tcPr>
+            <w:tcW w:type="dxa" w:w="1440"/>
+            <w:shd w:fill="F8FAFC"/>
+            <w:tcMar>
+              <w:top w:w="100" w:type="dxa"/>
+              <w:bottom w:w="100" w:type="dxa"/>
+              <w:left w:w="120" w:type="dxa"/>
+              <w:right w:w="120" w:type="dxa"/>
+            </w:tcMar>
+            <w:tcBorders>
+              <w:top w:val="single" w:sz="4" w:space="0" w:color="CCCCCC"/>
+              <w:bottom w:val="single" w:sz="4" w:space="0" w:color="CCCCCC"/>
+              <w:left w:val="single" w:sz="4" w:space="0" w:color="CCCCCC"/>
+              <w:right w:val="single" w:sz="4" w:space="0" w:color="CCCCCC"/>
+            </w:tcBorders>
+          </w:tcPr>
+          <w:p>
+            <w:pPr>
+              <w:spacing w:before="60" w:after="60" w:line="252" w:lineRule="auto"/>
+              <w:jc w:val="left"/>
+            </w:pPr>
+            <w:r/>
+            <w:r>
+              <w:t>BEAR</w:t>
+            </w:r>
+          </w:p>
+        </w:tc>
+      </w:tr>
+      <w:tr>
+        <w:tc>
+          <w:tcPr>
+            <w:tcW w:type="dxa" w:w="1584"/>
+            <w:shd w:fill="FFFFFF"/>
+            <w:tcMar>
+              <w:top w:w="100" w:type="dxa"/>
+              <w:bottom w:w="100" w:type="dxa"/>
+              <w:left w:w="120" w:type="dxa"/>
+              <w:right w:w="120" w:type="dxa"/>
+            </w:tcMar>
+            <w:tcBorders>
+              <w:top w:val="single" w:sz="4" w:space="0" w:color="CCCCCC"/>
+              <w:bottom w:val="single" w:sz="4" w:space="0" w:color="CCCCCC"/>
+              <w:left w:val="single" w:sz="4" w:space="0" w:color="CCCCCC"/>
+              <w:right w:val="single" w:sz="4" w:space="0" w:color="CCCCCC"/>
+            </w:tcBorders>
+          </w:tcPr>
+          <w:p>
+            <w:pPr>
+              <w:spacing w:before="60" w:after="60" w:line="252" w:lineRule="auto"/>
+              <w:jc w:val="left"/>
+            </w:pPr>
+            <w:r/>
+            <w:r>
+              <w:rPr>
+                <w:b/>
+              </w:rPr>
+              <w:t>Wed 14/10</w:t>
+            </w:r>
+          </w:p>
+        </w:tc>
+        <w:tc>
+          <w:tcPr>
+            <w:tcW w:type="dxa" w:w="864"/>
+            <w:shd w:fill="FFFFFF"/>
+            <w:tcMar>
+              <w:top w:w="100" w:type="dxa"/>
+              <w:bottom w:w="100" w:type="dxa"/>
+              <w:left w:w="120" w:type="dxa"/>
+              <w:right w:w="120" w:type="dxa"/>
+            </w:tcMar>
+            <w:tcBorders>
+              <w:top w:val="single" w:sz="4" w:space="0" w:color="CCCCCC"/>
+              <w:bottom w:val="single" w:sz="4" w:space="0" w:color="CCCCCC"/>
+              <w:left w:val="single" w:sz="4" w:space="0" w:color="CCCCCC"/>
+              <w:right w:val="single" w:sz="4" w:space="0" w:color="CCCCCC"/>
+            </w:tcBorders>
+          </w:tcPr>
+          <w:p>
+            <w:pPr>
+              <w:spacing w:before="60" w:after="60" w:line="252" w:lineRule="auto"/>
+              <w:jc w:val="left"/>
+            </w:pPr>
+            <w:r/>
+            <w:r>
+              <w:t>NY Close 23-01</w:t>
+            </w:r>
+          </w:p>
+        </w:tc>
+        <w:tc>
+          <w:tcPr>
+            <w:tcW w:type="dxa" w:w="1440"/>
+            <w:shd w:fill="FFFFFF"/>
+            <w:tcMar>
+              <w:top w:w="100" w:type="dxa"/>
+              <w:bottom w:w="100" w:type="dxa"/>
+              <w:left w:w="120" w:type="dxa"/>
+              <w:right w:w="120" w:type="dxa"/>
+            </w:tcMar>
+            <w:tcBorders>
+              <w:top w:val="single" w:sz="4" w:space="0" w:color="CCCCCC"/>
+              <w:bottom w:val="single" w:sz="4" w:space="0" w:color="CCCCCC"/>
+              <w:left w:val="single" w:sz="4" w:space="0" w:color="CCCCCC"/>
+              <w:right w:val="single" w:sz="4" w:space="0" w:color="CCCCCC"/>
+            </w:tcBorders>
+          </w:tcPr>
+          <w:p>
+            <w:pPr>
+              <w:spacing w:before="60" w:after="60" w:line="252" w:lineRule="auto"/>
+              <w:jc w:val="left"/>
+            </w:pPr>
+            <w:r/>
+            <w:r>
+              <w:t>681.25</w:t>
+            </w:r>
+          </w:p>
+        </w:tc>
+        <w:tc>
+          <w:tcPr>
+            <w:tcW w:type="dxa" w:w="2016"/>
+            <w:shd w:fill="FFFFFF"/>
+            <w:tcMar>
+              <w:top w:w="100" w:type="dxa"/>
+              <w:bottom w:w="100" w:type="dxa"/>
+              <w:left w:w="120" w:type="dxa"/>
+              <w:right w:w="120" w:type="dxa"/>
+            </w:tcMar>
+            <w:tcBorders>
+              <w:top w:val="single" w:sz="4" w:space="0" w:color="CCCCCC"/>
+              <w:bottom w:val="single" w:sz="4" w:space="0" w:color="CCCCCC"/>
+              <w:left w:val="single" w:sz="4" w:space="0" w:color="CCCCCC"/>
+              <w:right w:val="single" w:sz="4" w:space="0" w:color="CCCCCC"/>
+            </w:tcBorders>
+          </w:tcPr>
+          <w:p>
+            <w:pPr>
+              <w:spacing w:before="60" w:after="60" w:line="252" w:lineRule="auto"/>
+              <w:jc w:val="left"/>
+            </w:pPr>
+            <w:r/>
+            <w:r>
+              <w:t>688.25</w:t>
+            </w:r>
+          </w:p>
+        </w:tc>
+        <w:tc>
+          <w:tcPr>
+            <w:tcW w:type="dxa" w:w="1152"/>
+            <w:shd w:fill="FFFFFF"/>
+            <w:tcMar>
+              <w:top w:w="100" w:type="dxa"/>
+              <w:bottom w:w="100" w:type="dxa"/>
+              <w:left w:w="120" w:type="dxa"/>
+              <w:right w:w="120" w:type="dxa"/>
+            </w:tcMar>
+            <w:tcBorders>
+              <w:top w:val="single" w:sz="4" w:space="0" w:color="CCCCCC"/>
+              <w:bottom w:val="single" w:sz="4" w:space="0" w:color="CCCCCC"/>
+              <w:left w:val="single" w:sz="4" w:space="0" w:color="CCCCCC"/>
+              <w:right w:val="single" w:sz="4" w:space="0" w:color="CCCCCC"/>
+            </w:tcBorders>
+          </w:tcPr>
+          <w:p>
+            <w:pPr>
+              <w:spacing w:before="60" w:after="60" w:line="252" w:lineRule="auto"/>
+              <w:jc w:val="left"/>
+            </w:pPr>
+            <w:r/>
+            <w:r>
+              <w:t>671.75</w:t>
+            </w:r>
+          </w:p>
+        </w:tc>
+        <w:tc>
+          <w:tcPr>
+            <w:tcW w:type="dxa" w:w="1728"/>
+            <w:shd w:fill="FFFFFF"/>
+            <w:tcMar>
+              <w:top w:w="100" w:type="dxa"/>
+              <w:bottom w:w="100" w:type="dxa"/>
+              <w:left w:w="120" w:type="dxa"/>
+              <w:right w:w="120" w:type="dxa"/>
+            </w:tcMar>
+            <w:tcBorders>
+              <w:top w:val="single" w:sz="4" w:space="0" w:color="CCCCCC"/>
+              <w:bottom w:val="single" w:sz="4" w:space="0" w:color="CCCCCC"/>
+              <w:left w:val="single" w:sz="4" w:space="0" w:color="CCCCCC"/>
+              <w:right w:val="single" w:sz="4" w:space="0" w:color="CCCCCC"/>
+            </w:tcBorders>
+          </w:tcPr>
+          <w:p>
+            <w:pPr>
+              <w:spacing w:before="60" w:after="60" w:line="252" w:lineRule="auto"/>
+              <w:jc w:val="left"/>
+            </w:pPr>
+            <w:r/>
+            <w:r>
+              <w:rPr>
+                <w:b/>
+              </w:rPr>
+              <w:t>681.75</w:t>
+            </w:r>
+          </w:p>
+        </w:tc>
+        <w:tc>
+          <w:tcPr>
+            <w:tcW w:type="dxa" w:w="3456"/>
+            <w:shd w:fill="FFFFFF"/>
+            <w:tcMar>
+              <w:top w:w="100" w:type="dxa"/>
+              <w:bottom w:w="100" w:type="dxa"/>
+              <w:left w:w="120" w:type="dxa"/>
+              <w:right w:w="120" w:type="dxa"/>
+            </w:tcMar>
+            <w:tcBorders>
+              <w:top w:val="single" w:sz="4" w:space="0" w:color="CCCCCC"/>
+              <w:bottom w:val="single" w:sz="4" w:space="0" w:color="CCCCCC"/>
+              <w:left w:val="single" w:sz="4" w:space="0" w:color="CCCCCC"/>
+              <w:right w:val="single" w:sz="4" w:space="0" w:color="CCCCCC"/>
+            </w:tcBorders>
+          </w:tcPr>
+          <w:p>
+            <w:pPr>
+              <w:spacing w:before="60" w:after="60" w:line="252" w:lineRule="auto"/>
+              <w:jc w:val="left"/>
+            </w:pPr>
+            <w:r/>
+            <w:r>
+              <w:rPr>
+                <w:b/>
+              </w:rPr>
+              <w:t>+0.50</w:t>
+            </w:r>
+          </w:p>
+        </w:tc>
+        <w:tc>
+          <w:tcPr>
+            <w:tcW w:type="dxa" w:w="1440"/>
+            <w:shd w:fill="FFFFFF"/>
+            <w:tcMar>
+              <w:top w:w="100" w:type="dxa"/>
+              <w:bottom w:w="100" w:type="dxa"/>
+              <w:left w:w="120" w:type="dxa"/>
+              <w:right w:w="120" w:type="dxa"/>
+            </w:tcMar>
+            <w:tcBorders>
+              <w:top w:val="single" w:sz="4" w:space="0" w:color="CCCCCC"/>
+              <w:bottom w:val="single" w:sz="4" w:space="0" w:color="CCCCCC"/>
+              <w:left w:val="single" w:sz="4" w:space="0" w:color="CCCCCC"/>
+              <w:right w:val="single" w:sz="4" w:space="0" w:color="CCCCCC"/>
+            </w:tcBorders>
+          </w:tcPr>
+          <w:p>
+            <w:pPr>
+              <w:spacing w:before="60" w:after="60" w:line="252" w:lineRule="auto"/>
+              <w:jc w:val="left"/>
+            </w:pPr>
+            <w:r/>
+            <w:r>
+              <w:t>BULL</w:t>
+            </w:r>
+          </w:p>
+        </w:tc>
+      </w:tr>
+      <w:tr>
+        <w:tc>
+          <w:tcPr>
+            <w:tcW w:type="dxa" w:w="1584"/>
+            <w:shd w:fill="F8FAFC"/>
+            <w:tcMar>
+              <w:top w:w="100" w:type="dxa"/>
+              <w:bottom w:w="100" w:type="dxa"/>
+              <w:left w:w="120" w:type="dxa"/>
+              <w:right w:w="120" w:type="dxa"/>
+            </w:tcMar>
+            <w:tcBorders>
+              <w:top w:val="single" w:sz="4" w:space="0" w:color="CCCCCC"/>
+              <w:bottom w:val="single" w:sz="4" w:space="0" w:color="CCCCCC"/>
+              <w:left w:val="single" w:sz="4" w:space="0" w:color="CCCCCC"/>
+              <w:right w:val="single" w:sz="4" w:space="0" w:color="CCCCCC"/>
+            </w:tcBorders>
+          </w:tcPr>
+          <w:p>
+            <w:pPr>
+              <w:spacing w:before="60" w:after="60" w:line="252" w:lineRule="auto"/>
+              <w:jc w:val="left"/>
+            </w:pPr>
+            <w:r/>
+            <w:r>
+              <w:rPr>
+                <w:b/>
+              </w:rPr>
+              <w:t>Thu 15/10</w:t>
+            </w:r>
+          </w:p>
+        </w:tc>
+        <w:tc>
+          <w:tcPr>
+            <w:tcW w:type="dxa" w:w="864"/>
+            <w:shd w:fill="F8FAFC"/>
+            <w:tcMar>
+              <w:top w:w="100" w:type="dxa"/>
+              <w:bottom w:w="100" w:type="dxa"/>
+              <w:left w:w="120" w:type="dxa"/>
+              <w:right w:w="120" w:type="dxa"/>
+            </w:tcMar>
+            <w:tcBorders>
+              <w:top w:val="single" w:sz="4" w:space="0" w:color="CCCCCC"/>
+              <w:bottom w:val="single" w:sz="4" w:space="0" w:color="CCCCCC"/>
+              <w:left w:val="single" w:sz="4" w:space="0" w:color="CCCCCC"/>
+              <w:right w:val="single" w:sz="4" w:space="0" w:color="CCCCCC"/>
+            </w:tcBorders>
+          </w:tcPr>
+          <w:p>
+            <w:pPr>
+              <w:spacing w:before="60" w:after="60" w:line="252" w:lineRule="auto"/>
+              <w:jc w:val="left"/>
+            </w:pPr>
+            <w:r/>
+            <w:r>
+              <w:t>Asia 07-11</w:t>
+            </w:r>
+          </w:p>
+        </w:tc>
+        <w:tc>
+          <w:tcPr>
+            <w:tcW w:type="dxa" w:w="1440"/>
+            <w:shd w:fill="F8FAFC"/>
+            <w:tcMar>
+              <w:top w:w="100" w:type="dxa"/>
+              <w:bottom w:w="100" w:type="dxa"/>
+              <w:left w:w="120" w:type="dxa"/>
+              <w:right w:w="120" w:type="dxa"/>
+            </w:tcMar>
+            <w:tcBorders>
+              <w:top w:val="single" w:sz="4" w:space="0" w:color="CCCCCC"/>
+              <w:bottom w:val="single" w:sz="4" w:space="0" w:color="CCCCCC"/>
+              <w:left w:val="single" w:sz="4" w:space="0" w:color="CCCCCC"/>
+              <w:right w:val="single" w:sz="4" w:space="0" w:color="CCCCCC"/>
+            </w:tcBorders>
+          </w:tcPr>
+          <w:p>
+            <w:pPr>
+              <w:spacing w:before="60" w:after="60" w:line="252" w:lineRule="auto"/>
+              <w:jc w:val="left"/>
+            </w:pPr>
+            <w:r/>
+            <w:r>
+              <w:t>681.75</w:t>
+            </w:r>
+          </w:p>
+        </w:tc>
+        <w:tc>
+          <w:tcPr>
+            <w:tcW w:type="dxa" w:w="2016"/>
+            <w:shd w:fill="F8FAFC"/>
+            <w:tcMar>
+              <w:top w:w="100" w:type="dxa"/>
+              <w:bottom w:w="100" w:type="dxa"/>
+              <w:left w:w="120" w:type="dxa"/>
+              <w:right w:w="120" w:type="dxa"/>
+            </w:tcMar>
+            <w:tcBorders>
+              <w:top w:val="single" w:sz="4" w:space="0" w:color="CCCCCC"/>
+              <w:bottom w:val="single" w:sz="4" w:space="0" w:color="CCCCCC"/>
+              <w:left w:val="single" w:sz="4" w:space="0" w:color="CCCCCC"/>
+              <w:right w:val="single" w:sz="4" w:space="0" w:color="CCCCCC"/>
+            </w:tcBorders>
+          </w:tcPr>
+          <w:p>
+            <w:pPr>
+              <w:spacing w:before="60" w:after="60" w:line="252" w:lineRule="auto"/>
+              <w:jc w:val="left"/>
+            </w:pPr>
+            <w:r/>
+            <w:r>
+              <w:t>692.25</w:t>
+            </w:r>
+          </w:p>
+        </w:tc>
+        <w:tc>
+          <w:tcPr>
+            <w:tcW w:type="dxa" w:w="1152"/>
+            <w:shd w:fill="F8FAFC"/>
+            <w:tcMar>
+              <w:top w:w="100" w:type="dxa"/>
+              <w:bottom w:w="100" w:type="dxa"/>
+              <w:left w:w="120" w:type="dxa"/>
+              <w:right w:w="120" w:type="dxa"/>
+            </w:tcMar>
+            <w:tcBorders>
+              <w:top w:val="single" w:sz="4" w:space="0" w:color="CCCCCC"/>
+              <w:bottom w:val="single" w:sz="4" w:space="0" w:color="CCCCCC"/>
+              <w:left w:val="single" w:sz="4" w:space="0" w:color="CCCCCC"/>
+              <w:right w:val="single" w:sz="4" w:space="0" w:color="CCCCCC"/>
+            </w:tcBorders>
+          </w:tcPr>
+          <w:p>
+            <w:pPr>
+              <w:spacing w:before="60" w:after="60" w:line="252" w:lineRule="auto"/>
+              <w:jc w:val="left"/>
+            </w:pPr>
+            <w:r/>
+            <w:r>
+              <w:t>674.50</w:t>
             </w:r>
           </w:p>
         </w:tc>
@@ -27276,7 +28686,7 @@
               <w:rPr>
                 <w:b/>
               </w:rPr>
-              <w:t>+0.50</w:t>
+              <w:t>-0.25</w:t>
             </w:r>
           </w:p>
         </w:tc>
@@ -27304,7 +28714,7 @@
             </w:pPr>
             <w:r/>
             <w:r>
-              <w:t>BULL</w:t>
+              <w:t>BEAR</w:t>
             </w:r>
           </w:p>
         </w:tc>
@@ -27337,7 +28747,7 @@
               <w:rPr>
                 <w:b/>
               </w:rPr>
-              <w:t>Wed 14/10</w:t>
+              <w:t>Thu 15/10</w:t>
             </w:r>
           </w:p>
         </w:tc>
@@ -27421,7 +28831,7 @@
             </w:pPr>
             <w:r/>
             <w:r>
-              <w:t>688.50</w:t>
+              <w:t>691.25</w:t>
             </w:r>
           </w:p>
         </w:tc>
@@ -27449,7 +28859,7 @@
             </w:pPr>
             <w:r/>
             <w:r>
-              <w:t>675.50</w:t>
+              <w:t>671.75</w:t>
             </w:r>
           </w:p>
         </w:tc>
@@ -27480,7 +28890,7 @@
               <w:rPr>
                 <w:b/>
               </w:rPr>
-              <w:t>680.75</w:t>
+              <w:t>682.00</w:t>
             </w:r>
           </w:p>
         </w:tc>
@@ -27488,6 +28898,1181 @@
           <w:tcPr>
             <w:tcW w:type="dxa" w:w="3456"/>
             <w:shd w:fill="FFFFFF"/>
+            <w:tcMar>
+              <w:top w:w="100" w:type="dxa"/>
+              <w:bottom w:w="100" w:type="dxa"/>
+              <w:left w:w="120" w:type="dxa"/>
+              <w:right w:w="120" w:type="dxa"/>
+            </w:tcMar>
+            <w:tcBorders>
+              <w:top w:val="single" w:sz="4" w:space="0" w:color="CCCCCC"/>
+              <w:bottom w:val="single" w:sz="4" w:space="0" w:color="CCCCCC"/>
+              <w:left w:val="single" w:sz="4" w:space="0" w:color="CCCCCC"/>
+              <w:right w:val="single" w:sz="4" w:space="0" w:color="CCCCCC"/>
+            </w:tcBorders>
+          </w:tcPr>
+          <w:p>
+            <w:pPr>
+              <w:spacing w:before="60" w:after="60" w:line="252" w:lineRule="auto"/>
+              <w:jc w:val="left"/>
+            </w:pPr>
+            <w:r/>
+            <w:r>
+              <w:rPr>
+                <w:b/>
+              </w:rPr>
+              <w:t>+0.50</w:t>
+            </w:r>
+          </w:p>
+        </w:tc>
+        <w:tc>
+          <w:tcPr>
+            <w:tcW w:type="dxa" w:w="1440"/>
+            <w:shd w:fill="FFFFFF"/>
+            <w:tcMar>
+              <w:top w:w="100" w:type="dxa"/>
+              <w:bottom w:w="100" w:type="dxa"/>
+              <w:left w:w="120" w:type="dxa"/>
+              <w:right w:w="120" w:type="dxa"/>
+            </w:tcMar>
+            <w:tcBorders>
+              <w:top w:val="single" w:sz="4" w:space="0" w:color="CCCCCC"/>
+              <w:bottom w:val="single" w:sz="4" w:space="0" w:color="CCCCCC"/>
+              <w:left w:val="single" w:sz="4" w:space="0" w:color="CCCCCC"/>
+              <w:right w:val="single" w:sz="4" w:space="0" w:color="CCCCCC"/>
+            </w:tcBorders>
+          </w:tcPr>
+          <w:p>
+            <w:pPr>
+              <w:spacing w:before="60" w:after="60" w:line="252" w:lineRule="auto"/>
+              <w:jc w:val="left"/>
+            </w:pPr>
+            <w:r/>
+            <w:r>
+              <w:t>BULL</w:t>
+            </w:r>
+          </w:p>
+        </w:tc>
+      </w:tr>
+      <w:tr>
+        <w:tc>
+          <w:tcPr>
+            <w:tcW w:type="dxa" w:w="1584"/>
+            <w:shd w:fill="F8FAFC"/>
+            <w:tcMar>
+              <w:top w:w="100" w:type="dxa"/>
+              <w:bottom w:w="100" w:type="dxa"/>
+              <w:left w:w="120" w:type="dxa"/>
+              <w:right w:w="120" w:type="dxa"/>
+            </w:tcMar>
+            <w:tcBorders>
+              <w:top w:val="single" w:sz="4" w:space="0" w:color="CCCCCC"/>
+              <w:bottom w:val="single" w:sz="4" w:space="0" w:color="CCCCCC"/>
+              <w:left w:val="single" w:sz="4" w:space="0" w:color="CCCCCC"/>
+              <w:right w:val="single" w:sz="4" w:space="0" w:color="CCCCCC"/>
+            </w:tcBorders>
+          </w:tcPr>
+          <w:p>
+            <w:pPr>
+              <w:spacing w:before="60" w:after="60" w:line="252" w:lineRule="auto"/>
+              <w:jc w:val="left"/>
+            </w:pPr>
+            <w:r/>
+            <w:r>
+              <w:rPr>
+                <w:b/>
+              </w:rPr>
+              <w:t>Thu 15/10</w:t>
+            </w:r>
+          </w:p>
+        </w:tc>
+        <w:tc>
+          <w:tcPr>
+            <w:tcW w:type="dxa" w:w="864"/>
+            <w:shd w:fill="F8FAFC"/>
+            <w:tcMar>
+              <w:top w:w="100" w:type="dxa"/>
+              <w:bottom w:w="100" w:type="dxa"/>
+              <w:left w:w="120" w:type="dxa"/>
+              <w:right w:w="120" w:type="dxa"/>
+            </w:tcMar>
+            <w:tcBorders>
+              <w:top w:val="single" w:sz="4" w:space="0" w:color="CCCCCC"/>
+              <w:bottom w:val="single" w:sz="4" w:space="0" w:color="CCCCCC"/>
+              <w:left w:val="single" w:sz="4" w:space="0" w:color="CCCCCC"/>
+              <w:right w:val="single" w:sz="4" w:space="0" w:color="CCCCCC"/>
+            </w:tcBorders>
+          </w:tcPr>
+          <w:p>
+            <w:pPr>
+              <w:spacing w:before="60" w:after="60" w:line="252" w:lineRule="auto"/>
+              <w:jc w:val="left"/>
+            </w:pPr>
+            <w:r/>
+            <w:r>
+              <w:t>London 15-19</w:t>
+            </w:r>
+          </w:p>
+        </w:tc>
+        <w:tc>
+          <w:tcPr>
+            <w:tcW w:type="dxa" w:w="1440"/>
+            <w:shd w:fill="F8FAFC"/>
+            <w:tcMar>
+              <w:top w:w="100" w:type="dxa"/>
+              <w:bottom w:w="100" w:type="dxa"/>
+              <w:left w:w="120" w:type="dxa"/>
+              <w:right w:w="120" w:type="dxa"/>
+            </w:tcMar>
+            <w:tcBorders>
+              <w:top w:val="single" w:sz="4" w:space="0" w:color="CCCCCC"/>
+              <w:bottom w:val="single" w:sz="4" w:space="0" w:color="CCCCCC"/>
+              <w:left w:val="single" w:sz="4" w:space="0" w:color="CCCCCC"/>
+              <w:right w:val="single" w:sz="4" w:space="0" w:color="CCCCCC"/>
+            </w:tcBorders>
+          </w:tcPr>
+          <w:p>
+            <w:pPr>
+              <w:spacing w:before="60" w:after="60" w:line="252" w:lineRule="auto"/>
+              <w:jc w:val="left"/>
+            </w:pPr>
+            <w:r/>
+            <w:r>
+              <w:t>682.00</w:t>
+            </w:r>
+          </w:p>
+        </w:tc>
+        <w:tc>
+          <w:tcPr>
+            <w:tcW w:type="dxa" w:w="2016"/>
+            <w:shd w:fill="F8FAFC"/>
+            <w:tcMar>
+              <w:top w:w="100" w:type="dxa"/>
+              <w:bottom w:w="100" w:type="dxa"/>
+              <w:left w:w="120" w:type="dxa"/>
+              <w:right w:w="120" w:type="dxa"/>
+            </w:tcMar>
+            <w:tcBorders>
+              <w:top w:val="single" w:sz="4" w:space="0" w:color="CCCCCC"/>
+              <w:bottom w:val="single" w:sz="4" w:space="0" w:color="CCCCCC"/>
+              <w:left w:val="single" w:sz="4" w:space="0" w:color="CCCCCC"/>
+              <w:right w:val="single" w:sz="4" w:space="0" w:color="CCCCCC"/>
+            </w:tcBorders>
+          </w:tcPr>
+          <w:p>
+            <w:pPr>
+              <w:spacing w:before="60" w:after="60" w:line="252" w:lineRule="auto"/>
+              <w:jc w:val="left"/>
+            </w:pPr>
+            <w:r/>
+            <w:r>
+              <w:t>692.75</w:t>
+            </w:r>
+          </w:p>
+        </w:tc>
+        <w:tc>
+          <w:tcPr>
+            <w:tcW w:type="dxa" w:w="1152"/>
+            <w:shd w:fill="F8FAFC"/>
+            <w:tcMar>
+              <w:top w:w="100" w:type="dxa"/>
+              <w:bottom w:w="100" w:type="dxa"/>
+              <w:left w:w="120" w:type="dxa"/>
+              <w:right w:w="120" w:type="dxa"/>
+            </w:tcMar>
+            <w:tcBorders>
+              <w:top w:val="single" w:sz="4" w:space="0" w:color="CCCCCC"/>
+              <w:bottom w:val="single" w:sz="4" w:space="0" w:color="CCCCCC"/>
+              <w:left w:val="single" w:sz="4" w:space="0" w:color="CCCCCC"/>
+              <w:right w:val="single" w:sz="4" w:space="0" w:color="CCCCCC"/>
+            </w:tcBorders>
+          </w:tcPr>
+          <w:p>
+            <w:pPr>
+              <w:spacing w:before="60" w:after="60" w:line="252" w:lineRule="auto"/>
+              <w:jc w:val="left"/>
+            </w:pPr>
+            <w:r/>
+            <w:r>
+              <w:t>674.75</w:t>
+            </w:r>
+          </w:p>
+        </w:tc>
+        <w:tc>
+          <w:tcPr>
+            <w:tcW w:type="dxa" w:w="1728"/>
+            <w:shd w:fill="F8FAFC"/>
+            <w:tcMar>
+              <w:top w:w="100" w:type="dxa"/>
+              <w:bottom w:w="100" w:type="dxa"/>
+              <w:left w:w="120" w:type="dxa"/>
+              <w:right w:w="120" w:type="dxa"/>
+            </w:tcMar>
+            <w:tcBorders>
+              <w:top w:val="single" w:sz="4" w:space="0" w:color="CCCCCC"/>
+              <w:bottom w:val="single" w:sz="4" w:space="0" w:color="CCCCCC"/>
+              <w:left w:val="single" w:sz="4" w:space="0" w:color="CCCCCC"/>
+              <w:right w:val="single" w:sz="4" w:space="0" w:color="CCCCCC"/>
+            </w:tcBorders>
+          </w:tcPr>
+          <w:p>
+            <w:pPr>
+              <w:spacing w:before="60" w:after="60" w:line="252" w:lineRule="auto"/>
+              <w:jc w:val="left"/>
+            </w:pPr>
+            <w:r/>
+            <w:r>
+              <w:rPr>
+                <w:b/>
+              </w:rPr>
+              <w:t>682.75</w:t>
+            </w:r>
+          </w:p>
+        </w:tc>
+        <w:tc>
+          <w:tcPr>
+            <w:tcW w:type="dxa" w:w="3456"/>
+            <w:shd w:fill="F8FAFC"/>
+            <w:tcMar>
+              <w:top w:w="100" w:type="dxa"/>
+              <w:bottom w:w="100" w:type="dxa"/>
+              <w:left w:w="120" w:type="dxa"/>
+              <w:right w:w="120" w:type="dxa"/>
+            </w:tcMar>
+            <w:tcBorders>
+              <w:top w:val="single" w:sz="4" w:space="0" w:color="CCCCCC"/>
+              <w:bottom w:val="single" w:sz="4" w:space="0" w:color="CCCCCC"/>
+              <w:left w:val="single" w:sz="4" w:space="0" w:color="CCCCCC"/>
+              <w:right w:val="single" w:sz="4" w:space="0" w:color="CCCCCC"/>
+            </w:tcBorders>
+          </w:tcPr>
+          <w:p>
+            <w:pPr>
+              <w:spacing w:before="60" w:after="60" w:line="252" w:lineRule="auto"/>
+              <w:jc w:val="left"/>
+            </w:pPr>
+            <w:r/>
+            <w:r>
+              <w:rPr>
+                <w:b/>
+              </w:rPr>
+              <w:t>+0.75</w:t>
+            </w:r>
+          </w:p>
+        </w:tc>
+        <w:tc>
+          <w:tcPr>
+            <w:tcW w:type="dxa" w:w="1440"/>
+            <w:shd w:fill="F8FAFC"/>
+            <w:tcMar>
+              <w:top w:w="100" w:type="dxa"/>
+              <w:bottom w:w="100" w:type="dxa"/>
+              <w:left w:w="120" w:type="dxa"/>
+              <w:right w:w="120" w:type="dxa"/>
+            </w:tcMar>
+            <w:tcBorders>
+              <w:top w:val="single" w:sz="4" w:space="0" w:color="CCCCCC"/>
+              <w:bottom w:val="single" w:sz="4" w:space="0" w:color="CCCCCC"/>
+              <w:left w:val="single" w:sz="4" w:space="0" w:color="CCCCCC"/>
+              <w:right w:val="single" w:sz="4" w:space="0" w:color="CCCCCC"/>
+            </w:tcBorders>
+          </w:tcPr>
+          <w:p>
+            <w:pPr>
+              <w:spacing w:before="60" w:after="60" w:line="252" w:lineRule="auto"/>
+              <w:jc w:val="left"/>
+            </w:pPr>
+            <w:r/>
+            <w:r>
+              <w:t>BULL</w:t>
+            </w:r>
+          </w:p>
+        </w:tc>
+      </w:tr>
+      <w:tr>
+        <w:tc>
+          <w:tcPr>
+            <w:tcW w:type="dxa" w:w="1584"/>
+            <w:shd w:fill="FFFFFF"/>
+            <w:tcMar>
+              <w:top w:w="100" w:type="dxa"/>
+              <w:bottom w:w="100" w:type="dxa"/>
+              <w:left w:w="120" w:type="dxa"/>
+              <w:right w:w="120" w:type="dxa"/>
+            </w:tcMar>
+            <w:tcBorders>
+              <w:top w:val="single" w:sz="4" w:space="0" w:color="CCCCCC"/>
+              <w:bottom w:val="single" w:sz="4" w:space="0" w:color="CCCCCC"/>
+              <w:left w:val="single" w:sz="4" w:space="0" w:color="CCCCCC"/>
+              <w:right w:val="single" w:sz="4" w:space="0" w:color="CCCCCC"/>
+            </w:tcBorders>
+          </w:tcPr>
+          <w:p>
+            <w:pPr>
+              <w:spacing w:before="60" w:after="60" w:line="252" w:lineRule="auto"/>
+              <w:jc w:val="left"/>
+            </w:pPr>
+            <w:r/>
+            <w:r>
+              <w:rPr>
+                <w:b/>
+              </w:rPr>
+              <w:t>Thu 15/10</w:t>
+            </w:r>
+          </w:p>
+        </w:tc>
+        <w:tc>
+          <w:tcPr>
+            <w:tcW w:type="dxa" w:w="864"/>
+            <w:shd w:fill="FFFFFF"/>
+            <w:tcMar>
+              <w:top w:w="100" w:type="dxa"/>
+              <w:bottom w:w="100" w:type="dxa"/>
+              <w:left w:w="120" w:type="dxa"/>
+              <w:right w:w="120" w:type="dxa"/>
+            </w:tcMar>
+            <w:tcBorders>
+              <w:top w:val="single" w:sz="4" w:space="0" w:color="CCCCCC"/>
+              <w:bottom w:val="single" w:sz="4" w:space="0" w:color="CCCCCC"/>
+              <w:left w:val="single" w:sz="4" w:space="0" w:color="CCCCCC"/>
+              <w:right w:val="single" w:sz="4" w:space="0" w:color="CCCCCC"/>
+            </w:tcBorders>
+          </w:tcPr>
+          <w:p>
+            <w:pPr>
+              <w:spacing w:before="60" w:after="60" w:line="252" w:lineRule="auto"/>
+              <w:jc w:val="left"/>
+            </w:pPr>
+            <w:r/>
+            <w:r>
+              <w:t>Pre-NY 19-21</w:t>
+            </w:r>
+          </w:p>
+        </w:tc>
+        <w:tc>
+          <w:tcPr>
+            <w:tcW w:type="dxa" w:w="1440"/>
+            <w:shd w:fill="FFFFFF"/>
+            <w:tcMar>
+              <w:top w:w="100" w:type="dxa"/>
+              <w:bottom w:w="100" w:type="dxa"/>
+              <w:left w:w="120" w:type="dxa"/>
+              <w:right w:w="120" w:type="dxa"/>
+            </w:tcMar>
+            <w:tcBorders>
+              <w:top w:val="single" w:sz="4" w:space="0" w:color="CCCCCC"/>
+              <w:bottom w:val="single" w:sz="4" w:space="0" w:color="CCCCCC"/>
+              <w:left w:val="single" w:sz="4" w:space="0" w:color="CCCCCC"/>
+              <w:right w:val="single" w:sz="4" w:space="0" w:color="CCCCCC"/>
+            </w:tcBorders>
+          </w:tcPr>
+          <w:p>
+            <w:pPr>
+              <w:spacing w:before="60" w:after="60" w:line="252" w:lineRule="auto"/>
+              <w:jc w:val="left"/>
+            </w:pPr>
+            <w:r/>
+            <w:r>
+              <w:t>682.75</w:t>
+            </w:r>
+          </w:p>
+        </w:tc>
+        <w:tc>
+          <w:tcPr>
+            <w:tcW w:type="dxa" w:w="2016"/>
+            <w:shd w:fill="FFFFFF"/>
+            <w:tcMar>
+              <w:top w:w="100" w:type="dxa"/>
+              <w:bottom w:w="100" w:type="dxa"/>
+              <w:left w:w="120" w:type="dxa"/>
+              <w:right w:w="120" w:type="dxa"/>
+            </w:tcMar>
+            <w:tcBorders>
+              <w:top w:val="single" w:sz="4" w:space="0" w:color="CCCCCC"/>
+              <w:bottom w:val="single" w:sz="4" w:space="0" w:color="CCCCCC"/>
+              <w:left w:val="single" w:sz="4" w:space="0" w:color="CCCCCC"/>
+              <w:right w:val="single" w:sz="4" w:space="0" w:color="CCCCCC"/>
+            </w:tcBorders>
+          </w:tcPr>
+          <w:p>
+            <w:pPr>
+              <w:spacing w:before="60" w:after="60" w:line="252" w:lineRule="auto"/>
+              <w:jc w:val="left"/>
+            </w:pPr>
+            <w:r/>
+            <w:r>
+              <w:t>689.25</w:t>
+            </w:r>
+          </w:p>
+        </w:tc>
+        <w:tc>
+          <w:tcPr>
+            <w:tcW w:type="dxa" w:w="1152"/>
+            <w:shd w:fill="FFFFFF"/>
+            <w:tcMar>
+              <w:top w:w="100" w:type="dxa"/>
+              <w:bottom w:w="100" w:type="dxa"/>
+              <w:left w:w="120" w:type="dxa"/>
+              <w:right w:w="120" w:type="dxa"/>
+            </w:tcMar>
+            <w:tcBorders>
+              <w:top w:val="single" w:sz="4" w:space="0" w:color="CCCCCC"/>
+              <w:bottom w:val="single" w:sz="4" w:space="0" w:color="CCCCCC"/>
+              <w:left w:val="single" w:sz="4" w:space="0" w:color="CCCCCC"/>
+              <w:right w:val="single" w:sz="4" w:space="0" w:color="CCCCCC"/>
+            </w:tcBorders>
+          </w:tcPr>
+          <w:p>
+            <w:pPr>
+              <w:spacing w:before="60" w:after="60" w:line="252" w:lineRule="auto"/>
+              <w:jc w:val="left"/>
+            </w:pPr>
+            <w:r/>
+            <w:r>
+              <w:t>674.25</w:t>
+            </w:r>
+          </w:p>
+        </w:tc>
+        <w:tc>
+          <w:tcPr>
+            <w:tcW w:type="dxa" w:w="1728"/>
+            <w:shd w:fill="FFFFFF"/>
+            <w:tcMar>
+              <w:top w:w="100" w:type="dxa"/>
+              <w:bottom w:w="100" w:type="dxa"/>
+              <w:left w:w="120" w:type="dxa"/>
+              <w:right w:w="120" w:type="dxa"/>
+            </w:tcMar>
+            <w:tcBorders>
+              <w:top w:val="single" w:sz="4" w:space="0" w:color="CCCCCC"/>
+              <w:bottom w:val="single" w:sz="4" w:space="0" w:color="CCCCCC"/>
+              <w:left w:val="single" w:sz="4" w:space="0" w:color="CCCCCC"/>
+              <w:right w:val="single" w:sz="4" w:space="0" w:color="CCCCCC"/>
+            </w:tcBorders>
+          </w:tcPr>
+          <w:p>
+            <w:pPr>
+              <w:spacing w:before="60" w:after="60" w:line="252" w:lineRule="auto"/>
+              <w:jc w:val="left"/>
+            </w:pPr>
+            <w:r/>
+            <w:r>
+              <w:rPr>
+                <w:b/>
+              </w:rPr>
+              <w:t>683.25</w:t>
+            </w:r>
+          </w:p>
+        </w:tc>
+        <w:tc>
+          <w:tcPr>
+            <w:tcW w:type="dxa" w:w="3456"/>
+            <w:shd w:fill="FFFFFF"/>
+            <w:tcMar>
+              <w:top w:w="100" w:type="dxa"/>
+              <w:bottom w:w="100" w:type="dxa"/>
+              <w:left w:w="120" w:type="dxa"/>
+              <w:right w:w="120" w:type="dxa"/>
+            </w:tcMar>
+            <w:tcBorders>
+              <w:top w:val="single" w:sz="4" w:space="0" w:color="CCCCCC"/>
+              <w:bottom w:val="single" w:sz="4" w:space="0" w:color="CCCCCC"/>
+              <w:left w:val="single" w:sz="4" w:space="0" w:color="CCCCCC"/>
+              <w:right w:val="single" w:sz="4" w:space="0" w:color="CCCCCC"/>
+            </w:tcBorders>
+          </w:tcPr>
+          <w:p>
+            <w:pPr>
+              <w:spacing w:before="60" w:after="60" w:line="252" w:lineRule="auto"/>
+              <w:jc w:val="left"/>
+            </w:pPr>
+            <w:r/>
+            <w:r>
+              <w:rPr>
+                <w:b/>
+              </w:rPr>
+              <w:t>+0.50</w:t>
+            </w:r>
+          </w:p>
+        </w:tc>
+        <w:tc>
+          <w:tcPr>
+            <w:tcW w:type="dxa" w:w="1440"/>
+            <w:shd w:fill="FFFFFF"/>
+            <w:tcMar>
+              <w:top w:w="100" w:type="dxa"/>
+              <w:bottom w:w="100" w:type="dxa"/>
+              <w:left w:w="120" w:type="dxa"/>
+              <w:right w:w="120" w:type="dxa"/>
+            </w:tcMar>
+            <w:tcBorders>
+              <w:top w:val="single" w:sz="4" w:space="0" w:color="CCCCCC"/>
+              <w:bottom w:val="single" w:sz="4" w:space="0" w:color="CCCCCC"/>
+              <w:left w:val="single" w:sz="4" w:space="0" w:color="CCCCCC"/>
+              <w:right w:val="single" w:sz="4" w:space="0" w:color="CCCCCC"/>
+            </w:tcBorders>
+          </w:tcPr>
+          <w:p>
+            <w:pPr>
+              <w:spacing w:before="60" w:after="60" w:line="252" w:lineRule="auto"/>
+              <w:jc w:val="left"/>
+            </w:pPr>
+            <w:r/>
+            <w:r>
+              <w:t>BULL</w:t>
+            </w:r>
+          </w:p>
+        </w:tc>
+      </w:tr>
+      <w:tr>
+        <w:tc>
+          <w:tcPr>
+            <w:tcW w:type="dxa" w:w="1584"/>
+            <w:shd w:fill="F8FAFC"/>
+            <w:tcMar>
+              <w:top w:w="100" w:type="dxa"/>
+              <w:bottom w:w="100" w:type="dxa"/>
+              <w:left w:w="120" w:type="dxa"/>
+              <w:right w:w="120" w:type="dxa"/>
+            </w:tcMar>
+            <w:tcBorders>
+              <w:top w:val="single" w:sz="4" w:space="0" w:color="CCCCCC"/>
+              <w:bottom w:val="single" w:sz="4" w:space="0" w:color="CCCCCC"/>
+              <w:left w:val="single" w:sz="4" w:space="0" w:color="CCCCCC"/>
+              <w:right w:val="single" w:sz="4" w:space="0" w:color="CCCCCC"/>
+            </w:tcBorders>
+          </w:tcPr>
+          <w:p>
+            <w:pPr>
+              <w:spacing w:before="60" w:after="60" w:line="252" w:lineRule="auto"/>
+              <w:jc w:val="left"/>
+            </w:pPr>
+            <w:r/>
+            <w:r>
+              <w:rPr>
+                <w:b/>
+              </w:rPr>
+              <w:t>Thu 15/10</w:t>
+            </w:r>
+          </w:p>
+        </w:tc>
+        <w:tc>
+          <w:tcPr>
+            <w:tcW w:type="dxa" w:w="864"/>
+            <w:shd w:fill="F8FAFC"/>
+            <w:tcMar>
+              <w:top w:w="100" w:type="dxa"/>
+              <w:bottom w:w="100" w:type="dxa"/>
+              <w:left w:w="120" w:type="dxa"/>
+              <w:right w:w="120" w:type="dxa"/>
+            </w:tcMar>
+            <w:tcBorders>
+              <w:top w:val="single" w:sz="4" w:space="0" w:color="CCCCCC"/>
+              <w:bottom w:val="single" w:sz="4" w:space="0" w:color="CCCCCC"/>
+              <w:left w:val="single" w:sz="4" w:space="0" w:color="CCCCCC"/>
+              <w:right w:val="single" w:sz="4" w:space="0" w:color="CCCCCC"/>
+            </w:tcBorders>
+          </w:tcPr>
+          <w:p>
+            <w:pPr>
+              <w:spacing w:before="60" w:after="60" w:line="252" w:lineRule="auto"/>
+              <w:jc w:val="left"/>
+            </w:pPr>
+            <w:r/>
+            <w:r>
+              <w:t>NY Open 21-23</w:t>
+            </w:r>
+          </w:p>
+        </w:tc>
+        <w:tc>
+          <w:tcPr>
+            <w:tcW w:type="dxa" w:w="1440"/>
+            <w:shd w:fill="F8FAFC"/>
+            <w:tcMar>
+              <w:top w:w="100" w:type="dxa"/>
+              <w:bottom w:w="100" w:type="dxa"/>
+              <w:left w:w="120" w:type="dxa"/>
+              <w:right w:w="120" w:type="dxa"/>
+            </w:tcMar>
+            <w:tcBorders>
+              <w:top w:val="single" w:sz="4" w:space="0" w:color="CCCCCC"/>
+              <w:bottom w:val="single" w:sz="4" w:space="0" w:color="CCCCCC"/>
+              <w:left w:val="single" w:sz="4" w:space="0" w:color="CCCCCC"/>
+              <w:right w:val="single" w:sz="4" w:space="0" w:color="CCCCCC"/>
+            </w:tcBorders>
+          </w:tcPr>
+          <w:p>
+            <w:pPr>
+              <w:spacing w:before="60" w:after="60" w:line="252" w:lineRule="auto"/>
+              <w:jc w:val="left"/>
+            </w:pPr>
+            <w:r/>
+            <w:r>
+              <w:t>683.25</w:t>
+            </w:r>
+          </w:p>
+        </w:tc>
+        <w:tc>
+          <w:tcPr>
+            <w:tcW w:type="dxa" w:w="2016"/>
+            <w:shd w:fill="F8FAFC"/>
+            <w:tcMar>
+              <w:top w:w="100" w:type="dxa"/>
+              <w:bottom w:w="100" w:type="dxa"/>
+              <w:left w:w="120" w:type="dxa"/>
+              <w:right w:w="120" w:type="dxa"/>
+            </w:tcMar>
+            <w:tcBorders>
+              <w:top w:val="single" w:sz="4" w:space="0" w:color="CCCCCC"/>
+              <w:bottom w:val="single" w:sz="4" w:space="0" w:color="CCCCCC"/>
+              <w:left w:val="single" w:sz="4" w:space="0" w:color="CCCCCC"/>
+              <w:right w:val="single" w:sz="4" w:space="0" w:color="CCCCCC"/>
+            </w:tcBorders>
+          </w:tcPr>
+          <w:p>
+            <w:pPr>
+              <w:spacing w:before="60" w:after="60" w:line="252" w:lineRule="auto"/>
+              <w:jc w:val="left"/>
+            </w:pPr>
+            <w:r/>
+            <w:r>
+              <w:t>694.25</w:t>
+            </w:r>
+          </w:p>
+        </w:tc>
+        <w:tc>
+          <w:tcPr>
+            <w:tcW w:type="dxa" w:w="1152"/>
+            <w:shd w:fill="F8FAFC"/>
+            <w:tcMar>
+              <w:top w:w="100" w:type="dxa"/>
+              <w:bottom w:w="100" w:type="dxa"/>
+              <w:left w:w="120" w:type="dxa"/>
+              <w:right w:w="120" w:type="dxa"/>
+            </w:tcMar>
+            <w:tcBorders>
+              <w:top w:val="single" w:sz="4" w:space="0" w:color="CCCCCC"/>
+              <w:bottom w:val="single" w:sz="4" w:space="0" w:color="CCCCCC"/>
+              <w:left w:val="single" w:sz="4" w:space="0" w:color="CCCCCC"/>
+              <w:right w:val="single" w:sz="4" w:space="0" w:color="CCCCCC"/>
+            </w:tcBorders>
+          </w:tcPr>
+          <w:p>
+            <w:pPr>
+              <w:spacing w:before="60" w:after="60" w:line="252" w:lineRule="auto"/>
+              <w:jc w:val="left"/>
+            </w:pPr>
+            <w:r/>
+            <w:r>
+              <w:t>671.50</w:t>
+            </w:r>
+          </w:p>
+        </w:tc>
+        <w:tc>
+          <w:tcPr>
+            <w:tcW w:type="dxa" w:w="1728"/>
+            <w:shd w:fill="F8FAFC"/>
+            <w:tcMar>
+              <w:top w:w="100" w:type="dxa"/>
+              <w:bottom w:w="100" w:type="dxa"/>
+              <w:left w:w="120" w:type="dxa"/>
+              <w:right w:w="120" w:type="dxa"/>
+            </w:tcMar>
+            <w:tcBorders>
+              <w:top w:val="single" w:sz="4" w:space="0" w:color="CCCCCC"/>
+              <w:bottom w:val="single" w:sz="4" w:space="0" w:color="CCCCCC"/>
+              <w:left w:val="single" w:sz="4" w:space="0" w:color="CCCCCC"/>
+              <w:right w:val="single" w:sz="4" w:space="0" w:color="CCCCCC"/>
+            </w:tcBorders>
+          </w:tcPr>
+          <w:p>
+            <w:pPr>
+              <w:spacing w:before="60" w:after="60" w:line="252" w:lineRule="auto"/>
+              <w:jc w:val="left"/>
+            </w:pPr>
+            <w:r/>
+            <w:r>
+              <w:rPr>
+                <w:b/>
+              </w:rPr>
+              <w:t>686.75</w:t>
+            </w:r>
+          </w:p>
+        </w:tc>
+        <w:tc>
+          <w:tcPr>
+            <w:tcW w:type="dxa" w:w="3456"/>
+            <w:shd w:fill="F8FAFC"/>
+            <w:tcMar>
+              <w:top w:w="100" w:type="dxa"/>
+              <w:bottom w:w="100" w:type="dxa"/>
+              <w:left w:w="120" w:type="dxa"/>
+              <w:right w:w="120" w:type="dxa"/>
+            </w:tcMar>
+            <w:tcBorders>
+              <w:top w:val="single" w:sz="4" w:space="0" w:color="CCCCCC"/>
+              <w:bottom w:val="single" w:sz="4" w:space="0" w:color="CCCCCC"/>
+              <w:left w:val="single" w:sz="4" w:space="0" w:color="CCCCCC"/>
+              <w:right w:val="single" w:sz="4" w:space="0" w:color="CCCCCC"/>
+            </w:tcBorders>
+          </w:tcPr>
+          <w:p>
+            <w:pPr>
+              <w:spacing w:before="60" w:after="60" w:line="252" w:lineRule="auto"/>
+              <w:jc w:val="left"/>
+            </w:pPr>
+            <w:r/>
+            <w:r>
+              <w:rPr>
+                <w:b/>
+              </w:rPr>
+              <w:t>+3.50</w:t>
+            </w:r>
+          </w:p>
+        </w:tc>
+        <w:tc>
+          <w:tcPr>
+            <w:tcW w:type="dxa" w:w="1440"/>
+            <w:shd w:fill="F8FAFC"/>
+            <w:tcMar>
+              <w:top w:w="100" w:type="dxa"/>
+              <w:bottom w:w="100" w:type="dxa"/>
+              <w:left w:w="120" w:type="dxa"/>
+              <w:right w:w="120" w:type="dxa"/>
+            </w:tcMar>
+            <w:tcBorders>
+              <w:top w:val="single" w:sz="4" w:space="0" w:color="CCCCCC"/>
+              <w:bottom w:val="single" w:sz="4" w:space="0" w:color="CCCCCC"/>
+              <w:left w:val="single" w:sz="4" w:space="0" w:color="CCCCCC"/>
+              <w:right w:val="single" w:sz="4" w:space="0" w:color="CCCCCC"/>
+            </w:tcBorders>
+          </w:tcPr>
+          <w:p>
+            <w:pPr>
+              <w:spacing w:before="60" w:after="60" w:line="252" w:lineRule="auto"/>
+              <w:jc w:val="left"/>
+            </w:pPr>
+            <w:r/>
+            <w:r>
+              <w:t>BULL</w:t>
+            </w:r>
+          </w:p>
+        </w:tc>
+      </w:tr>
+      <w:tr>
+        <w:tc>
+          <w:tcPr>
+            <w:tcW w:type="dxa" w:w="1584"/>
+            <w:shd w:fill="FFFFFF"/>
+            <w:tcMar>
+              <w:top w:w="100" w:type="dxa"/>
+              <w:bottom w:w="100" w:type="dxa"/>
+              <w:left w:w="120" w:type="dxa"/>
+              <w:right w:w="120" w:type="dxa"/>
+            </w:tcMar>
+            <w:tcBorders>
+              <w:top w:val="single" w:sz="4" w:space="0" w:color="CCCCCC"/>
+              <w:bottom w:val="single" w:sz="4" w:space="0" w:color="CCCCCC"/>
+              <w:left w:val="single" w:sz="4" w:space="0" w:color="CCCCCC"/>
+              <w:right w:val="single" w:sz="4" w:space="0" w:color="CCCCCC"/>
+            </w:tcBorders>
+          </w:tcPr>
+          <w:p>
+            <w:pPr>
+              <w:spacing w:before="60" w:after="60" w:line="252" w:lineRule="auto"/>
+              <w:jc w:val="left"/>
+            </w:pPr>
+            <w:r/>
+            <w:r>
+              <w:rPr>
+                <w:b/>
+              </w:rPr>
+              <w:t>Thu 15/10</w:t>
+            </w:r>
+          </w:p>
+        </w:tc>
+        <w:tc>
+          <w:tcPr>
+            <w:tcW w:type="dxa" w:w="864"/>
+            <w:shd w:fill="FFFFFF"/>
+            <w:tcMar>
+              <w:top w:w="100" w:type="dxa"/>
+              <w:bottom w:w="100" w:type="dxa"/>
+              <w:left w:w="120" w:type="dxa"/>
+              <w:right w:w="120" w:type="dxa"/>
+            </w:tcMar>
+            <w:tcBorders>
+              <w:top w:val="single" w:sz="4" w:space="0" w:color="CCCCCC"/>
+              <w:bottom w:val="single" w:sz="4" w:space="0" w:color="CCCCCC"/>
+              <w:left w:val="single" w:sz="4" w:space="0" w:color="CCCCCC"/>
+              <w:right w:val="single" w:sz="4" w:space="0" w:color="CCCCCC"/>
+            </w:tcBorders>
+          </w:tcPr>
+          <w:p>
+            <w:pPr>
+              <w:spacing w:before="60" w:after="60" w:line="252" w:lineRule="auto"/>
+              <w:jc w:val="left"/>
+            </w:pPr>
+            <w:r/>
+            <w:r>
+              <w:t>NY Close 23-01</w:t>
+            </w:r>
+          </w:p>
+        </w:tc>
+        <w:tc>
+          <w:tcPr>
+            <w:tcW w:type="dxa" w:w="1440"/>
+            <w:shd w:fill="FFFFFF"/>
+            <w:tcMar>
+              <w:top w:w="100" w:type="dxa"/>
+              <w:bottom w:w="100" w:type="dxa"/>
+              <w:left w:w="120" w:type="dxa"/>
+              <w:right w:w="120" w:type="dxa"/>
+            </w:tcMar>
+            <w:tcBorders>
+              <w:top w:val="single" w:sz="4" w:space="0" w:color="CCCCCC"/>
+              <w:bottom w:val="single" w:sz="4" w:space="0" w:color="CCCCCC"/>
+              <w:left w:val="single" w:sz="4" w:space="0" w:color="CCCCCC"/>
+              <w:right w:val="single" w:sz="4" w:space="0" w:color="CCCCCC"/>
+            </w:tcBorders>
+          </w:tcPr>
+          <w:p>
+            <w:pPr>
+              <w:spacing w:before="60" w:after="60" w:line="252" w:lineRule="auto"/>
+              <w:jc w:val="left"/>
+            </w:pPr>
+            <w:r/>
+            <w:r>
+              <w:t>686.75</w:t>
+            </w:r>
+          </w:p>
+        </w:tc>
+        <w:tc>
+          <w:tcPr>
+            <w:tcW w:type="dxa" w:w="2016"/>
+            <w:shd w:fill="FFFFFF"/>
+            <w:tcMar>
+              <w:top w:w="100" w:type="dxa"/>
+              <w:bottom w:w="100" w:type="dxa"/>
+              <w:left w:w="120" w:type="dxa"/>
+              <w:right w:w="120" w:type="dxa"/>
+            </w:tcMar>
+            <w:tcBorders>
+              <w:top w:val="single" w:sz="4" w:space="0" w:color="CCCCCC"/>
+              <w:bottom w:val="single" w:sz="4" w:space="0" w:color="CCCCCC"/>
+              <w:left w:val="single" w:sz="4" w:space="0" w:color="CCCCCC"/>
+              <w:right w:val="single" w:sz="4" w:space="0" w:color="CCCCCC"/>
+            </w:tcBorders>
+          </w:tcPr>
+          <w:p>
+            <w:pPr>
+              <w:spacing w:before="60" w:after="60" w:line="252" w:lineRule="auto"/>
+              <w:jc w:val="left"/>
+            </w:pPr>
+            <w:r/>
+            <w:r>
+              <w:t>692.25</w:t>
+            </w:r>
+          </w:p>
+        </w:tc>
+        <w:tc>
+          <w:tcPr>
+            <w:tcW w:type="dxa" w:w="1152"/>
+            <w:shd w:fill="FFFFFF"/>
+            <w:tcMar>
+              <w:top w:w="100" w:type="dxa"/>
+              <w:bottom w:w="100" w:type="dxa"/>
+              <w:left w:w="120" w:type="dxa"/>
+              <w:right w:w="120" w:type="dxa"/>
+            </w:tcMar>
+            <w:tcBorders>
+              <w:top w:val="single" w:sz="4" w:space="0" w:color="CCCCCC"/>
+              <w:bottom w:val="single" w:sz="4" w:space="0" w:color="CCCCCC"/>
+              <w:left w:val="single" w:sz="4" w:space="0" w:color="CCCCCC"/>
+              <w:right w:val="single" w:sz="4" w:space="0" w:color="CCCCCC"/>
+            </w:tcBorders>
+          </w:tcPr>
+          <w:p>
+            <w:pPr>
+              <w:spacing w:before="60" w:after="60" w:line="252" w:lineRule="auto"/>
+              <w:jc w:val="left"/>
+            </w:pPr>
+            <w:r/>
+            <w:r>
+              <w:t>679.00</w:t>
+            </w:r>
+          </w:p>
+        </w:tc>
+        <w:tc>
+          <w:tcPr>
+            <w:tcW w:type="dxa" w:w="1728"/>
+            <w:shd w:fill="FFFFFF"/>
+            <w:tcMar>
+              <w:top w:w="100" w:type="dxa"/>
+              <w:bottom w:w="100" w:type="dxa"/>
+              <w:left w:w="120" w:type="dxa"/>
+              <w:right w:w="120" w:type="dxa"/>
+            </w:tcMar>
+            <w:tcBorders>
+              <w:top w:val="single" w:sz="4" w:space="0" w:color="CCCCCC"/>
+              <w:bottom w:val="single" w:sz="4" w:space="0" w:color="CCCCCC"/>
+              <w:left w:val="single" w:sz="4" w:space="0" w:color="CCCCCC"/>
+              <w:right w:val="single" w:sz="4" w:space="0" w:color="CCCCCC"/>
+            </w:tcBorders>
+          </w:tcPr>
+          <w:p>
+            <w:pPr>
+              <w:spacing w:before="60" w:after="60" w:line="252" w:lineRule="auto"/>
+              <w:jc w:val="left"/>
+            </w:pPr>
+            <w:r/>
+            <w:r>
+              <w:rPr>
+                <w:b/>
+              </w:rPr>
+              <w:t>687.50</w:t>
+            </w:r>
+          </w:p>
+        </w:tc>
+        <w:tc>
+          <w:tcPr>
+            <w:tcW w:type="dxa" w:w="3456"/>
+            <w:shd w:fill="FFFFFF"/>
+            <w:tcMar>
+              <w:top w:w="100" w:type="dxa"/>
+              <w:bottom w:w="100" w:type="dxa"/>
+              <w:left w:w="120" w:type="dxa"/>
+              <w:right w:w="120" w:type="dxa"/>
+            </w:tcMar>
+            <w:tcBorders>
+              <w:top w:val="single" w:sz="4" w:space="0" w:color="CCCCCC"/>
+              <w:bottom w:val="single" w:sz="4" w:space="0" w:color="CCCCCC"/>
+              <w:left w:val="single" w:sz="4" w:space="0" w:color="CCCCCC"/>
+              <w:right w:val="single" w:sz="4" w:space="0" w:color="CCCCCC"/>
+            </w:tcBorders>
+          </w:tcPr>
+          <w:p>
+            <w:pPr>
+              <w:spacing w:before="60" w:after="60" w:line="252" w:lineRule="auto"/>
+              <w:jc w:val="left"/>
+            </w:pPr>
+            <w:r/>
+            <w:r>
+              <w:rPr>
+                <w:b/>
+              </w:rPr>
+              <w:t>+0.75</w:t>
+            </w:r>
+          </w:p>
+        </w:tc>
+        <w:tc>
+          <w:tcPr>
+            <w:tcW w:type="dxa" w:w="1440"/>
+            <w:shd w:fill="FFFFFF"/>
+            <w:tcMar>
+              <w:top w:w="100" w:type="dxa"/>
+              <w:bottom w:w="100" w:type="dxa"/>
+              <w:left w:w="120" w:type="dxa"/>
+              <w:right w:w="120" w:type="dxa"/>
+            </w:tcMar>
+            <w:tcBorders>
+              <w:top w:val="single" w:sz="4" w:space="0" w:color="CCCCCC"/>
+              <w:bottom w:val="single" w:sz="4" w:space="0" w:color="CCCCCC"/>
+              <w:left w:val="single" w:sz="4" w:space="0" w:color="CCCCCC"/>
+              <w:right w:val="single" w:sz="4" w:space="0" w:color="CCCCCC"/>
+            </w:tcBorders>
+          </w:tcPr>
+          <w:p>
+            <w:pPr>
+              <w:spacing w:before="60" w:after="60" w:line="252" w:lineRule="auto"/>
+              <w:jc w:val="left"/>
+            </w:pPr>
+            <w:r/>
+            <w:r>
+              <w:t>BULL</w:t>
+            </w:r>
+          </w:p>
+        </w:tc>
+      </w:tr>
+      <w:tr>
+        <w:tc>
+          <w:tcPr>
+            <w:tcW w:type="dxa" w:w="1584"/>
+            <w:shd w:fill="F8FAFC"/>
+            <w:tcMar>
+              <w:top w:w="100" w:type="dxa"/>
+              <w:bottom w:w="100" w:type="dxa"/>
+              <w:left w:w="120" w:type="dxa"/>
+              <w:right w:w="120" w:type="dxa"/>
+            </w:tcMar>
+            <w:tcBorders>
+              <w:top w:val="single" w:sz="4" w:space="0" w:color="CCCCCC"/>
+              <w:bottom w:val="single" w:sz="4" w:space="0" w:color="CCCCCC"/>
+              <w:left w:val="single" w:sz="4" w:space="0" w:color="CCCCCC"/>
+              <w:right w:val="single" w:sz="4" w:space="0" w:color="CCCCCC"/>
+            </w:tcBorders>
+          </w:tcPr>
+          <w:p>
+            <w:pPr>
+              <w:spacing w:before="60" w:after="60" w:line="252" w:lineRule="auto"/>
+              <w:jc w:val="left"/>
+            </w:pPr>
+            <w:r/>
+            <w:r>
+              <w:rPr>
+                <w:b/>
+              </w:rPr>
+              <w:t>Fri 16/10</w:t>
+            </w:r>
+          </w:p>
+        </w:tc>
+        <w:tc>
+          <w:tcPr>
+            <w:tcW w:type="dxa" w:w="864"/>
+            <w:shd w:fill="F8FAFC"/>
+            <w:tcMar>
+              <w:top w:w="100" w:type="dxa"/>
+              <w:bottom w:w="100" w:type="dxa"/>
+              <w:left w:w="120" w:type="dxa"/>
+              <w:right w:w="120" w:type="dxa"/>
+            </w:tcMar>
+            <w:tcBorders>
+              <w:top w:val="single" w:sz="4" w:space="0" w:color="CCCCCC"/>
+              <w:bottom w:val="single" w:sz="4" w:space="0" w:color="CCCCCC"/>
+              <w:left w:val="single" w:sz="4" w:space="0" w:color="CCCCCC"/>
+              <w:right w:val="single" w:sz="4" w:space="0" w:color="CCCCCC"/>
+            </w:tcBorders>
+          </w:tcPr>
+          <w:p>
+            <w:pPr>
+              <w:spacing w:before="60" w:after="60" w:line="252" w:lineRule="auto"/>
+              <w:jc w:val="left"/>
+            </w:pPr>
+            <w:r/>
+            <w:r>
+              <w:t>Asia 07-11</w:t>
+            </w:r>
+          </w:p>
+        </w:tc>
+        <w:tc>
+          <w:tcPr>
+            <w:tcW w:type="dxa" w:w="1440"/>
+            <w:shd w:fill="F8FAFC"/>
+            <w:tcMar>
+              <w:top w:w="100" w:type="dxa"/>
+              <w:bottom w:w="100" w:type="dxa"/>
+              <w:left w:w="120" w:type="dxa"/>
+              <w:right w:w="120" w:type="dxa"/>
+            </w:tcMar>
+            <w:tcBorders>
+              <w:top w:val="single" w:sz="4" w:space="0" w:color="CCCCCC"/>
+              <w:bottom w:val="single" w:sz="4" w:space="0" w:color="CCCCCC"/>
+              <w:left w:val="single" w:sz="4" w:space="0" w:color="CCCCCC"/>
+              <w:right w:val="single" w:sz="4" w:space="0" w:color="CCCCCC"/>
+            </w:tcBorders>
+          </w:tcPr>
+          <w:p>
+            <w:pPr>
+              <w:spacing w:before="60" w:after="60" w:line="252" w:lineRule="auto"/>
+              <w:jc w:val="left"/>
+            </w:pPr>
+            <w:r/>
+            <w:r>
+              <w:t>687.50</w:t>
+            </w:r>
+          </w:p>
+        </w:tc>
+        <w:tc>
+          <w:tcPr>
+            <w:tcW w:type="dxa" w:w="2016"/>
+            <w:shd w:fill="F8FAFC"/>
+            <w:tcMar>
+              <w:top w:w="100" w:type="dxa"/>
+              <w:bottom w:w="100" w:type="dxa"/>
+              <w:left w:w="120" w:type="dxa"/>
+              <w:right w:w="120" w:type="dxa"/>
+            </w:tcMar>
+            <w:tcBorders>
+              <w:top w:val="single" w:sz="4" w:space="0" w:color="CCCCCC"/>
+              <w:bottom w:val="single" w:sz="4" w:space="0" w:color="CCCCCC"/>
+              <w:left w:val="single" w:sz="4" w:space="0" w:color="CCCCCC"/>
+              <w:right w:val="single" w:sz="4" w:space="0" w:color="CCCCCC"/>
+            </w:tcBorders>
+          </w:tcPr>
+          <w:p>
+            <w:pPr>
+              <w:spacing w:before="60" w:after="60" w:line="252" w:lineRule="auto"/>
+              <w:jc w:val="left"/>
+            </w:pPr>
+            <w:r/>
+            <w:r>
+              <w:t>696.75</w:t>
+            </w:r>
+          </w:p>
+        </w:tc>
+        <w:tc>
+          <w:tcPr>
+            <w:tcW w:type="dxa" w:w="1152"/>
+            <w:shd w:fill="F8FAFC"/>
+            <w:tcMar>
+              <w:top w:w="100" w:type="dxa"/>
+              <w:bottom w:w="100" w:type="dxa"/>
+              <w:left w:w="120" w:type="dxa"/>
+              <w:right w:w="120" w:type="dxa"/>
+            </w:tcMar>
+            <w:tcBorders>
+              <w:top w:val="single" w:sz="4" w:space="0" w:color="CCCCCC"/>
+              <w:bottom w:val="single" w:sz="4" w:space="0" w:color="CCCCCC"/>
+              <w:left w:val="single" w:sz="4" w:space="0" w:color="CCCCCC"/>
+              <w:right w:val="single" w:sz="4" w:space="0" w:color="CCCCCC"/>
+            </w:tcBorders>
+          </w:tcPr>
+          <w:p>
+            <w:pPr>
+              <w:spacing w:before="60" w:after="60" w:line="252" w:lineRule="auto"/>
+              <w:jc w:val="left"/>
+            </w:pPr>
+            <w:r/>
+            <w:r>
+              <w:t>681.00</w:t>
+            </w:r>
+          </w:p>
+        </w:tc>
+        <w:tc>
+          <w:tcPr>
+            <w:tcW w:type="dxa" w:w="1728"/>
+            <w:shd w:fill="F8FAFC"/>
+            <w:tcMar>
+              <w:top w:w="100" w:type="dxa"/>
+              <w:bottom w:w="100" w:type="dxa"/>
+              <w:left w:w="120" w:type="dxa"/>
+              <w:right w:w="120" w:type="dxa"/>
+            </w:tcMar>
+            <w:tcBorders>
+              <w:top w:val="single" w:sz="4" w:space="0" w:color="CCCCCC"/>
+              <w:bottom w:val="single" w:sz="4" w:space="0" w:color="CCCCCC"/>
+              <w:left w:val="single" w:sz="4" w:space="0" w:color="CCCCCC"/>
+              <w:right w:val="single" w:sz="4" w:space="0" w:color="CCCCCC"/>
+            </w:tcBorders>
+          </w:tcPr>
+          <w:p>
+            <w:pPr>
+              <w:spacing w:before="60" w:after="60" w:line="252" w:lineRule="auto"/>
+              <w:jc w:val="left"/>
+            </w:pPr>
+            <w:r/>
+            <w:r>
+              <w:rPr>
+                <w:b/>
+              </w:rPr>
+              <w:t>686.75</w:t>
+            </w:r>
+          </w:p>
+        </w:tc>
+        <w:tc>
+          <w:tcPr>
+            <w:tcW w:type="dxa" w:w="3456"/>
+            <w:shd w:fill="F8FAFC"/>
             <w:tcMar>
               <w:top w:w="100" w:type="dxa"/>
               <w:bottom w:w="100" w:type="dxa"/>
@@ -27518,7 +30103,7 @@
         <w:tc>
           <w:tcPr>
             <w:tcW w:type="dxa" w:w="1440"/>
-            <w:shd w:fill="FFFFFF"/>
+            <w:shd w:fill="F8FAFC"/>
             <w:tcMar>
               <w:top w:w="100" w:type="dxa"/>
               <w:bottom w:w="100" w:type="dxa"/>
@@ -27548,7 +30133,7 @@
         <w:tc>
           <w:tcPr>
             <w:tcW w:type="dxa" w:w="1584"/>
-            <w:shd w:fill="F8FAFC"/>
+            <w:shd w:fill="FFFFFF"/>
             <w:tcMar>
               <w:top w:w="100" w:type="dxa"/>
               <w:bottom w:w="100" w:type="dxa"/>
@@ -27572,42 +30157,98 @@
               <w:rPr>
                 <w:b/>
               </w:rPr>
-              <w:t>Wed 14/10</w:t>
+              <w:t>Fri 16/10</w:t>
             </w:r>
           </w:p>
         </w:tc>
         <w:tc>
           <w:tcPr>
             <w:tcW w:type="dxa" w:w="864"/>
-            <w:shd w:fill="F8FAFC"/>
-            <w:tcMar>
-              <w:top w:w="100" w:type="dxa"/>
-              <w:bottom w:w="100" w:type="dxa"/>
-              <w:left w:w="120" w:type="dxa"/>
-              <w:right w:w="120" w:type="dxa"/>
-            </w:tcMar>
-            <w:tcBorders>
-              <w:top w:val="single" w:sz="4" w:space="0" w:color="CCCCCC"/>
-              <w:bottom w:val="single" w:sz="4" w:space="0" w:color="CCCCCC"/>
-              <w:left w:val="single" w:sz="4" w:space="0" w:color="CCCCCC"/>
-              <w:right w:val="single" w:sz="4" w:space="0" w:color="CCCCCC"/>
-            </w:tcBorders>
-          </w:tcPr>
-          <w:p>
-            <w:pPr>
-              <w:spacing w:before="60" w:after="60" w:line="252" w:lineRule="auto"/>
-              <w:jc w:val="left"/>
-            </w:pPr>
-            <w:r/>
-            <w:r>
-              <w:t>London 15-19</w:t>
+            <w:shd w:fill="FFFFFF"/>
+            <w:tcMar>
+              <w:top w:w="100" w:type="dxa"/>
+              <w:bottom w:w="100" w:type="dxa"/>
+              <w:left w:w="120" w:type="dxa"/>
+              <w:right w:w="120" w:type="dxa"/>
+            </w:tcMar>
+            <w:tcBorders>
+              <w:top w:val="single" w:sz="4" w:space="0" w:color="CCCCCC"/>
+              <w:bottom w:val="single" w:sz="4" w:space="0" w:color="CCCCCC"/>
+              <w:left w:val="single" w:sz="4" w:space="0" w:color="CCCCCC"/>
+              <w:right w:val="single" w:sz="4" w:space="0" w:color="CCCCCC"/>
+            </w:tcBorders>
+          </w:tcPr>
+          <w:p>
+            <w:pPr>
+              <w:spacing w:before="60" w:after="60" w:line="252" w:lineRule="auto"/>
+              <w:jc w:val="left"/>
+            </w:pPr>
+            <w:r/>
+            <w:r>
+              <w:t>Asia 11-15</w:t>
             </w:r>
           </w:p>
         </w:tc>
         <w:tc>
           <w:tcPr>
             <w:tcW w:type="dxa" w:w="1440"/>
-            <w:shd w:fill="F8FAFC"/>
+            <w:shd w:fill="FFFFFF"/>
+            <w:tcMar>
+              <w:top w:w="100" w:type="dxa"/>
+              <w:bottom w:w="100" w:type="dxa"/>
+              <w:left w:w="120" w:type="dxa"/>
+              <w:right w:w="120" w:type="dxa"/>
+            </w:tcMar>
+            <w:tcBorders>
+              <w:top w:val="single" w:sz="4" w:space="0" w:color="CCCCCC"/>
+              <w:bottom w:val="single" w:sz="4" w:space="0" w:color="CCCCCC"/>
+              <w:left w:val="single" w:sz="4" w:space="0" w:color="CCCCCC"/>
+              <w:right w:val="single" w:sz="4" w:space="0" w:color="CCCCCC"/>
+            </w:tcBorders>
+          </w:tcPr>
+          <w:p>
+            <w:pPr>
+              <w:spacing w:before="60" w:after="60" w:line="252" w:lineRule="auto"/>
+              <w:jc w:val="left"/>
+            </w:pPr>
+            <w:r/>
+            <w:r>
+              <w:t>686.75</w:t>
+            </w:r>
+          </w:p>
+        </w:tc>
+        <w:tc>
+          <w:tcPr>
+            <w:tcW w:type="dxa" w:w="2016"/>
+            <w:shd w:fill="FFFFFF"/>
+            <w:tcMar>
+              <w:top w:w="100" w:type="dxa"/>
+              <w:bottom w:w="100" w:type="dxa"/>
+              <w:left w:w="120" w:type="dxa"/>
+              <w:right w:w="120" w:type="dxa"/>
+            </w:tcMar>
+            <w:tcBorders>
+              <w:top w:val="single" w:sz="4" w:space="0" w:color="CCCCCC"/>
+              <w:bottom w:val="single" w:sz="4" w:space="0" w:color="CCCCCC"/>
+              <w:left w:val="single" w:sz="4" w:space="0" w:color="CCCCCC"/>
+              <w:right w:val="single" w:sz="4" w:space="0" w:color="CCCCCC"/>
+            </w:tcBorders>
+          </w:tcPr>
+          <w:p>
+            <w:pPr>
+              <w:spacing w:before="60" w:after="60" w:line="252" w:lineRule="auto"/>
+              <w:jc w:val="left"/>
+            </w:pPr>
+            <w:r/>
+            <w:r>
+              <w:t>694.25</w:t>
+            </w:r>
+          </w:p>
+        </w:tc>
+        <w:tc>
+          <w:tcPr>
+            <w:tcW w:type="dxa" w:w="1152"/>
+            <w:shd w:fill="FFFFFF"/>
             <w:tcMar>
               <w:top w:w="100" w:type="dxa"/>
               <w:bottom w:w="100" w:type="dxa"/>
@@ -27634,64 +30275,8 @@
         </w:tc>
         <w:tc>
           <w:tcPr>
-            <w:tcW w:type="dxa" w:w="2016"/>
-            <w:shd w:fill="F8FAFC"/>
-            <w:tcMar>
-              <w:top w:w="100" w:type="dxa"/>
-              <w:bottom w:w="100" w:type="dxa"/>
-              <w:left w:w="120" w:type="dxa"/>
-              <w:right w:w="120" w:type="dxa"/>
-            </w:tcMar>
-            <w:tcBorders>
-              <w:top w:val="single" w:sz="4" w:space="0" w:color="CCCCCC"/>
-              <w:bottom w:val="single" w:sz="4" w:space="0" w:color="CCCCCC"/>
-              <w:left w:val="single" w:sz="4" w:space="0" w:color="CCCCCC"/>
-              <w:right w:val="single" w:sz="4" w:space="0" w:color="CCCCCC"/>
-            </w:tcBorders>
-          </w:tcPr>
-          <w:p>
-            <w:pPr>
-              <w:spacing w:before="60" w:after="60" w:line="252" w:lineRule="auto"/>
-              <w:jc w:val="left"/>
-            </w:pPr>
-            <w:r/>
-            <w:r>
-              <w:t>694.25</w:t>
-            </w:r>
-          </w:p>
-        </w:tc>
-        <w:tc>
-          <w:tcPr>
-            <w:tcW w:type="dxa" w:w="1152"/>
-            <w:shd w:fill="F8FAFC"/>
-            <w:tcMar>
-              <w:top w:w="100" w:type="dxa"/>
-              <w:bottom w:w="100" w:type="dxa"/>
-              <w:left w:w="120" w:type="dxa"/>
-              <w:right w:w="120" w:type="dxa"/>
-            </w:tcMar>
-            <w:tcBorders>
-              <w:top w:val="single" w:sz="4" w:space="0" w:color="CCCCCC"/>
-              <w:bottom w:val="single" w:sz="4" w:space="0" w:color="CCCCCC"/>
-              <w:left w:val="single" w:sz="4" w:space="0" w:color="CCCCCC"/>
-              <w:right w:val="single" w:sz="4" w:space="0" w:color="CCCCCC"/>
-            </w:tcBorders>
-          </w:tcPr>
-          <w:p>
-            <w:pPr>
-              <w:spacing w:before="60" w:after="60" w:line="252" w:lineRule="auto"/>
-              <w:jc w:val="left"/>
-            </w:pPr>
-            <w:r/>
-            <w:r>
-              <w:t>667.75</w:t>
-            </w:r>
-          </w:p>
-        </w:tc>
-        <w:tc>
-          <w:tcPr>
             <w:tcW w:type="dxa" w:w="1728"/>
-            <w:shd w:fill="F8FAFC"/>
+            <w:shd w:fill="FFFFFF"/>
             <w:tcMar>
               <w:top w:w="100" w:type="dxa"/>
               <w:bottom w:w="100" w:type="dxa"/>
@@ -27715,7 +30300,712 @@
               <w:rPr>
                 <w:b/>
               </w:rPr>
-              <w:t>682.50</w:t>
+              <w:t>685.75</w:t>
+            </w:r>
+          </w:p>
+        </w:tc>
+        <w:tc>
+          <w:tcPr>
+            <w:tcW w:type="dxa" w:w="3456"/>
+            <w:shd w:fill="FFFFFF"/>
+            <w:tcMar>
+              <w:top w:w="100" w:type="dxa"/>
+              <w:bottom w:w="100" w:type="dxa"/>
+              <w:left w:w="120" w:type="dxa"/>
+              <w:right w:w="120" w:type="dxa"/>
+            </w:tcMar>
+            <w:tcBorders>
+              <w:top w:val="single" w:sz="4" w:space="0" w:color="CCCCCC"/>
+              <w:bottom w:val="single" w:sz="4" w:space="0" w:color="CCCCCC"/>
+              <w:left w:val="single" w:sz="4" w:space="0" w:color="CCCCCC"/>
+              <w:right w:val="single" w:sz="4" w:space="0" w:color="CCCCCC"/>
+            </w:tcBorders>
+          </w:tcPr>
+          <w:p>
+            <w:pPr>
+              <w:spacing w:before="60" w:after="60" w:line="252" w:lineRule="auto"/>
+              <w:jc w:val="left"/>
+            </w:pPr>
+            <w:r/>
+            <w:r>
+              <w:rPr>
+                <w:b/>
+              </w:rPr>
+              <w:t>-1.00</w:t>
+            </w:r>
+          </w:p>
+        </w:tc>
+        <w:tc>
+          <w:tcPr>
+            <w:tcW w:type="dxa" w:w="1440"/>
+            <w:shd w:fill="FFFFFF"/>
+            <w:tcMar>
+              <w:top w:w="100" w:type="dxa"/>
+              <w:bottom w:w="100" w:type="dxa"/>
+              <w:left w:w="120" w:type="dxa"/>
+              <w:right w:w="120" w:type="dxa"/>
+            </w:tcMar>
+            <w:tcBorders>
+              <w:top w:val="single" w:sz="4" w:space="0" w:color="CCCCCC"/>
+              <w:bottom w:val="single" w:sz="4" w:space="0" w:color="CCCCCC"/>
+              <w:left w:val="single" w:sz="4" w:space="0" w:color="CCCCCC"/>
+              <w:right w:val="single" w:sz="4" w:space="0" w:color="CCCCCC"/>
+            </w:tcBorders>
+          </w:tcPr>
+          <w:p>
+            <w:pPr>
+              <w:spacing w:before="60" w:after="60" w:line="252" w:lineRule="auto"/>
+              <w:jc w:val="left"/>
+            </w:pPr>
+            <w:r/>
+            <w:r>
+              <w:t>BEAR</w:t>
+            </w:r>
+          </w:p>
+        </w:tc>
+      </w:tr>
+      <w:tr>
+        <w:tc>
+          <w:tcPr>
+            <w:tcW w:type="dxa" w:w="1584"/>
+            <w:shd w:fill="F8FAFC"/>
+            <w:tcMar>
+              <w:top w:w="100" w:type="dxa"/>
+              <w:bottom w:w="100" w:type="dxa"/>
+              <w:left w:w="120" w:type="dxa"/>
+              <w:right w:w="120" w:type="dxa"/>
+            </w:tcMar>
+            <w:tcBorders>
+              <w:top w:val="single" w:sz="4" w:space="0" w:color="CCCCCC"/>
+              <w:bottom w:val="single" w:sz="4" w:space="0" w:color="CCCCCC"/>
+              <w:left w:val="single" w:sz="4" w:space="0" w:color="CCCCCC"/>
+              <w:right w:val="single" w:sz="4" w:space="0" w:color="CCCCCC"/>
+            </w:tcBorders>
+          </w:tcPr>
+          <w:p>
+            <w:pPr>
+              <w:spacing w:before="60" w:after="60" w:line="252" w:lineRule="auto"/>
+              <w:jc w:val="left"/>
+            </w:pPr>
+            <w:r/>
+            <w:r>
+              <w:rPr>
+                <w:b/>
+              </w:rPr>
+              <w:t>Fri 16/10</w:t>
+            </w:r>
+          </w:p>
+        </w:tc>
+        <w:tc>
+          <w:tcPr>
+            <w:tcW w:type="dxa" w:w="864"/>
+            <w:shd w:fill="F8FAFC"/>
+            <w:tcMar>
+              <w:top w:w="100" w:type="dxa"/>
+              <w:bottom w:w="100" w:type="dxa"/>
+              <w:left w:w="120" w:type="dxa"/>
+              <w:right w:w="120" w:type="dxa"/>
+            </w:tcMar>
+            <w:tcBorders>
+              <w:top w:val="single" w:sz="4" w:space="0" w:color="CCCCCC"/>
+              <w:bottom w:val="single" w:sz="4" w:space="0" w:color="CCCCCC"/>
+              <w:left w:val="single" w:sz="4" w:space="0" w:color="CCCCCC"/>
+              <w:right w:val="single" w:sz="4" w:space="0" w:color="CCCCCC"/>
+            </w:tcBorders>
+          </w:tcPr>
+          <w:p>
+            <w:pPr>
+              <w:spacing w:before="60" w:after="60" w:line="252" w:lineRule="auto"/>
+              <w:jc w:val="left"/>
+            </w:pPr>
+            <w:r/>
+            <w:r>
+              <w:t>London 15-19</w:t>
+            </w:r>
+          </w:p>
+        </w:tc>
+        <w:tc>
+          <w:tcPr>
+            <w:tcW w:type="dxa" w:w="1440"/>
+            <w:shd w:fill="F8FAFC"/>
+            <w:tcMar>
+              <w:top w:w="100" w:type="dxa"/>
+              <w:bottom w:w="100" w:type="dxa"/>
+              <w:left w:w="120" w:type="dxa"/>
+              <w:right w:w="120" w:type="dxa"/>
+            </w:tcMar>
+            <w:tcBorders>
+              <w:top w:val="single" w:sz="4" w:space="0" w:color="CCCCCC"/>
+              <w:bottom w:val="single" w:sz="4" w:space="0" w:color="CCCCCC"/>
+              <w:left w:val="single" w:sz="4" w:space="0" w:color="CCCCCC"/>
+              <w:right w:val="single" w:sz="4" w:space="0" w:color="CCCCCC"/>
+            </w:tcBorders>
+          </w:tcPr>
+          <w:p>
+            <w:pPr>
+              <w:spacing w:before="60" w:after="60" w:line="252" w:lineRule="auto"/>
+              <w:jc w:val="left"/>
+            </w:pPr>
+            <w:r/>
+            <w:r>
+              <w:t>685.75</w:t>
+            </w:r>
+          </w:p>
+        </w:tc>
+        <w:tc>
+          <w:tcPr>
+            <w:tcW w:type="dxa" w:w="2016"/>
+            <w:shd w:fill="F8FAFC"/>
+            <w:tcMar>
+              <w:top w:w="100" w:type="dxa"/>
+              <w:bottom w:w="100" w:type="dxa"/>
+              <w:left w:w="120" w:type="dxa"/>
+              <w:right w:w="120" w:type="dxa"/>
+            </w:tcMar>
+            <w:tcBorders>
+              <w:top w:val="single" w:sz="4" w:space="0" w:color="CCCCCC"/>
+              <w:bottom w:val="single" w:sz="4" w:space="0" w:color="CCCCCC"/>
+              <w:left w:val="single" w:sz="4" w:space="0" w:color="CCCCCC"/>
+              <w:right w:val="single" w:sz="4" w:space="0" w:color="CCCCCC"/>
+            </w:tcBorders>
+          </w:tcPr>
+          <w:p>
+            <w:pPr>
+              <w:spacing w:before="60" w:after="60" w:line="252" w:lineRule="auto"/>
+              <w:jc w:val="left"/>
+            </w:pPr>
+            <w:r/>
+            <w:r>
+              <w:t>692.75</w:t>
+            </w:r>
+          </w:p>
+        </w:tc>
+        <w:tc>
+          <w:tcPr>
+            <w:tcW w:type="dxa" w:w="1152"/>
+            <w:shd w:fill="F8FAFC"/>
+            <w:tcMar>
+              <w:top w:w="100" w:type="dxa"/>
+              <w:bottom w:w="100" w:type="dxa"/>
+              <w:left w:w="120" w:type="dxa"/>
+              <w:right w:w="120" w:type="dxa"/>
+            </w:tcMar>
+            <w:tcBorders>
+              <w:top w:val="single" w:sz="4" w:space="0" w:color="CCCCCC"/>
+              <w:bottom w:val="single" w:sz="4" w:space="0" w:color="CCCCCC"/>
+              <w:left w:val="single" w:sz="4" w:space="0" w:color="CCCCCC"/>
+              <w:right w:val="single" w:sz="4" w:space="0" w:color="CCCCCC"/>
+            </w:tcBorders>
+          </w:tcPr>
+          <w:p>
+            <w:pPr>
+              <w:spacing w:before="60" w:after="60" w:line="252" w:lineRule="auto"/>
+              <w:jc w:val="left"/>
+            </w:pPr>
+            <w:r/>
+            <w:r>
+              <w:t>672.25</w:t>
+            </w:r>
+          </w:p>
+        </w:tc>
+        <w:tc>
+          <w:tcPr>
+            <w:tcW w:type="dxa" w:w="1728"/>
+            <w:shd w:fill="F8FAFC"/>
+            <w:tcMar>
+              <w:top w:w="100" w:type="dxa"/>
+              <w:bottom w:w="100" w:type="dxa"/>
+              <w:left w:w="120" w:type="dxa"/>
+              <w:right w:w="120" w:type="dxa"/>
+            </w:tcMar>
+            <w:tcBorders>
+              <w:top w:val="single" w:sz="4" w:space="0" w:color="CCCCCC"/>
+              <w:bottom w:val="single" w:sz="4" w:space="0" w:color="CCCCCC"/>
+              <w:left w:val="single" w:sz="4" w:space="0" w:color="CCCCCC"/>
+              <w:right w:val="single" w:sz="4" w:space="0" w:color="CCCCCC"/>
+            </w:tcBorders>
+          </w:tcPr>
+          <w:p>
+            <w:pPr>
+              <w:spacing w:before="60" w:after="60" w:line="252" w:lineRule="auto"/>
+              <w:jc w:val="left"/>
+            </w:pPr>
+            <w:r/>
+            <w:r>
+              <w:rPr>
+                <w:b/>
+              </w:rPr>
+              <w:t>686.50</w:t>
+            </w:r>
+          </w:p>
+        </w:tc>
+        <w:tc>
+          <w:tcPr>
+            <w:tcW w:type="dxa" w:w="3456"/>
+            <w:shd w:fill="F8FAFC"/>
+            <w:tcMar>
+              <w:top w:w="100" w:type="dxa"/>
+              <w:bottom w:w="100" w:type="dxa"/>
+              <w:left w:w="120" w:type="dxa"/>
+              <w:right w:w="120" w:type="dxa"/>
+            </w:tcMar>
+            <w:tcBorders>
+              <w:top w:val="single" w:sz="4" w:space="0" w:color="CCCCCC"/>
+              <w:bottom w:val="single" w:sz="4" w:space="0" w:color="CCCCCC"/>
+              <w:left w:val="single" w:sz="4" w:space="0" w:color="CCCCCC"/>
+              <w:right w:val="single" w:sz="4" w:space="0" w:color="CCCCCC"/>
+            </w:tcBorders>
+          </w:tcPr>
+          <w:p>
+            <w:pPr>
+              <w:spacing w:before="60" w:after="60" w:line="252" w:lineRule="auto"/>
+              <w:jc w:val="left"/>
+            </w:pPr>
+            <w:r/>
+            <w:r>
+              <w:rPr>
+                <w:b/>
+              </w:rPr>
+              <w:t>+0.75</w:t>
+            </w:r>
+          </w:p>
+        </w:tc>
+        <w:tc>
+          <w:tcPr>
+            <w:tcW w:type="dxa" w:w="1440"/>
+            <w:shd w:fill="F8FAFC"/>
+            <w:tcMar>
+              <w:top w:w="100" w:type="dxa"/>
+              <w:bottom w:w="100" w:type="dxa"/>
+              <w:left w:w="120" w:type="dxa"/>
+              <w:right w:w="120" w:type="dxa"/>
+            </w:tcMar>
+            <w:tcBorders>
+              <w:top w:val="single" w:sz="4" w:space="0" w:color="CCCCCC"/>
+              <w:bottom w:val="single" w:sz="4" w:space="0" w:color="CCCCCC"/>
+              <w:left w:val="single" w:sz="4" w:space="0" w:color="CCCCCC"/>
+              <w:right w:val="single" w:sz="4" w:space="0" w:color="CCCCCC"/>
+            </w:tcBorders>
+          </w:tcPr>
+          <w:p>
+            <w:pPr>
+              <w:spacing w:before="60" w:after="60" w:line="252" w:lineRule="auto"/>
+              <w:jc w:val="left"/>
+            </w:pPr>
+            <w:r/>
+            <w:r>
+              <w:t>BULL</w:t>
+            </w:r>
+          </w:p>
+        </w:tc>
+      </w:tr>
+      <w:tr>
+        <w:tc>
+          <w:tcPr>
+            <w:tcW w:type="dxa" w:w="1584"/>
+            <w:shd w:fill="FFFFFF"/>
+            <w:tcMar>
+              <w:top w:w="100" w:type="dxa"/>
+              <w:bottom w:w="100" w:type="dxa"/>
+              <w:left w:w="120" w:type="dxa"/>
+              <w:right w:w="120" w:type="dxa"/>
+            </w:tcMar>
+            <w:tcBorders>
+              <w:top w:val="single" w:sz="4" w:space="0" w:color="CCCCCC"/>
+              <w:bottom w:val="single" w:sz="4" w:space="0" w:color="CCCCCC"/>
+              <w:left w:val="single" w:sz="4" w:space="0" w:color="CCCCCC"/>
+              <w:right w:val="single" w:sz="4" w:space="0" w:color="CCCCCC"/>
+            </w:tcBorders>
+          </w:tcPr>
+          <w:p>
+            <w:pPr>
+              <w:spacing w:before="60" w:after="60" w:line="252" w:lineRule="auto"/>
+              <w:jc w:val="left"/>
+            </w:pPr>
+            <w:r/>
+            <w:r>
+              <w:rPr>
+                <w:b/>
+              </w:rPr>
+              <w:t>Fri 16/10</w:t>
+            </w:r>
+          </w:p>
+        </w:tc>
+        <w:tc>
+          <w:tcPr>
+            <w:tcW w:type="dxa" w:w="864"/>
+            <w:shd w:fill="FFFFFF"/>
+            <w:tcMar>
+              <w:top w:w="100" w:type="dxa"/>
+              <w:bottom w:w="100" w:type="dxa"/>
+              <w:left w:w="120" w:type="dxa"/>
+              <w:right w:w="120" w:type="dxa"/>
+            </w:tcMar>
+            <w:tcBorders>
+              <w:top w:val="single" w:sz="4" w:space="0" w:color="CCCCCC"/>
+              <w:bottom w:val="single" w:sz="4" w:space="0" w:color="CCCCCC"/>
+              <w:left w:val="single" w:sz="4" w:space="0" w:color="CCCCCC"/>
+              <w:right w:val="single" w:sz="4" w:space="0" w:color="CCCCCC"/>
+            </w:tcBorders>
+          </w:tcPr>
+          <w:p>
+            <w:pPr>
+              <w:spacing w:before="60" w:after="60" w:line="252" w:lineRule="auto"/>
+              <w:jc w:val="left"/>
+            </w:pPr>
+            <w:r/>
+            <w:r>
+              <w:t>Pre-NY 19-21</w:t>
+            </w:r>
+          </w:p>
+        </w:tc>
+        <w:tc>
+          <w:tcPr>
+            <w:tcW w:type="dxa" w:w="1440"/>
+            <w:shd w:fill="FFFFFF"/>
+            <w:tcMar>
+              <w:top w:w="100" w:type="dxa"/>
+              <w:bottom w:w="100" w:type="dxa"/>
+              <w:left w:w="120" w:type="dxa"/>
+              <w:right w:w="120" w:type="dxa"/>
+            </w:tcMar>
+            <w:tcBorders>
+              <w:top w:val="single" w:sz="4" w:space="0" w:color="CCCCCC"/>
+              <w:bottom w:val="single" w:sz="4" w:space="0" w:color="CCCCCC"/>
+              <w:left w:val="single" w:sz="4" w:space="0" w:color="CCCCCC"/>
+              <w:right w:val="single" w:sz="4" w:space="0" w:color="CCCCCC"/>
+            </w:tcBorders>
+          </w:tcPr>
+          <w:p>
+            <w:pPr>
+              <w:spacing w:before="60" w:after="60" w:line="252" w:lineRule="auto"/>
+              <w:jc w:val="left"/>
+            </w:pPr>
+            <w:r/>
+            <w:r>
+              <w:t>686.50</w:t>
+            </w:r>
+          </w:p>
+        </w:tc>
+        <w:tc>
+          <w:tcPr>
+            <w:tcW w:type="dxa" w:w="2016"/>
+            <w:shd w:fill="FFFFFF"/>
+            <w:tcMar>
+              <w:top w:w="100" w:type="dxa"/>
+              <w:bottom w:w="100" w:type="dxa"/>
+              <w:left w:w="120" w:type="dxa"/>
+              <w:right w:w="120" w:type="dxa"/>
+            </w:tcMar>
+            <w:tcBorders>
+              <w:top w:val="single" w:sz="4" w:space="0" w:color="CCCCCC"/>
+              <w:bottom w:val="single" w:sz="4" w:space="0" w:color="CCCCCC"/>
+              <w:left w:val="single" w:sz="4" w:space="0" w:color="CCCCCC"/>
+              <w:right w:val="single" w:sz="4" w:space="0" w:color="CCCCCC"/>
+            </w:tcBorders>
+          </w:tcPr>
+          <w:p>
+            <w:pPr>
+              <w:spacing w:before="60" w:after="60" w:line="252" w:lineRule="auto"/>
+              <w:jc w:val="left"/>
+            </w:pPr>
+            <w:r/>
+            <w:r>
+              <w:t>695.75</w:t>
+            </w:r>
+          </w:p>
+        </w:tc>
+        <w:tc>
+          <w:tcPr>
+            <w:tcW w:type="dxa" w:w="1152"/>
+            <w:shd w:fill="FFFFFF"/>
+            <w:tcMar>
+              <w:top w:w="100" w:type="dxa"/>
+              <w:bottom w:w="100" w:type="dxa"/>
+              <w:left w:w="120" w:type="dxa"/>
+              <w:right w:w="120" w:type="dxa"/>
+            </w:tcMar>
+            <w:tcBorders>
+              <w:top w:val="single" w:sz="4" w:space="0" w:color="CCCCCC"/>
+              <w:bottom w:val="single" w:sz="4" w:space="0" w:color="CCCCCC"/>
+              <w:left w:val="single" w:sz="4" w:space="0" w:color="CCCCCC"/>
+              <w:right w:val="single" w:sz="4" w:space="0" w:color="CCCCCC"/>
+            </w:tcBorders>
+          </w:tcPr>
+          <w:p>
+            <w:pPr>
+              <w:spacing w:before="60" w:after="60" w:line="252" w:lineRule="auto"/>
+              <w:jc w:val="left"/>
+            </w:pPr>
+            <w:r/>
+            <w:r>
+              <w:t>679.25</w:t>
+            </w:r>
+          </w:p>
+        </w:tc>
+        <w:tc>
+          <w:tcPr>
+            <w:tcW w:type="dxa" w:w="1728"/>
+            <w:shd w:fill="FFFFFF"/>
+            <w:tcMar>
+              <w:top w:w="100" w:type="dxa"/>
+              <w:bottom w:w="100" w:type="dxa"/>
+              <w:left w:w="120" w:type="dxa"/>
+              <w:right w:w="120" w:type="dxa"/>
+            </w:tcMar>
+            <w:tcBorders>
+              <w:top w:val="single" w:sz="4" w:space="0" w:color="CCCCCC"/>
+              <w:bottom w:val="single" w:sz="4" w:space="0" w:color="CCCCCC"/>
+              <w:left w:val="single" w:sz="4" w:space="0" w:color="CCCCCC"/>
+              <w:right w:val="single" w:sz="4" w:space="0" w:color="CCCCCC"/>
+            </w:tcBorders>
+          </w:tcPr>
+          <w:p>
+            <w:pPr>
+              <w:spacing w:before="60" w:after="60" w:line="252" w:lineRule="auto"/>
+              <w:jc w:val="left"/>
+            </w:pPr>
+            <w:r/>
+            <w:r>
+              <w:rPr>
+                <w:b/>
+              </w:rPr>
+              <w:t>686.25</w:t>
+            </w:r>
+          </w:p>
+        </w:tc>
+        <w:tc>
+          <w:tcPr>
+            <w:tcW w:type="dxa" w:w="3456"/>
+            <w:shd w:fill="FFFFFF"/>
+            <w:tcMar>
+              <w:top w:w="100" w:type="dxa"/>
+              <w:bottom w:w="100" w:type="dxa"/>
+              <w:left w:w="120" w:type="dxa"/>
+              <w:right w:w="120" w:type="dxa"/>
+            </w:tcMar>
+            <w:tcBorders>
+              <w:top w:val="single" w:sz="4" w:space="0" w:color="CCCCCC"/>
+              <w:bottom w:val="single" w:sz="4" w:space="0" w:color="CCCCCC"/>
+              <w:left w:val="single" w:sz="4" w:space="0" w:color="CCCCCC"/>
+              <w:right w:val="single" w:sz="4" w:space="0" w:color="CCCCCC"/>
+            </w:tcBorders>
+          </w:tcPr>
+          <w:p>
+            <w:pPr>
+              <w:spacing w:before="60" w:after="60" w:line="252" w:lineRule="auto"/>
+              <w:jc w:val="left"/>
+            </w:pPr>
+            <w:r/>
+            <w:r>
+              <w:rPr>
+                <w:b/>
+              </w:rPr>
+              <w:t>-0.25</w:t>
+            </w:r>
+          </w:p>
+        </w:tc>
+        <w:tc>
+          <w:tcPr>
+            <w:tcW w:type="dxa" w:w="1440"/>
+            <w:shd w:fill="FFFFFF"/>
+            <w:tcMar>
+              <w:top w:w="100" w:type="dxa"/>
+              <w:bottom w:w="100" w:type="dxa"/>
+              <w:left w:w="120" w:type="dxa"/>
+              <w:right w:w="120" w:type="dxa"/>
+            </w:tcMar>
+            <w:tcBorders>
+              <w:top w:val="single" w:sz="4" w:space="0" w:color="CCCCCC"/>
+              <w:bottom w:val="single" w:sz="4" w:space="0" w:color="CCCCCC"/>
+              <w:left w:val="single" w:sz="4" w:space="0" w:color="CCCCCC"/>
+              <w:right w:val="single" w:sz="4" w:space="0" w:color="CCCCCC"/>
+            </w:tcBorders>
+          </w:tcPr>
+          <w:p>
+            <w:pPr>
+              <w:spacing w:before="60" w:after="60" w:line="252" w:lineRule="auto"/>
+              <w:jc w:val="left"/>
+            </w:pPr>
+            <w:r/>
+            <w:r>
+              <w:t>BEAR</w:t>
+            </w:r>
+          </w:p>
+        </w:tc>
+      </w:tr>
+      <w:tr>
+        <w:tc>
+          <w:tcPr>
+            <w:tcW w:type="dxa" w:w="1584"/>
+            <w:shd w:fill="F8FAFC"/>
+            <w:tcMar>
+              <w:top w:w="100" w:type="dxa"/>
+              <w:bottom w:w="100" w:type="dxa"/>
+              <w:left w:w="120" w:type="dxa"/>
+              <w:right w:w="120" w:type="dxa"/>
+            </w:tcMar>
+            <w:tcBorders>
+              <w:top w:val="single" w:sz="4" w:space="0" w:color="CCCCCC"/>
+              <w:bottom w:val="single" w:sz="4" w:space="0" w:color="CCCCCC"/>
+              <w:left w:val="single" w:sz="4" w:space="0" w:color="CCCCCC"/>
+              <w:right w:val="single" w:sz="4" w:space="0" w:color="CCCCCC"/>
+            </w:tcBorders>
+          </w:tcPr>
+          <w:p>
+            <w:pPr>
+              <w:spacing w:before="60" w:after="60" w:line="252" w:lineRule="auto"/>
+              <w:jc w:val="left"/>
+            </w:pPr>
+            <w:r/>
+            <w:r>
+              <w:rPr>
+                <w:b/>
+              </w:rPr>
+              <w:t>Fri 16/10</w:t>
+            </w:r>
+          </w:p>
+        </w:tc>
+        <w:tc>
+          <w:tcPr>
+            <w:tcW w:type="dxa" w:w="864"/>
+            <w:shd w:fill="F8FAFC"/>
+            <w:tcMar>
+              <w:top w:w="100" w:type="dxa"/>
+              <w:bottom w:w="100" w:type="dxa"/>
+              <w:left w:w="120" w:type="dxa"/>
+              <w:right w:w="120" w:type="dxa"/>
+            </w:tcMar>
+            <w:tcBorders>
+              <w:top w:val="single" w:sz="4" w:space="0" w:color="CCCCCC"/>
+              <w:bottom w:val="single" w:sz="4" w:space="0" w:color="CCCCCC"/>
+              <w:left w:val="single" w:sz="4" w:space="0" w:color="CCCCCC"/>
+              <w:right w:val="single" w:sz="4" w:space="0" w:color="CCCCCC"/>
+            </w:tcBorders>
+          </w:tcPr>
+          <w:p>
+            <w:pPr>
+              <w:spacing w:before="60" w:after="60" w:line="252" w:lineRule="auto"/>
+              <w:jc w:val="left"/>
+            </w:pPr>
+            <w:r/>
+            <w:r>
+              <w:t>NY Open 21-23</w:t>
+            </w:r>
+          </w:p>
+        </w:tc>
+        <w:tc>
+          <w:tcPr>
+            <w:tcW w:type="dxa" w:w="1440"/>
+            <w:shd w:fill="F8FAFC"/>
+            <w:tcMar>
+              <w:top w:w="100" w:type="dxa"/>
+              <w:bottom w:w="100" w:type="dxa"/>
+              <w:left w:w="120" w:type="dxa"/>
+              <w:right w:w="120" w:type="dxa"/>
+            </w:tcMar>
+            <w:tcBorders>
+              <w:top w:val="single" w:sz="4" w:space="0" w:color="CCCCCC"/>
+              <w:bottom w:val="single" w:sz="4" w:space="0" w:color="CCCCCC"/>
+              <w:left w:val="single" w:sz="4" w:space="0" w:color="CCCCCC"/>
+              <w:right w:val="single" w:sz="4" w:space="0" w:color="CCCCCC"/>
+            </w:tcBorders>
+          </w:tcPr>
+          <w:p>
+            <w:pPr>
+              <w:spacing w:before="60" w:after="60" w:line="252" w:lineRule="auto"/>
+              <w:jc w:val="left"/>
+            </w:pPr>
+            <w:r/>
+            <w:r>
+              <w:t>686.25</w:t>
+            </w:r>
+          </w:p>
+        </w:tc>
+        <w:tc>
+          <w:tcPr>
+            <w:tcW w:type="dxa" w:w="2016"/>
+            <w:shd w:fill="F8FAFC"/>
+            <w:tcMar>
+              <w:top w:w="100" w:type="dxa"/>
+              <w:bottom w:w="100" w:type="dxa"/>
+              <w:left w:w="120" w:type="dxa"/>
+              <w:right w:w="120" w:type="dxa"/>
+            </w:tcMar>
+            <w:tcBorders>
+              <w:top w:val="single" w:sz="4" w:space="0" w:color="CCCCCC"/>
+              <w:bottom w:val="single" w:sz="4" w:space="0" w:color="CCCCCC"/>
+              <w:left w:val="single" w:sz="4" w:space="0" w:color="CCCCCC"/>
+              <w:right w:val="single" w:sz="4" w:space="0" w:color="CCCCCC"/>
+            </w:tcBorders>
+          </w:tcPr>
+          <w:p>
+            <w:pPr>
+              <w:spacing w:before="60" w:after="60" w:line="252" w:lineRule="auto"/>
+              <w:jc w:val="left"/>
+            </w:pPr>
+            <w:r/>
+            <w:r>
+              <w:t>694.75</w:t>
+            </w:r>
+          </w:p>
+        </w:tc>
+        <w:tc>
+          <w:tcPr>
+            <w:tcW w:type="dxa" w:w="1152"/>
+            <w:shd w:fill="F8FAFC"/>
+            <w:tcMar>
+              <w:top w:w="100" w:type="dxa"/>
+              <w:bottom w:w="100" w:type="dxa"/>
+              <w:left w:w="120" w:type="dxa"/>
+              <w:right w:w="120" w:type="dxa"/>
+            </w:tcMar>
+            <w:tcBorders>
+              <w:top w:val="single" w:sz="4" w:space="0" w:color="CCCCCC"/>
+              <w:bottom w:val="single" w:sz="4" w:space="0" w:color="CCCCCC"/>
+              <w:left w:val="single" w:sz="4" w:space="0" w:color="CCCCCC"/>
+              <w:right w:val="single" w:sz="4" w:space="0" w:color="CCCCCC"/>
+            </w:tcBorders>
+          </w:tcPr>
+          <w:p>
+            <w:pPr>
+              <w:spacing w:before="60" w:after="60" w:line="252" w:lineRule="auto"/>
+              <w:jc w:val="left"/>
+            </w:pPr>
+            <w:r/>
+            <w:r>
+              <w:t>672.25</w:t>
+            </w:r>
+          </w:p>
+        </w:tc>
+        <w:tc>
+          <w:tcPr>
+            <w:tcW w:type="dxa" w:w="1728"/>
+            <w:shd w:fill="F8FAFC"/>
+            <w:tcMar>
+              <w:top w:w="100" w:type="dxa"/>
+              <w:bottom w:w="100" w:type="dxa"/>
+              <w:left w:w="120" w:type="dxa"/>
+              <w:right w:w="120" w:type="dxa"/>
+            </w:tcMar>
+            <w:tcBorders>
+              <w:top w:val="single" w:sz="4" w:space="0" w:color="CCCCCC"/>
+              <w:bottom w:val="single" w:sz="4" w:space="0" w:color="CCCCCC"/>
+              <w:left w:val="single" w:sz="4" w:space="0" w:color="CCCCCC"/>
+              <w:right w:val="single" w:sz="4" w:space="0" w:color="CCCCCC"/>
+            </w:tcBorders>
+          </w:tcPr>
+          <w:p>
+            <w:pPr>
+              <w:spacing w:before="60" w:after="60" w:line="252" w:lineRule="auto"/>
+              <w:jc w:val="left"/>
+            </w:pPr>
+            <w:r/>
+            <w:r>
+              <w:rPr>
+                <w:b/>
+              </w:rPr>
+              <w:t>688.00</w:t>
             </w:r>
           </w:p>
         </w:tc>
@@ -27807,7 +31097,7 @@
               <w:rPr>
                 <w:b/>
               </w:rPr>
-              <w:t>Wed 14/10</w:t>
+              <w:t>Fri 16/10</w:t>
             </w:r>
           </w:p>
         </w:tc>
@@ -27835,7 +31125,7 @@
             </w:pPr>
             <w:r/>
             <w:r>
-              <w:t>Pre-NY 19-21</w:t>
+              <w:t>NY Close 23-01</w:t>
             </w:r>
           </w:p>
         </w:tc>
@@ -27863,7 +31153,7 @@
             </w:pPr>
             <w:r/>
             <w:r>
-              <w:t>682.50</w:t>
+              <w:t>688.00</w:t>
             </w:r>
           </w:p>
         </w:tc>
@@ -27891,7 +31181,7 @@
             </w:pPr>
             <w:r/>
             <w:r>
-              <w:t>691.75</w:t>
+              <w:t>694.25</w:t>
             </w:r>
           </w:p>
         </w:tc>
@@ -27919,7 +31209,7 @@
             </w:pPr>
             <w:r/>
             <w:r>
-              <w:t>671.75</w:t>
+              <w:t>681.50</w:t>
             </w:r>
           </w:p>
         </w:tc>
@@ -27950,3297 +31240,7 @@
               <w:rPr>
                 <w:b/>
               </w:rPr>
-              <w:t>683.00</w:t>
-            </w:r>
-          </w:p>
-        </w:tc>
-        <w:tc>
-          <w:tcPr>
-            <w:tcW w:type="dxa" w:w="3456"/>
-            <w:shd w:fill="FFFFFF"/>
-            <w:tcMar>
-              <w:top w:w="100" w:type="dxa"/>
-              <w:bottom w:w="100" w:type="dxa"/>
-              <w:left w:w="120" w:type="dxa"/>
-              <w:right w:w="120" w:type="dxa"/>
-            </w:tcMar>
-            <w:tcBorders>
-              <w:top w:val="single" w:sz="4" w:space="0" w:color="CCCCCC"/>
-              <w:bottom w:val="single" w:sz="4" w:space="0" w:color="CCCCCC"/>
-              <w:left w:val="single" w:sz="4" w:space="0" w:color="CCCCCC"/>
-              <w:right w:val="single" w:sz="4" w:space="0" w:color="CCCCCC"/>
-            </w:tcBorders>
-          </w:tcPr>
-          <w:p>
-            <w:pPr>
-              <w:spacing w:before="60" w:after="60" w:line="252" w:lineRule="auto"/>
-              <w:jc w:val="left"/>
-            </w:pPr>
-            <w:r/>
-            <w:r>
-              <w:rPr>
-                <w:b/>
-              </w:rPr>
-              <w:t>+0.50</w:t>
-            </w:r>
-          </w:p>
-        </w:tc>
-        <w:tc>
-          <w:tcPr>
-            <w:tcW w:type="dxa" w:w="1440"/>
-            <w:shd w:fill="FFFFFF"/>
-            <w:tcMar>
-              <w:top w:w="100" w:type="dxa"/>
-              <w:bottom w:w="100" w:type="dxa"/>
-              <w:left w:w="120" w:type="dxa"/>
-              <w:right w:w="120" w:type="dxa"/>
-            </w:tcMar>
-            <w:tcBorders>
-              <w:top w:val="single" w:sz="4" w:space="0" w:color="CCCCCC"/>
-              <w:bottom w:val="single" w:sz="4" w:space="0" w:color="CCCCCC"/>
-              <w:left w:val="single" w:sz="4" w:space="0" w:color="CCCCCC"/>
-              <w:right w:val="single" w:sz="4" w:space="0" w:color="CCCCCC"/>
-            </w:tcBorders>
-          </w:tcPr>
-          <w:p>
-            <w:pPr>
-              <w:spacing w:before="60" w:after="60" w:line="252" w:lineRule="auto"/>
-              <w:jc w:val="left"/>
-            </w:pPr>
-            <w:r/>
-            <w:r>
-              <w:t>BULL</w:t>
-            </w:r>
-          </w:p>
-        </w:tc>
-      </w:tr>
-      <w:tr>
-        <w:tc>
-          <w:tcPr>
-            <w:tcW w:type="dxa" w:w="1584"/>
-            <w:shd w:fill="F8FAFC"/>
-            <w:tcMar>
-              <w:top w:w="100" w:type="dxa"/>
-              <w:bottom w:w="100" w:type="dxa"/>
-              <w:left w:w="120" w:type="dxa"/>
-              <w:right w:w="120" w:type="dxa"/>
-            </w:tcMar>
-            <w:tcBorders>
-              <w:top w:val="single" w:sz="4" w:space="0" w:color="CCCCCC"/>
-              <w:bottom w:val="single" w:sz="4" w:space="0" w:color="CCCCCC"/>
-              <w:left w:val="single" w:sz="4" w:space="0" w:color="CCCCCC"/>
-              <w:right w:val="single" w:sz="4" w:space="0" w:color="CCCCCC"/>
-            </w:tcBorders>
-          </w:tcPr>
-          <w:p>
-            <w:pPr>
-              <w:spacing w:before="60" w:after="60" w:line="252" w:lineRule="auto"/>
-              <w:jc w:val="left"/>
-            </w:pPr>
-            <w:r/>
-            <w:r>
-              <w:rPr>
-                <w:b/>
-              </w:rPr>
-              <w:t>Wed 14/10</w:t>
-            </w:r>
-          </w:p>
-        </w:tc>
-        <w:tc>
-          <w:tcPr>
-            <w:tcW w:type="dxa" w:w="864"/>
-            <w:shd w:fill="F8FAFC"/>
-            <w:tcMar>
-              <w:top w:w="100" w:type="dxa"/>
-              <w:bottom w:w="100" w:type="dxa"/>
-              <w:left w:w="120" w:type="dxa"/>
-              <w:right w:w="120" w:type="dxa"/>
-            </w:tcMar>
-            <w:tcBorders>
-              <w:top w:val="single" w:sz="4" w:space="0" w:color="CCCCCC"/>
-              <w:bottom w:val="single" w:sz="4" w:space="0" w:color="CCCCCC"/>
-              <w:left w:val="single" w:sz="4" w:space="0" w:color="CCCCCC"/>
-              <w:right w:val="single" w:sz="4" w:space="0" w:color="CCCCCC"/>
-            </w:tcBorders>
-          </w:tcPr>
-          <w:p>
-            <w:pPr>
-              <w:spacing w:before="60" w:after="60" w:line="252" w:lineRule="auto"/>
-              <w:jc w:val="left"/>
-            </w:pPr>
-            <w:r/>
-            <w:r>
-              <w:t>NY Open 21-23</w:t>
-            </w:r>
-          </w:p>
-        </w:tc>
-        <w:tc>
-          <w:tcPr>
-            <w:tcW w:type="dxa" w:w="1440"/>
-            <w:shd w:fill="F8FAFC"/>
-            <w:tcMar>
-              <w:top w:w="100" w:type="dxa"/>
-              <w:bottom w:w="100" w:type="dxa"/>
-              <w:left w:w="120" w:type="dxa"/>
-              <w:right w:w="120" w:type="dxa"/>
-            </w:tcMar>
-            <w:tcBorders>
-              <w:top w:val="single" w:sz="4" w:space="0" w:color="CCCCCC"/>
-              <w:bottom w:val="single" w:sz="4" w:space="0" w:color="CCCCCC"/>
-              <w:left w:val="single" w:sz="4" w:space="0" w:color="CCCCCC"/>
-              <w:right w:val="single" w:sz="4" w:space="0" w:color="CCCCCC"/>
-            </w:tcBorders>
-          </w:tcPr>
-          <w:p>
-            <w:pPr>
-              <w:spacing w:before="60" w:after="60" w:line="252" w:lineRule="auto"/>
-              <w:jc w:val="left"/>
-            </w:pPr>
-            <w:r/>
-            <w:r>
-              <w:t>683.00</w:t>
-            </w:r>
-          </w:p>
-        </w:tc>
-        <w:tc>
-          <w:tcPr>
-            <w:tcW w:type="dxa" w:w="2016"/>
-            <w:shd w:fill="F8FAFC"/>
-            <w:tcMar>
-              <w:top w:w="100" w:type="dxa"/>
-              <w:bottom w:w="100" w:type="dxa"/>
-              <w:left w:w="120" w:type="dxa"/>
-              <w:right w:w="120" w:type="dxa"/>
-            </w:tcMar>
-            <w:tcBorders>
-              <w:top w:val="single" w:sz="4" w:space="0" w:color="CCCCCC"/>
-              <w:bottom w:val="single" w:sz="4" w:space="0" w:color="CCCCCC"/>
-              <w:left w:val="single" w:sz="4" w:space="0" w:color="CCCCCC"/>
-              <w:right w:val="single" w:sz="4" w:space="0" w:color="CCCCCC"/>
-            </w:tcBorders>
-          </w:tcPr>
-          <w:p>
-            <w:pPr>
-              <w:spacing w:before="60" w:after="60" w:line="252" w:lineRule="auto"/>
-              <w:jc w:val="left"/>
-            </w:pPr>
-            <w:r/>
-            <w:r>
-              <w:t>695.25</w:t>
-            </w:r>
-          </w:p>
-        </w:tc>
-        <w:tc>
-          <w:tcPr>
-            <w:tcW w:type="dxa" w:w="1152"/>
-            <w:shd w:fill="F8FAFC"/>
-            <w:tcMar>
-              <w:top w:w="100" w:type="dxa"/>
-              <w:bottom w:w="100" w:type="dxa"/>
-              <w:left w:w="120" w:type="dxa"/>
-              <w:right w:w="120" w:type="dxa"/>
-            </w:tcMar>
-            <w:tcBorders>
-              <w:top w:val="single" w:sz="4" w:space="0" w:color="CCCCCC"/>
-              <w:bottom w:val="single" w:sz="4" w:space="0" w:color="CCCCCC"/>
-              <w:left w:val="single" w:sz="4" w:space="0" w:color="CCCCCC"/>
-              <w:right w:val="single" w:sz="4" w:space="0" w:color="CCCCCC"/>
-            </w:tcBorders>
-          </w:tcPr>
-          <w:p>
-            <w:pPr>
-              <w:spacing w:before="60" w:after="60" w:line="252" w:lineRule="auto"/>
-              <w:jc w:val="left"/>
-            </w:pPr>
-            <w:r/>
-            <w:r>
-              <w:t>668.75</w:t>
-            </w:r>
-          </w:p>
-        </w:tc>
-        <w:tc>
-          <w:tcPr>
-            <w:tcW w:type="dxa" w:w="1728"/>
-            <w:shd w:fill="F8FAFC"/>
-            <w:tcMar>
-              <w:top w:w="100" w:type="dxa"/>
-              <w:bottom w:w="100" w:type="dxa"/>
-              <w:left w:w="120" w:type="dxa"/>
-              <w:right w:w="120" w:type="dxa"/>
-            </w:tcMar>
-            <w:tcBorders>
-              <w:top w:val="single" w:sz="4" w:space="0" w:color="CCCCCC"/>
-              <w:bottom w:val="single" w:sz="4" w:space="0" w:color="CCCCCC"/>
-              <w:left w:val="single" w:sz="4" w:space="0" w:color="CCCCCC"/>
-              <w:right w:val="single" w:sz="4" w:space="0" w:color="CCCCCC"/>
-            </w:tcBorders>
-          </w:tcPr>
-          <w:p>
-            <w:pPr>
-              <w:spacing w:before="60" w:after="60" w:line="252" w:lineRule="auto"/>
-              <w:jc w:val="left"/>
-            </w:pPr>
-            <w:r/>
-            <w:r>
-              <w:rPr>
-                <w:b/>
-              </w:rPr>
-              <w:t>681.50</w:t>
-            </w:r>
-          </w:p>
-        </w:tc>
-        <w:tc>
-          <w:tcPr>
-            <w:tcW w:type="dxa" w:w="3456"/>
-            <w:shd w:fill="F8FAFC"/>
-            <w:tcMar>
-              <w:top w:w="100" w:type="dxa"/>
-              <w:bottom w:w="100" w:type="dxa"/>
-              <w:left w:w="120" w:type="dxa"/>
-              <w:right w:w="120" w:type="dxa"/>
-            </w:tcMar>
-            <w:tcBorders>
-              <w:top w:val="single" w:sz="4" w:space="0" w:color="CCCCCC"/>
-              <w:bottom w:val="single" w:sz="4" w:space="0" w:color="CCCCCC"/>
-              <w:left w:val="single" w:sz="4" w:space="0" w:color="CCCCCC"/>
-              <w:right w:val="single" w:sz="4" w:space="0" w:color="CCCCCC"/>
-            </w:tcBorders>
-          </w:tcPr>
-          <w:p>
-            <w:pPr>
-              <w:spacing w:before="60" w:after="60" w:line="252" w:lineRule="auto"/>
-              <w:jc w:val="left"/>
-            </w:pPr>
-            <w:r/>
-            <w:r>
-              <w:rPr>
-                <w:b/>
-              </w:rPr>
-              <w:t>-1.50</w:t>
-            </w:r>
-          </w:p>
-        </w:tc>
-        <w:tc>
-          <w:tcPr>
-            <w:tcW w:type="dxa" w:w="1440"/>
-            <w:shd w:fill="F8FAFC"/>
-            <w:tcMar>
-              <w:top w:w="100" w:type="dxa"/>
-              <w:bottom w:w="100" w:type="dxa"/>
-              <w:left w:w="120" w:type="dxa"/>
-              <w:right w:w="120" w:type="dxa"/>
-            </w:tcMar>
-            <w:tcBorders>
-              <w:top w:val="single" w:sz="4" w:space="0" w:color="CCCCCC"/>
-              <w:bottom w:val="single" w:sz="4" w:space="0" w:color="CCCCCC"/>
-              <w:left w:val="single" w:sz="4" w:space="0" w:color="CCCCCC"/>
-              <w:right w:val="single" w:sz="4" w:space="0" w:color="CCCCCC"/>
-            </w:tcBorders>
-          </w:tcPr>
-          <w:p>
-            <w:pPr>
-              <w:spacing w:before="60" w:after="60" w:line="252" w:lineRule="auto"/>
-              <w:jc w:val="left"/>
-            </w:pPr>
-            <w:r/>
-            <w:r>
-              <w:t>BEAR</w:t>
-            </w:r>
-          </w:p>
-        </w:tc>
-      </w:tr>
-      <w:tr>
-        <w:tc>
-          <w:tcPr>
-            <w:tcW w:type="dxa" w:w="1584"/>
-            <w:shd w:fill="FFFFFF"/>
-            <w:tcMar>
-              <w:top w:w="100" w:type="dxa"/>
-              <w:bottom w:w="100" w:type="dxa"/>
-              <w:left w:w="120" w:type="dxa"/>
-              <w:right w:w="120" w:type="dxa"/>
-            </w:tcMar>
-            <w:tcBorders>
-              <w:top w:val="single" w:sz="4" w:space="0" w:color="CCCCCC"/>
-              <w:bottom w:val="single" w:sz="4" w:space="0" w:color="CCCCCC"/>
-              <w:left w:val="single" w:sz="4" w:space="0" w:color="CCCCCC"/>
-              <w:right w:val="single" w:sz="4" w:space="0" w:color="CCCCCC"/>
-            </w:tcBorders>
-          </w:tcPr>
-          <w:p>
-            <w:pPr>
-              <w:spacing w:before="60" w:after="60" w:line="252" w:lineRule="auto"/>
-              <w:jc w:val="left"/>
-            </w:pPr>
-            <w:r/>
-            <w:r>
-              <w:rPr>
-                <w:b/>
-              </w:rPr>
-              <w:t>Wed 14/10</w:t>
-            </w:r>
-          </w:p>
-        </w:tc>
-        <w:tc>
-          <w:tcPr>
-            <w:tcW w:type="dxa" w:w="864"/>
-            <w:shd w:fill="FFFFFF"/>
-            <w:tcMar>
-              <w:top w:w="100" w:type="dxa"/>
-              <w:bottom w:w="100" w:type="dxa"/>
-              <w:left w:w="120" w:type="dxa"/>
-              <w:right w:w="120" w:type="dxa"/>
-            </w:tcMar>
-            <w:tcBorders>
-              <w:top w:val="single" w:sz="4" w:space="0" w:color="CCCCCC"/>
-              <w:bottom w:val="single" w:sz="4" w:space="0" w:color="CCCCCC"/>
-              <w:left w:val="single" w:sz="4" w:space="0" w:color="CCCCCC"/>
-              <w:right w:val="single" w:sz="4" w:space="0" w:color="CCCCCC"/>
-            </w:tcBorders>
-          </w:tcPr>
-          <w:p>
-            <w:pPr>
-              <w:spacing w:before="60" w:after="60" w:line="252" w:lineRule="auto"/>
-              <w:jc w:val="left"/>
-            </w:pPr>
-            <w:r/>
-            <w:r>
-              <w:t>NY Close 23-01</w:t>
-            </w:r>
-          </w:p>
-        </w:tc>
-        <w:tc>
-          <w:tcPr>
-            <w:tcW w:type="dxa" w:w="1440"/>
-            <w:shd w:fill="FFFFFF"/>
-            <w:tcMar>
-              <w:top w:w="100" w:type="dxa"/>
-              <w:bottom w:w="100" w:type="dxa"/>
-              <w:left w:w="120" w:type="dxa"/>
-              <w:right w:w="120" w:type="dxa"/>
-            </w:tcMar>
-            <w:tcBorders>
-              <w:top w:val="single" w:sz="4" w:space="0" w:color="CCCCCC"/>
-              <w:bottom w:val="single" w:sz="4" w:space="0" w:color="CCCCCC"/>
-              <w:left w:val="single" w:sz="4" w:space="0" w:color="CCCCCC"/>
-              <w:right w:val="single" w:sz="4" w:space="0" w:color="CCCCCC"/>
-            </w:tcBorders>
-          </w:tcPr>
-          <w:p>
-            <w:pPr>
-              <w:spacing w:before="60" w:after="60" w:line="252" w:lineRule="auto"/>
-              <w:jc w:val="left"/>
-            </w:pPr>
-            <w:r/>
-            <w:r>
-              <w:t>681.50</w:t>
-            </w:r>
-          </w:p>
-        </w:tc>
-        <w:tc>
-          <w:tcPr>
-            <w:tcW w:type="dxa" w:w="2016"/>
-            <w:shd w:fill="FFFFFF"/>
-            <w:tcMar>
-              <w:top w:w="100" w:type="dxa"/>
-              <w:bottom w:w="100" w:type="dxa"/>
-              <w:left w:w="120" w:type="dxa"/>
-              <w:right w:w="120" w:type="dxa"/>
-            </w:tcMar>
-            <w:tcBorders>
-              <w:top w:val="single" w:sz="4" w:space="0" w:color="CCCCCC"/>
-              <w:bottom w:val="single" w:sz="4" w:space="0" w:color="CCCCCC"/>
-              <w:left w:val="single" w:sz="4" w:space="0" w:color="CCCCCC"/>
-              <w:right w:val="single" w:sz="4" w:space="0" w:color="CCCCCC"/>
-            </w:tcBorders>
-          </w:tcPr>
-          <w:p>
-            <w:pPr>
-              <w:spacing w:before="60" w:after="60" w:line="252" w:lineRule="auto"/>
-              <w:jc w:val="left"/>
-            </w:pPr>
-            <w:r/>
-            <w:r>
-              <w:t>688.50</w:t>
-            </w:r>
-          </w:p>
-        </w:tc>
-        <w:tc>
-          <w:tcPr>
-            <w:tcW w:type="dxa" w:w="1152"/>
-            <w:shd w:fill="FFFFFF"/>
-            <w:tcMar>
-              <w:top w:w="100" w:type="dxa"/>
-              <w:bottom w:w="100" w:type="dxa"/>
-              <w:left w:w="120" w:type="dxa"/>
-              <w:right w:w="120" w:type="dxa"/>
-            </w:tcMar>
-            <w:tcBorders>
-              <w:top w:val="single" w:sz="4" w:space="0" w:color="CCCCCC"/>
-              <w:bottom w:val="single" w:sz="4" w:space="0" w:color="CCCCCC"/>
-              <w:left w:val="single" w:sz="4" w:space="0" w:color="CCCCCC"/>
-              <w:right w:val="single" w:sz="4" w:space="0" w:color="CCCCCC"/>
-            </w:tcBorders>
-          </w:tcPr>
-          <w:p>
-            <w:pPr>
-              <w:spacing w:before="60" w:after="60" w:line="252" w:lineRule="auto"/>
-              <w:jc w:val="left"/>
-            </w:pPr>
-            <w:r/>
-            <w:r>
-              <w:t>672.00</w:t>
-            </w:r>
-          </w:p>
-        </w:tc>
-        <w:tc>
-          <w:tcPr>
-            <w:tcW w:type="dxa" w:w="1728"/>
-            <w:shd w:fill="FFFFFF"/>
-            <w:tcMar>
-              <w:top w:w="100" w:type="dxa"/>
-              <w:bottom w:w="100" w:type="dxa"/>
-              <w:left w:w="120" w:type="dxa"/>
-              <w:right w:w="120" w:type="dxa"/>
-            </w:tcMar>
-            <w:tcBorders>
-              <w:top w:val="single" w:sz="4" w:space="0" w:color="CCCCCC"/>
-              <w:bottom w:val="single" w:sz="4" w:space="0" w:color="CCCCCC"/>
-              <w:left w:val="single" w:sz="4" w:space="0" w:color="CCCCCC"/>
-              <w:right w:val="single" w:sz="4" w:space="0" w:color="CCCCCC"/>
-            </w:tcBorders>
-          </w:tcPr>
-          <w:p>
-            <w:pPr>
-              <w:spacing w:before="60" w:after="60" w:line="252" w:lineRule="auto"/>
-              <w:jc w:val="left"/>
-            </w:pPr>
-            <w:r/>
-            <w:r>
-              <w:rPr>
-                <w:b/>
-              </w:rPr>
-              <w:t>682.00</w:t>
-            </w:r>
-          </w:p>
-        </w:tc>
-        <w:tc>
-          <w:tcPr>
-            <w:tcW w:type="dxa" w:w="3456"/>
-            <w:shd w:fill="FFFFFF"/>
-            <w:tcMar>
-              <w:top w:w="100" w:type="dxa"/>
-              <w:bottom w:w="100" w:type="dxa"/>
-              <w:left w:w="120" w:type="dxa"/>
-              <w:right w:w="120" w:type="dxa"/>
-            </w:tcMar>
-            <w:tcBorders>
-              <w:top w:val="single" w:sz="4" w:space="0" w:color="CCCCCC"/>
-              <w:bottom w:val="single" w:sz="4" w:space="0" w:color="CCCCCC"/>
-              <w:left w:val="single" w:sz="4" w:space="0" w:color="CCCCCC"/>
-              <w:right w:val="single" w:sz="4" w:space="0" w:color="CCCCCC"/>
-            </w:tcBorders>
-          </w:tcPr>
-          <w:p>
-            <w:pPr>
-              <w:spacing w:before="60" w:after="60" w:line="252" w:lineRule="auto"/>
-              <w:jc w:val="left"/>
-            </w:pPr>
-            <w:r/>
-            <w:r>
-              <w:rPr>
-                <w:b/>
-              </w:rPr>
-              <w:t>+0.50</w:t>
-            </w:r>
-          </w:p>
-        </w:tc>
-        <w:tc>
-          <w:tcPr>
-            <w:tcW w:type="dxa" w:w="1440"/>
-            <w:shd w:fill="FFFFFF"/>
-            <w:tcMar>
-              <w:top w:w="100" w:type="dxa"/>
-              <w:bottom w:w="100" w:type="dxa"/>
-              <w:left w:w="120" w:type="dxa"/>
-              <w:right w:w="120" w:type="dxa"/>
-            </w:tcMar>
-            <w:tcBorders>
-              <w:top w:val="single" w:sz="4" w:space="0" w:color="CCCCCC"/>
-              <w:bottom w:val="single" w:sz="4" w:space="0" w:color="CCCCCC"/>
-              <w:left w:val="single" w:sz="4" w:space="0" w:color="CCCCCC"/>
-              <w:right w:val="single" w:sz="4" w:space="0" w:color="CCCCCC"/>
-            </w:tcBorders>
-          </w:tcPr>
-          <w:p>
-            <w:pPr>
-              <w:spacing w:before="60" w:after="60" w:line="252" w:lineRule="auto"/>
-              <w:jc w:val="left"/>
-            </w:pPr>
-            <w:r/>
-            <w:r>
-              <w:t>BULL</w:t>
-            </w:r>
-          </w:p>
-        </w:tc>
-      </w:tr>
-      <w:tr>
-        <w:tc>
-          <w:tcPr>
-            <w:tcW w:type="dxa" w:w="1584"/>
-            <w:shd w:fill="F8FAFC"/>
-            <w:tcMar>
-              <w:top w:w="100" w:type="dxa"/>
-              <w:bottom w:w="100" w:type="dxa"/>
-              <w:left w:w="120" w:type="dxa"/>
-              <w:right w:w="120" w:type="dxa"/>
-            </w:tcMar>
-            <w:tcBorders>
-              <w:top w:val="single" w:sz="4" w:space="0" w:color="CCCCCC"/>
-              <w:bottom w:val="single" w:sz="4" w:space="0" w:color="CCCCCC"/>
-              <w:left w:val="single" w:sz="4" w:space="0" w:color="CCCCCC"/>
-              <w:right w:val="single" w:sz="4" w:space="0" w:color="CCCCCC"/>
-            </w:tcBorders>
-          </w:tcPr>
-          <w:p>
-            <w:pPr>
-              <w:spacing w:before="60" w:after="60" w:line="252" w:lineRule="auto"/>
-              <w:jc w:val="left"/>
-            </w:pPr>
-            <w:r/>
-            <w:r>
-              <w:rPr>
-                <w:b/>
-              </w:rPr>
-              <w:t>Thu 15/10</w:t>
-            </w:r>
-          </w:p>
-        </w:tc>
-        <w:tc>
-          <w:tcPr>
-            <w:tcW w:type="dxa" w:w="864"/>
-            <w:shd w:fill="F8FAFC"/>
-            <w:tcMar>
-              <w:top w:w="100" w:type="dxa"/>
-              <w:bottom w:w="100" w:type="dxa"/>
-              <w:left w:w="120" w:type="dxa"/>
-              <w:right w:w="120" w:type="dxa"/>
-            </w:tcMar>
-            <w:tcBorders>
-              <w:top w:val="single" w:sz="4" w:space="0" w:color="CCCCCC"/>
-              <w:bottom w:val="single" w:sz="4" w:space="0" w:color="CCCCCC"/>
-              <w:left w:val="single" w:sz="4" w:space="0" w:color="CCCCCC"/>
-              <w:right w:val="single" w:sz="4" w:space="0" w:color="CCCCCC"/>
-            </w:tcBorders>
-          </w:tcPr>
-          <w:p>
-            <w:pPr>
-              <w:spacing w:before="60" w:after="60" w:line="252" w:lineRule="auto"/>
-              <w:jc w:val="left"/>
-            </w:pPr>
-            <w:r/>
-            <w:r>
-              <w:t>Asia 07-11</w:t>
-            </w:r>
-          </w:p>
-        </w:tc>
-        <w:tc>
-          <w:tcPr>
-            <w:tcW w:type="dxa" w:w="1440"/>
-            <w:shd w:fill="F8FAFC"/>
-            <w:tcMar>
-              <w:top w:w="100" w:type="dxa"/>
-              <w:bottom w:w="100" w:type="dxa"/>
-              <w:left w:w="120" w:type="dxa"/>
-              <w:right w:w="120" w:type="dxa"/>
-            </w:tcMar>
-            <w:tcBorders>
-              <w:top w:val="single" w:sz="4" w:space="0" w:color="CCCCCC"/>
-              <w:bottom w:val="single" w:sz="4" w:space="0" w:color="CCCCCC"/>
-              <w:left w:val="single" w:sz="4" w:space="0" w:color="CCCCCC"/>
-              <w:right w:val="single" w:sz="4" w:space="0" w:color="CCCCCC"/>
-            </w:tcBorders>
-          </w:tcPr>
-          <w:p>
-            <w:pPr>
-              <w:spacing w:before="60" w:after="60" w:line="252" w:lineRule="auto"/>
-              <w:jc w:val="left"/>
-            </w:pPr>
-            <w:r/>
-            <w:r>
-              <w:t>682.00</w:t>
-            </w:r>
-          </w:p>
-        </w:tc>
-        <w:tc>
-          <w:tcPr>
-            <w:tcW w:type="dxa" w:w="2016"/>
-            <w:shd w:fill="F8FAFC"/>
-            <w:tcMar>
-              <w:top w:w="100" w:type="dxa"/>
-              <w:bottom w:w="100" w:type="dxa"/>
-              <w:left w:w="120" w:type="dxa"/>
-              <w:right w:w="120" w:type="dxa"/>
-            </w:tcMar>
-            <w:tcBorders>
-              <w:top w:val="single" w:sz="4" w:space="0" w:color="CCCCCC"/>
-              <w:bottom w:val="single" w:sz="4" w:space="0" w:color="CCCCCC"/>
-              <w:left w:val="single" w:sz="4" w:space="0" w:color="CCCCCC"/>
-              <w:right w:val="single" w:sz="4" w:space="0" w:color="CCCCCC"/>
-            </w:tcBorders>
-          </w:tcPr>
-          <w:p>
-            <w:pPr>
-              <w:spacing w:before="60" w:after="60" w:line="252" w:lineRule="auto"/>
-              <w:jc w:val="left"/>
-            </w:pPr>
-            <w:r/>
-            <w:r>
-              <w:t>692.50</w:t>
-            </w:r>
-          </w:p>
-        </w:tc>
-        <w:tc>
-          <w:tcPr>
-            <w:tcW w:type="dxa" w:w="1152"/>
-            <w:shd w:fill="F8FAFC"/>
-            <w:tcMar>
-              <w:top w:w="100" w:type="dxa"/>
-              <w:bottom w:w="100" w:type="dxa"/>
-              <w:left w:w="120" w:type="dxa"/>
-              <w:right w:w="120" w:type="dxa"/>
-            </w:tcMar>
-            <w:tcBorders>
-              <w:top w:val="single" w:sz="4" w:space="0" w:color="CCCCCC"/>
-              <w:bottom w:val="single" w:sz="4" w:space="0" w:color="CCCCCC"/>
-              <w:left w:val="single" w:sz="4" w:space="0" w:color="CCCCCC"/>
-              <w:right w:val="single" w:sz="4" w:space="0" w:color="CCCCCC"/>
-            </w:tcBorders>
-          </w:tcPr>
-          <w:p>
-            <w:pPr>
-              <w:spacing w:before="60" w:after="60" w:line="252" w:lineRule="auto"/>
-              <w:jc w:val="left"/>
-            </w:pPr>
-            <w:r/>
-            <w:r>
-              <w:t>674.75</w:t>
-            </w:r>
-          </w:p>
-        </w:tc>
-        <w:tc>
-          <w:tcPr>
-            <w:tcW w:type="dxa" w:w="1728"/>
-            <w:shd w:fill="F8FAFC"/>
-            <w:tcMar>
-              <w:top w:w="100" w:type="dxa"/>
-              <w:bottom w:w="100" w:type="dxa"/>
-              <w:left w:w="120" w:type="dxa"/>
-              <w:right w:w="120" w:type="dxa"/>
-            </w:tcMar>
-            <w:tcBorders>
-              <w:top w:val="single" w:sz="4" w:space="0" w:color="CCCCCC"/>
-              <w:bottom w:val="single" w:sz="4" w:space="0" w:color="CCCCCC"/>
-              <w:left w:val="single" w:sz="4" w:space="0" w:color="CCCCCC"/>
-              <w:right w:val="single" w:sz="4" w:space="0" w:color="CCCCCC"/>
-            </w:tcBorders>
-          </w:tcPr>
-          <w:p>
-            <w:pPr>
-              <w:spacing w:before="60" w:after="60" w:line="252" w:lineRule="auto"/>
-              <w:jc w:val="left"/>
-            </w:pPr>
-            <w:r/>
-            <w:r>
-              <w:rPr>
-                <w:b/>
-              </w:rPr>
-              <w:t>681.75</w:t>
-            </w:r>
-          </w:p>
-        </w:tc>
-        <w:tc>
-          <w:tcPr>
-            <w:tcW w:type="dxa" w:w="3456"/>
-            <w:shd w:fill="F8FAFC"/>
-            <w:tcMar>
-              <w:top w:w="100" w:type="dxa"/>
-              <w:bottom w:w="100" w:type="dxa"/>
-              <w:left w:w="120" w:type="dxa"/>
-              <w:right w:w="120" w:type="dxa"/>
-            </w:tcMar>
-            <w:tcBorders>
-              <w:top w:val="single" w:sz="4" w:space="0" w:color="CCCCCC"/>
-              <w:bottom w:val="single" w:sz="4" w:space="0" w:color="CCCCCC"/>
-              <w:left w:val="single" w:sz="4" w:space="0" w:color="CCCCCC"/>
-              <w:right w:val="single" w:sz="4" w:space="0" w:color="CCCCCC"/>
-            </w:tcBorders>
-          </w:tcPr>
-          <w:p>
-            <w:pPr>
-              <w:spacing w:before="60" w:after="60" w:line="252" w:lineRule="auto"/>
-              <w:jc w:val="left"/>
-            </w:pPr>
-            <w:r/>
-            <w:r>
-              <w:rPr>
-                <w:b/>
-              </w:rPr>
-              <w:t>-0.25</w:t>
-            </w:r>
-          </w:p>
-        </w:tc>
-        <w:tc>
-          <w:tcPr>
-            <w:tcW w:type="dxa" w:w="1440"/>
-            <w:shd w:fill="F8FAFC"/>
-            <w:tcMar>
-              <w:top w:w="100" w:type="dxa"/>
-              <w:bottom w:w="100" w:type="dxa"/>
-              <w:left w:w="120" w:type="dxa"/>
-              <w:right w:w="120" w:type="dxa"/>
-            </w:tcMar>
-            <w:tcBorders>
-              <w:top w:val="single" w:sz="4" w:space="0" w:color="CCCCCC"/>
-              <w:bottom w:val="single" w:sz="4" w:space="0" w:color="CCCCCC"/>
-              <w:left w:val="single" w:sz="4" w:space="0" w:color="CCCCCC"/>
-              <w:right w:val="single" w:sz="4" w:space="0" w:color="CCCCCC"/>
-            </w:tcBorders>
-          </w:tcPr>
-          <w:p>
-            <w:pPr>
-              <w:spacing w:before="60" w:after="60" w:line="252" w:lineRule="auto"/>
-              <w:jc w:val="left"/>
-            </w:pPr>
-            <w:r/>
-            <w:r>
-              <w:t>BEAR</w:t>
-            </w:r>
-          </w:p>
-        </w:tc>
-      </w:tr>
-      <w:tr>
-        <w:tc>
-          <w:tcPr>
-            <w:tcW w:type="dxa" w:w="1584"/>
-            <w:shd w:fill="FFFFFF"/>
-            <w:tcMar>
-              <w:top w:w="100" w:type="dxa"/>
-              <w:bottom w:w="100" w:type="dxa"/>
-              <w:left w:w="120" w:type="dxa"/>
-              <w:right w:w="120" w:type="dxa"/>
-            </w:tcMar>
-            <w:tcBorders>
-              <w:top w:val="single" w:sz="4" w:space="0" w:color="CCCCCC"/>
-              <w:bottom w:val="single" w:sz="4" w:space="0" w:color="CCCCCC"/>
-              <w:left w:val="single" w:sz="4" w:space="0" w:color="CCCCCC"/>
-              <w:right w:val="single" w:sz="4" w:space="0" w:color="CCCCCC"/>
-            </w:tcBorders>
-          </w:tcPr>
-          <w:p>
-            <w:pPr>
-              <w:spacing w:before="60" w:after="60" w:line="252" w:lineRule="auto"/>
-              <w:jc w:val="left"/>
-            </w:pPr>
-            <w:r/>
-            <w:r>
-              <w:rPr>
-                <w:b/>
-              </w:rPr>
-              <w:t>Thu 15/10</w:t>
-            </w:r>
-          </w:p>
-        </w:tc>
-        <w:tc>
-          <w:tcPr>
-            <w:tcW w:type="dxa" w:w="864"/>
-            <w:shd w:fill="FFFFFF"/>
-            <w:tcMar>
-              <w:top w:w="100" w:type="dxa"/>
-              <w:bottom w:w="100" w:type="dxa"/>
-              <w:left w:w="120" w:type="dxa"/>
-              <w:right w:w="120" w:type="dxa"/>
-            </w:tcMar>
-            <w:tcBorders>
-              <w:top w:val="single" w:sz="4" w:space="0" w:color="CCCCCC"/>
-              <w:bottom w:val="single" w:sz="4" w:space="0" w:color="CCCCCC"/>
-              <w:left w:val="single" w:sz="4" w:space="0" w:color="CCCCCC"/>
-              <w:right w:val="single" w:sz="4" w:space="0" w:color="CCCCCC"/>
-            </w:tcBorders>
-          </w:tcPr>
-          <w:p>
-            <w:pPr>
-              <w:spacing w:before="60" w:after="60" w:line="252" w:lineRule="auto"/>
-              <w:jc w:val="left"/>
-            </w:pPr>
-            <w:r/>
-            <w:r>
-              <w:t>Asia 11-15</w:t>
-            </w:r>
-          </w:p>
-        </w:tc>
-        <w:tc>
-          <w:tcPr>
-            <w:tcW w:type="dxa" w:w="1440"/>
-            <w:shd w:fill="FFFFFF"/>
-            <w:tcMar>
-              <w:top w:w="100" w:type="dxa"/>
-              <w:bottom w:w="100" w:type="dxa"/>
-              <w:left w:w="120" w:type="dxa"/>
-              <w:right w:w="120" w:type="dxa"/>
-            </w:tcMar>
-            <w:tcBorders>
-              <w:top w:val="single" w:sz="4" w:space="0" w:color="CCCCCC"/>
-              <w:bottom w:val="single" w:sz="4" w:space="0" w:color="CCCCCC"/>
-              <w:left w:val="single" w:sz="4" w:space="0" w:color="CCCCCC"/>
-              <w:right w:val="single" w:sz="4" w:space="0" w:color="CCCCCC"/>
-            </w:tcBorders>
-          </w:tcPr>
-          <w:p>
-            <w:pPr>
-              <w:spacing w:before="60" w:after="60" w:line="252" w:lineRule="auto"/>
-              <w:jc w:val="left"/>
-            </w:pPr>
-            <w:r/>
-            <w:r>
-              <w:t>681.75</w:t>
-            </w:r>
-          </w:p>
-        </w:tc>
-        <w:tc>
-          <w:tcPr>
-            <w:tcW w:type="dxa" w:w="2016"/>
-            <w:shd w:fill="FFFFFF"/>
-            <w:tcMar>
-              <w:top w:w="100" w:type="dxa"/>
-              <w:bottom w:w="100" w:type="dxa"/>
-              <w:left w:w="120" w:type="dxa"/>
-              <w:right w:w="120" w:type="dxa"/>
-            </w:tcMar>
-            <w:tcBorders>
-              <w:top w:val="single" w:sz="4" w:space="0" w:color="CCCCCC"/>
-              <w:bottom w:val="single" w:sz="4" w:space="0" w:color="CCCCCC"/>
-              <w:left w:val="single" w:sz="4" w:space="0" w:color="CCCCCC"/>
-              <w:right w:val="single" w:sz="4" w:space="0" w:color="CCCCCC"/>
-            </w:tcBorders>
-          </w:tcPr>
-          <w:p>
-            <w:pPr>
-              <w:spacing w:before="60" w:after="60" w:line="252" w:lineRule="auto"/>
-              <w:jc w:val="left"/>
-            </w:pPr>
-            <w:r/>
-            <w:r>
-              <w:t>691.50</w:t>
-            </w:r>
-          </w:p>
-        </w:tc>
-        <w:tc>
-          <w:tcPr>
-            <w:tcW w:type="dxa" w:w="1152"/>
-            <w:shd w:fill="FFFFFF"/>
-            <w:tcMar>
-              <w:top w:w="100" w:type="dxa"/>
-              <w:bottom w:w="100" w:type="dxa"/>
-              <w:left w:w="120" w:type="dxa"/>
-              <w:right w:w="120" w:type="dxa"/>
-            </w:tcMar>
-            <w:tcBorders>
-              <w:top w:val="single" w:sz="4" w:space="0" w:color="CCCCCC"/>
-              <w:bottom w:val="single" w:sz="4" w:space="0" w:color="CCCCCC"/>
-              <w:left w:val="single" w:sz="4" w:space="0" w:color="CCCCCC"/>
-              <w:right w:val="single" w:sz="4" w:space="0" w:color="CCCCCC"/>
-            </w:tcBorders>
-          </w:tcPr>
-          <w:p>
-            <w:pPr>
-              <w:spacing w:before="60" w:after="60" w:line="252" w:lineRule="auto"/>
-              <w:jc w:val="left"/>
-            </w:pPr>
-            <w:r/>
-            <w:r>
-              <w:t>672.00</w:t>
-            </w:r>
-          </w:p>
-        </w:tc>
-        <w:tc>
-          <w:tcPr>
-            <w:tcW w:type="dxa" w:w="1728"/>
-            <w:shd w:fill="FFFFFF"/>
-            <w:tcMar>
-              <w:top w:w="100" w:type="dxa"/>
-              <w:bottom w:w="100" w:type="dxa"/>
-              <w:left w:w="120" w:type="dxa"/>
-              <w:right w:w="120" w:type="dxa"/>
-            </w:tcMar>
-            <w:tcBorders>
-              <w:top w:val="single" w:sz="4" w:space="0" w:color="CCCCCC"/>
-              <w:bottom w:val="single" w:sz="4" w:space="0" w:color="CCCCCC"/>
-              <w:left w:val="single" w:sz="4" w:space="0" w:color="CCCCCC"/>
-              <w:right w:val="single" w:sz="4" w:space="0" w:color="CCCCCC"/>
-            </w:tcBorders>
-          </w:tcPr>
-          <w:p>
-            <w:pPr>
-              <w:spacing w:before="60" w:after="60" w:line="252" w:lineRule="auto"/>
-              <w:jc w:val="left"/>
-            </w:pPr>
-            <w:r/>
-            <w:r>
-              <w:rPr>
-                <w:b/>
-              </w:rPr>
-              <w:t>682.25</w:t>
-            </w:r>
-          </w:p>
-        </w:tc>
-        <w:tc>
-          <w:tcPr>
-            <w:tcW w:type="dxa" w:w="3456"/>
-            <w:shd w:fill="FFFFFF"/>
-            <w:tcMar>
-              <w:top w:w="100" w:type="dxa"/>
-              <w:bottom w:w="100" w:type="dxa"/>
-              <w:left w:w="120" w:type="dxa"/>
-              <w:right w:w="120" w:type="dxa"/>
-            </w:tcMar>
-            <w:tcBorders>
-              <w:top w:val="single" w:sz="4" w:space="0" w:color="CCCCCC"/>
-              <w:bottom w:val="single" w:sz="4" w:space="0" w:color="CCCCCC"/>
-              <w:left w:val="single" w:sz="4" w:space="0" w:color="CCCCCC"/>
-              <w:right w:val="single" w:sz="4" w:space="0" w:color="CCCCCC"/>
-            </w:tcBorders>
-          </w:tcPr>
-          <w:p>
-            <w:pPr>
-              <w:spacing w:before="60" w:after="60" w:line="252" w:lineRule="auto"/>
-              <w:jc w:val="left"/>
-            </w:pPr>
-            <w:r/>
-            <w:r>
-              <w:rPr>
-                <w:b/>
-              </w:rPr>
-              <w:t>+0.50</w:t>
-            </w:r>
-          </w:p>
-        </w:tc>
-        <w:tc>
-          <w:tcPr>
-            <w:tcW w:type="dxa" w:w="1440"/>
-            <w:shd w:fill="FFFFFF"/>
-            <w:tcMar>
-              <w:top w:w="100" w:type="dxa"/>
-              <w:bottom w:w="100" w:type="dxa"/>
-              <w:left w:w="120" w:type="dxa"/>
-              <w:right w:w="120" w:type="dxa"/>
-            </w:tcMar>
-            <w:tcBorders>
-              <w:top w:val="single" w:sz="4" w:space="0" w:color="CCCCCC"/>
-              <w:bottom w:val="single" w:sz="4" w:space="0" w:color="CCCCCC"/>
-              <w:left w:val="single" w:sz="4" w:space="0" w:color="CCCCCC"/>
-              <w:right w:val="single" w:sz="4" w:space="0" w:color="CCCCCC"/>
-            </w:tcBorders>
-          </w:tcPr>
-          <w:p>
-            <w:pPr>
-              <w:spacing w:before="60" w:after="60" w:line="252" w:lineRule="auto"/>
-              <w:jc w:val="left"/>
-            </w:pPr>
-            <w:r/>
-            <w:r>
-              <w:t>BULL</w:t>
-            </w:r>
-          </w:p>
-        </w:tc>
-      </w:tr>
-      <w:tr>
-        <w:tc>
-          <w:tcPr>
-            <w:tcW w:type="dxa" w:w="1584"/>
-            <w:shd w:fill="F8FAFC"/>
-            <w:tcMar>
-              <w:top w:w="100" w:type="dxa"/>
-              <w:bottom w:w="100" w:type="dxa"/>
-              <w:left w:w="120" w:type="dxa"/>
-              <w:right w:w="120" w:type="dxa"/>
-            </w:tcMar>
-            <w:tcBorders>
-              <w:top w:val="single" w:sz="4" w:space="0" w:color="CCCCCC"/>
-              <w:bottom w:val="single" w:sz="4" w:space="0" w:color="CCCCCC"/>
-              <w:left w:val="single" w:sz="4" w:space="0" w:color="CCCCCC"/>
-              <w:right w:val="single" w:sz="4" w:space="0" w:color="CCCCCC"/>
-            </w:tcBorders>
-          </w:tcPr>
-          <w:p>
-            <w:pPr>
-              <w:spacing w:before="60" w:after="60" w:line="252" w:lineRule="auto"/>
-              <w:jc w:val="left"/>
-            </w:pPr>
-            <w:r/>
-            <w:r>
-              <w:rPr>
-                <w:b/>
-              </w:rPr>
-              <w:t>Thu 15/10</w:t>
-            </w:r>
-          </w:p>
-        </w:tc>
-        <w:tc>
-          <w:tcPr>
-            <w:tcW w:type="dxa" w:w="864"/>
-            <w:shd w:fill="F8FAFC"/>
-            <w:tcMar>
-              <w:top w:w="100" w:type="dxa"/>
-              <w:bottom w:w="100" w:type="dxa"/>
-              <w:left w:w="120" w:type="dxa"/>
-              <w:right w:w="120" w:type="dxa"/>
-            </w:tcMar>
-            <w:tcBorders>
-              <w:top w:val="single" w:sz="4" w:space="0" w:color="CCCCCC"/>
-              <w:bottom w:val="single" w:sz="4" w:space="0" w:color="CCCCCC"/>
-              <w:left w:val="single" w:sz="4" w:space="0" w:color="CCCCCC"/>
-              <w:right w:val="single" w:sz="4" w:space="0" w:color="CCCCCC"/>
-            </w:tcBorders>
-          </w:tcPr>
-          <w:p>
-            <w:pPr>
-              <w:spacing w:before="60" w:after="60" w:line="252" w:lineRule="auto"/>
-              <w:jc w:val="left"/>
-            </w:pPr>
-            <w:r/>
-            <w:r>
-              <w:t>London 15-19</w:t>
-            </w:r>
-          </w:p>
-        </w:tc>
-        <w:tc>
-          <w:tcPr>
-            <w:tcW w:type="dxa" w:w="1440"/>
-            <w:shd w:fill="F8FAFC"/>
-            <w:tcMar>
-              <w:top w:w="100" w:type="dxa"/>
-              <w:bottom w:w="100" w:type="dxa"/>
-              <w:left w:w="120" w:type="dxa"/>
-              <w:right w:w="120" w:type="dxa"/>
-            </w:tcMar>
-            <w:tcBorders>
-              <w:top w:val="single" w:sz="4" w:space="0" w:color="CCCCCC"/>
-              <w:bottom w:val="single" w:sz="4" w:space="0" w:color="CCCCCC"/>
-              <w:left w:val="single" w:sz="4" w:space="0" w:color="CCCCCC"/>
-              <w:right w:val="single" w:sz="4" w:space="0" w:color="CCCCCC"/>
-            </w:tcBorders>
-          </w:tcPr>
-          <w:p>
-            <w:pPr>
-              <w:spacing w:before="60" w:after="60" w:line="252" w:lineRule="auto"/>
-              <w:jc w:val="left"/>
-            </w:pPr>
-            <w:r/>
-            <w:r>
-              <w:t>682.25</w:t>
-            </w:r>
-          </w:p>
-        </w:tc>
-        <w:tc>
-          <w:tcPr>
-            <w:tcW w:type="dxa" w:w="2016"/>
-            <w:shd w:fill="F8FAFC"/>
-            <w:tcMar>
-              <w:top w:w="100" w:type="dxa"/>
-              <w:bottom w:w="100" w:type="dxa"/>
-              <w:left w:w="120" w:type="dxa"/>
-              <w:right w:w="120" w:type="dxa"/>
-            </w:tcMar>
-            <w:tcBorders>
-              <w:top w:val="single" w:sz="4" w:space="0" w:color="CCCCCC"/>
-              <w:bottom w:val="single" w:sz="4" w:space="0" w:color="CCCCCC"/>
-              <w:left w:val="single" w:sz="4" w:space="0" w:color="CCCCCC"/>
-              <w:right w:val="single" w:sz="4" w:space="0" w:color="CCCCCC"/>
-            </w:tcBorders>
-          </w:tcPr>
-          <w:p>
-            <w:pPr>
-              <w:spacing w:before="60" w:after="60" w:line="252" w:lineRule="auto"/>
-              <w:jc w:val="left"/>
-            </w:pPr>
-            <w:r/>
-            <w:r>
-              <w:t>693.00</w:t>
-            </w:r>
-          </w:p>
-        </w:tc>
-        <w:tc>
-          <w:tcPr>
-            <w:tcW w:type="dxa" w:w="1152"/>
-            <w:shd w:fill="F8FAFC"/>
-            <w:tcMar>
-              <w:top w:w="100" w:type="dxa"/>
-              <w:bottom w:w="100" w:type="dxa"/>
-              <w:left w:w="120" w:type="dxa"/>
-              <w:right w:w="120" w:type="dxa"/>
-            </w:tcMar>
-            <w:tcBorders>
-              <w:top w:val="single" w:sz="4" w:space="0" w:color="CCCCCC"/>
-              <w:bottom w:val="single" w:sz="4" w:space="0" w:color="CCCCCC"/>
-              <w:left w:val="single" w:sz="4" w:space="0" w:color="CCCCCC"/>
-              <w:right w:val="single" w:sz="4" w:space="0" w:color="CCCCCC"/>
-            </w:tcBorders>
-          </w:tcPr>
-          <w:p>
-            <w:pPr>
-              <w:spacing w:before="60" w:after="60" w:line="252" w:lineRule="auto"/>
-              <w:jc w:val="left"/>
-            </w:pPr>
-            <w:r/>
-            <w:r>
-              <w:t>675.00</w:t>
-            </w:r>
-          </w:p>
-        </w:tc>
-        <w:tc>
-          <w:tcPr>
-            <w:tcW w:type="dxa" w:w="1728"/>
-            <w:shd w:fill="F8FAFC"/>
-            <w:tcMar>
-              <w:top w:w="100" w:type="dxa"/>
-              <w:bottom w:w="100" w:type="dxa"/>
-              <w:left w:w="120" w:type="dxa"/>
-              <w:right w:w="120" w:type="dxa"/>
-            </w:tcMar>
-            <w:tcBorders>
-              <w:top w:val="single" w:sz="4" w:space="0" w:color="CCCCCC"/>
-              <w:bottom w:val="single" w:sz="4" w:space="0" w:color="CCCCCC"/>
-              <w:left w:val="single" w:sz="4" w:space="0" w:color="CCCCCC"/>
-              <w:right w:val="single" w:sz="4" w:space="0" w:color="CCCCCC"/>
-            </w:tcBorders>
-          </w:tcPr>
-          <w:p>
-            <w:pPr>
-              <w:spacing w:before="60" w:after="60" w:line="252" w:lineRule="auto"/>
-              <w:jc w:val="left"/>
-            </w:pPr>
-            <w:r/>
-            <w:r>
-              <w:rPr>
-                <w:b/>
-              </w:rPr>
-              <w:t>683.00</w:t>
-            </w:r>
-          </w:p>
-        </w:tc>
-        <w:tc>
-          <w:tcPr>
-            <w:tcW w:type="dxa" w:w="3456"/>
-            <w:shd w:fill="F8FAFC"/>
-            <w:tcMar>
-              <w:top w:w="100" w:type="dxa"/>
-              <w:bottom w:w="100" w:type="dxa"/>
-              <w:left w:w="120" w:type="dxa"/>
-              <w:right w:w="120" w:type="dxa"/>
-            </w:tcMar>
-            <w:tcBorders>
-              <w:top w:val="single" w:sz="4" w:space="0" w:color="CCCCCC"/>
-              <w:bottom w:val="single" w:sz="4" w:space="0" w:color="CCCCCC"/>
-              <w:left w:val="single" w:sz="4" w:space="0" w:color="CCCCCC"/>
-              <w:right w:val="single" w:sz="4" w:space="0" w:color="CCCCCC"/>
-            </w:tcBorders>
-          </w:tcPr>
-          <w:p>
-            <w:pPr>
-              <w:spacing w:before="60" w:after="60" w:line="252" w:lineRule="auto"/>
-              <w:jc w:val="left"/>
-            </w:pPr>
-            <w:r/>
-            <w:r>
-              <w:rPr>
-                <w:b/>
-              </w:rPr>
-              <w:t>+0.75</w:t>
-            </w:r>
-          </w:p>
-        </w:tc>
-        <w:tc>
-          <w:tcPr>
-            <w:tcW w:type="dxa" w:w="1440"/>
-            <w:shd w:fill="F8FAFC"/>
-            <w:tcMar>
-              <w:top w:w="100" w:type="dxa"/>
-              <w:bottom w:w="100" w:type="dxa"/>
-              <w:left w:w="120" w:type="dxa"/>
-              <w:right w:w="120" w:type="dxa"/>
-            </w:tcMar>
-            <w:tcBorders>
-              <w:top w:val="single" w:sz="4" w:space="0" w:color="CCCCCC"/>
-              <w:bottom w:val="single" w:sz="4" w:space="0" w:color="CCCCCC"/>
-              <w:left w:val="single" w:sz="4" w:space="0" w:color="CCCCCC"/>
-              <w:right w:val="single" w:sz="4" w:space="0" w:color="CCCCCC"/>
-            </w:tcBorders>
-          </w:tcPr>
-          <w:p>
-            <w:pPr>
-              <w:spacing w:before="60" w:after="60" w:line="252" w:lineRule="auto"/>
-              <w:jc w:val="left"/>
-            </w:pPr>
-            <w:r/>
-            <w:r>
-              <w:t>BULL</w:t>
-            </w:r>
-          </w:p>
-        </w:tc>
-      </w:tr>
-      <w:tr>
-        <w:tc>
-          <w:tcPr>
-            <w:tcW w:type="dxa" w:w="1584"/>
-            <w:shd w:fill="FFFFFF"/>
-            <w:tcMar>
-              <w:top w:w="100" w:type="dxa"/>
-              <w:bottom w:w="100" w:type="dxa"/>
-              <w:left w:w="120" w:type="dxa"/>
-              <w:right w:w="120" w:type="dxa"/>
-            </w:tcMar>
-            <w:tcBorders>
-              <w:top w:val="single" w:sz="4" w:space="0" w:color="CCCCCC"/>
-              <w:bottom w:val="single" w:sz="4" w:space="0" w:color="CCCCCC"/>
-              <w:left w:val="single" w:sz="4" w:space="0" w:color="CCCCCC"/>
-              <w:right w:val="single" w:sz="4" w:space="0" w:color="CCCCCC"/>
-            </w:tcBorders>
-          </w:tcPr>
-          <w:p>
-            <w:pPr>
-              <w:spacing w:before="60" w:after="60" w:line="252" w:lineRule="auto"/>
-              <w:jc w:val="left"/>
-            </w:pPr>
-            <w:r/>
-            <w:r>
-              <w:rPr>
-                <w:b/>
-              </w:rPr>
-              <w:t>Thu 15/10</w:t>
-            </w:r>
-          </w:p>
-        </w:tc>
-        <w:tc>
-          <w:tcPr>
-            <w:tcW w:type="dxa" w:w="864"/>
-            <w:shd w:fill="FFFFFF"/>
-            <w:tcMar>
-              <w:top w:w="100" w:type="dxa"/>
-              <w:bottom w:w="100" w:type="dxa"/>
-              <w:left w:w="120" w:type="dxa"/>
-              <w:right w:w="120" w:type="dxa"/>
-            </w:tcMar>
-            <w:tcBorders>
-              <w:top w:val="single" w:sz="4" w:space="0" w:color="CCCCCC"/>
-              <w:bottom w:val="single" w:sz="4" w:space="0" w:color="CCCCCC"/>
-              <w:left w:val="single" w:sz="4" w:space="0" w:color="CCCCCC"/>
-              <w:right w:val="single" w:sz="4" w:space="0" w:color="CCCCCC"/>
-            </w:tcBorders>
-          </w:tcPr>
-          <w:p>
-            <w:pPr>
-              <w:spacing w:before="60" w:after="60" w:line="252" w:lineRule="auto"/>
-              <w:jc w:val="left"/>
-            </w:pPr>
-            <w:r/>
-            <w:r>
-              <w:t>Pre-NY 19-21</w:t>
-            </w:r>
-          </w:p>
-        </w:tc>
-        <w:tc>
-          <w:tcPr>
-            <w:tcW w:type="dxa" w:w="1440"/>
-            <w:shd w:fill="FFFFFF"/>
-            <w:tcMar>
-              <w:top w:w="100" w:type="dxa"/>
-              <w:bottom w:w="100" w:type="dxa"/>
-              <w:left w:w="120" w:type="dxa"/>
-              <w:right w:w="120" w:type="dxa"/>
-            </w:tcMar>
-            <w:tcBorders>
-              <w:top w:val="single" w:sz="4" w:space="0" w:color="CCCCCC"/>
-              <w:bottom w:val="single" w:sz="4" w:space="0" w:color="CCCCCC"/>
-              <w:left w:val="single" w:sz="4" w:space="0" w:color="CCCCCC"/>
-              <w:right w:val="single" w:sz="4" w:space="0" w:color="CCCCCC"/>
-            </w:tcBorders>
-          </w:tcPr>
-          <w:p>
-            <w:pPr>
-              <w:spacing w:before="60" w:after="60" w:line="252" w:lineRule="auto"/>
-              <w:jc w:val="left"/>
-            </w:pPr>
-            <w:r/>
-            <w:r>
-              <w:t>683.00</w:t>
-            </w:r>
-          </w:p>
-        </w:tc>
-        <w:tc>
-          <w:tcPr>
-            <w:tcW w:type="dxa" w:w="2016"/>
-            <w:shd w:fill="FFFFFF"/>
-            <w:tcMar>
-              <w:top w:w="100" w:type="dxa"/>
-              <w:bottom w:w="100" w:type="dxa"/>
-              <w:left w:w="120" w:type="dxa"/>
-              <w:right w:w="120" w:type="dxa"/>
-            </w:tcMar>
-            <w:tcBorders>
-              <w:top w:val="single" w:sz="4" w:space="0" w:color="CCCCCC"/>
-              <w:bottom w:val="single" w:sz="4" w:space="0" w:color="CCCCCC"/>
-              <w:left w:val="single" w:sz="4" w:space="0" w:color="CCCCCC"/>
-              <w:right w:val="single" w:sz="4" w:space="0" w:color="CCCCCC"/>
-            </w:tcBorders>
-          </w:tcPr>
-          <w:p>
-            <w:pPr>
-              <w:spacing w:before="60" w:after="60" w:line="252" w:lineRule="auto"/>
-              <w:jc w:val="left"/>
-            </w:pPr>
-            <w:r/>
-            <w:r>
-              <w:t>689.50</w:t>
-            </w:r>
-          </w:p>
-        </w:tc>
-        <w:tc>
-          <w:tcPr>
-            <w:tcW w:type="dxa" w:w="1152"/>
-            <w:shd w:fill="FFFFFF"/>
-            <w:tcMar>
-              <w:top w:w="100" w:type="dxa"/>
-              <w:bottom w:w="100" w:type="dxa"/>
-              <w:left w:w="120" w:type="dxa"/>
-              <w:right w:w="120" w:type="dxa"/>
-            </w:tcMar>
-            <w:tcBorders>
-              <w:top w:val="single" w:sz="4" w:space="0" w:color="CCCCCC"/>
-              <w:bottom w:val="single" w:sz="4" w:space="0" w:color="CCCCCC"/>
-              <w:left w:val="single" w:sz="4" w:space="0" w:color="CCCCCC"/>
-              <w:right w:val="single" w:sz="4" w:space="0" w:color="CCCCCC"/>
-            </w:tcBorders>
-          </w:tcPr>
-          <w:p>
-            <w:pPr>
-              <w:spacing w:before="60" w:after="60" w:line="252" w:lineRule="auto"/>
-              <w:jc w:val="left"/>
-            </w:pPr>
-            <w:r/>
-            <w:r>
-              <w:t>674.50</w:t>
-            </w:r>
-          </w:p>
-        </w:tc>
-        <w:tc>
-          <w:tcPr>
-            <w:tcW w:type="dxa" w:w="1728"/>
-            <w:shd w:fill="FFFFFF"/>
-            <w:tcMar>
-              <w:top w:w="100" w:type="dxa"/>
-              <w:bottom w:w="100" w:type="dxa"/>
-              <w:left w:w="120" w:type="dxa"/>
-              <w:right w:w="120" w:type="dxa"/>
-            </w:tcMar>
-            <w:tcBorders>
-              <w:top w:val="single" w:sz="4" w:space="0" w:color="CCCCCC"/>
-              <w:bottom w:val="single" w:sz="4" w:space="0" w:color="CCCCCC"/>
-              <w:left w:val="single" w:sz="4" w:space="0" w:color="CCCCCC"/>
-              <w:right w:val="single" w:sz="4" w:space="0" w:color="CCCCCC"/>
-            </w:tcBorders>
-          </w:tcPr>
-          <w:p>
-            <w:pPr>
-              <w:spacing w:before="60" w:after="60" w:line="252" w:lineRule="auto"/>
-              <w:jc w:val="left"/>
-            </w:pPr>
-            <w:r/>
-            <w:r>
-              <w:rPr>
-                <w:b/>
-              </w:rPr>
-              <w:t>683.50</w:t>
-            </w:r>
-          </w:p>
-        </w:tc>
-        <w:tc>
-          <w:tcPr>
-            <w:tcW w:type="dxa" w:w="3456"/>
-            <w:shd w:fill="FFFFFF"/>
-            <w:tcMar>
-              <w:top w:w="100" w:type="dxa"/>
-              <w:bottom w:w="100" w:type="dxa"/>
-              <w:left w:w="120" w:type="dxa"/>
-              <w:right w:w="120" w:type="dxa"/>
-            </w:tcMar>
-            <w:tcBorders>
-              <w:top w:val="single" w:sz="4" w:space="0" w:color="CCCCCC"/>
-              <w:bottom w:val="single" w:sz="4" w:space="0" w:color="CCCCCC"/>
-              <w:left w:val="single" w:sz="4" w:space="0" w:color="CCCCCC"/>
-              <w:right w:val="single" w:sz="4" w:space="0" w:color="CCCCCC"/>
-            </w:tcBorders>
-          </w:tcPr>
-          <w:p>
-            <w:pPr>
-              <w:spacing w:before="60" w:after="60" w:line="252" w:lineRule="auto"/>
-              <w:jc w:val="left"/>
-            </w:pPr>
-            <w:r/>
-            <w:r>
-              <w:rPr>
-                <w:b/>
-              </w:rPr>
-              <w:t>+0.50</w:t>
-            </w:r>
-          </w:p>
-        </w:tc>
-        <w:tc>
-          <w:tcPr>
-            <w:tcW w:type="dxa" w:w="1440"/>
-            <w:shd w:fill="FFFFFF"/>
-            <w:tcMar>
-              <w:top w:w="100" w:type="dxa"/>
-              <w:bottom w:w="100" w:type="dxa"/>
-              <w:left w:w="120" w:type="dxa"/>
-              <w:right w:w="120" w:type="dxa"/>
-            </w:tcMar>
-            <w:tcBorders>
-              <w:top w:val="single" w:sz="4" w:space="0" w:color="CCCCCC"/>
-              <w:bottom w:val="single" w:sz="4" w:space="0" w:color="CCCCCC"/>
-              <w:left w:val="single" w:sz="4" w:space="0" w:color="CCCCCC"/>
-              <w:right w:val="single" w:sz="4" w:space="0" w:color="CCCCCC"/>
-            </w:tcBorders>
-          </w:tcPr>
-          <w:p>
-            <w:pPr>
-              <w:spacing w:before="60" w:after="60" w:line="252" w:lineRule="auto"/>
-              <w:jc w:val="left"/>
-            </w:pPr>
-            <w:r/>
-            <w:r>
-              <w:t>BULL</w:t>
-            </w:r>
-          </w:p>
-        </w:tc>
-      </w:tr>
-      <w:tr>
-        <w:tc>
-          <w:tcPr>
-            <w:tcW w:type="dxa" w:w="1584"/>
-            <w:shd w:fill="F8FAFC"/>
-            <w:tcMar>
-              <w:top w:w="100" w:type="dxa"/>
-              <w:bottom w:w="100" w:type="dxa"/>
-              <w:left w:w="120" w:type="dxa"/>
-              <w:right w:w="120" w:type="dxa"/>
-            </w:tcMar>
-            <w:tcBorders>
-              <w:top w:val="single" w:sz="4" w:space="0" w:color="CCCCCC"/>
-              <w:bottom w:val="single" w:sz="4" w:space="0" w:color="CCCCCC"/>
-              <w:left w:val="single" w:sz="4" w:space="0" w:color="CCCCCC"/>
-              <w:right w:val="single" w:sz="4" w:space="0" w:color="CCCCCC"/>
-            </w:tcBorders>
-          </w:tcPr>
-          <w:p>
-            <w:pPr>
-              <w:spacing w:before="60" w:after="60" w:line="252" w:lineRule="auto"/>
-              <w:jc w:val="left"/>
-            </w:pPr>
-            <w:r/>
-            <w:r>
-              <w:rPr>
-                <w:b/>
-              </w:rPr>
-              <w:t>Thu 15/10</w:t>
-            </w:r>
-          </w:p>
-        </w:tc>
-        <w:tc>
-          <w:tcPr>
-            <w:tcW w:type="dxa" w:w="864"/>
-            <w:shd w:fill="F8FAFC"/>
-            <w:tcMar>
-              <w:top w:w="100" w:type="dxa"/>
-              <w:bottom w:w="100" w:type="dxa"/>
-              <w:left w:w="120" w:type="dxa"/>
-              <w:right w:w="120" w:type="dxa"/>
-            </w:tcMar>
-            <w:tcBorders>
-              <w:top w:val="single" w:sz="4" w:space="0" w:color="CCCCCC"/>
-              <w:bottom w:val="single" w:sz="4" w:space="0" w:color="CCCCCC"/>
-              <w:left w:val="single" w:sz="4" w:space="0" w:color="CCCCCC"/>
-              <w:right w:val="single" w:sz="4" w:space="0" w:color="CCCCCC"/>
-            </w:tcBorders>
-          </w:tcPr>
-          <w:p>
-            <w:pPr>
-              <w:spacing w:before="60" w:after="60" w:line="252" w:lineRule="auto"/>
-              <w:jc w:val="left"/>
-            </w:pPr>
-            <w:r/>
-            <w:r>
-              <w:t>NY Open 21-23</w:t>
-            </w:r>
-          </w:p>
-        </w:tc>
-        <w:tc>
-          <w:tcPr>
-            <w:tcW w:type="dxa" w:w="1440"/>
-            <w:shd w:fill="F8FAFC"/>
-            <w:tcMar>
-              <w:top w:w="100" w:type="dxa"/>
-              <w:bottom w:w="100" w:type="dxa"/>
-              <w:left w:w="120" w:type="dxa"/>
-              <w:right w:w="120" w:type="dxa"/>
-            </w:tcMar>
-            <w:tcBorders>
-              <w:top w:val="single" w:sz="4" w:space="0" w:color="CCCCCC"/>
-              <w:bottom w:val="single" w:sz="4" w:space="0" w:color="CCCCCC"/>
-              <w:left w:val="single" w:sz="4" w:space="0" w:color="CCCCCC"/>
-              <w:right w:val="single" w:sz="4" w:space="0" w:color="CCCCCC"/>
-            </w:tcBorders>
-          </w:tcPr>
-          <w:p>
-            <w:pPr>
-              <w:spacing w:before="60" w:after="60" w:line="252" w:lineRule="auto"/>
-              <w:jc w:val="left"/>
-            </w:pPr>
-            <w:r/>
-            <w:r>
-              <w:t>683.50</w:t>
-            </w:r>
-          </w:p>
-        </w:tc>
-        <w:tc>
-          <w:tcPr>
-            <w:tcW w:type="dxa" w:w="2016"/>
-            <w:shd w:fill="F8FAFC"/>
-            <w:tcMar>
-              <w:top w:w="100" w:type="dxa"/>
-              <w:bottom w:w="100" w:type="dxa"/>
-              <w:left w:w="120" w:type="dxa"/>
-              <w:right w:w="120" w:type="dxa"/>
-            </w:tcMar>
-            <w:tcBorders>
-              <w:top w:val="single" w:sz="4" w:space="0" w:color="CCCCCC"/>
-              <w:bottom w:val="single" w:sz="4" w:space="0" w:color="CCCCCC"/>
-              <w:left w:val="single" w:sz="4" w:space="0" w:color="CCCCCC"/>
-              <w:right w:val="single" w:sz="4" w:space="0" w:color="CCCCCC"/>
-            </w:tcBorders>
-          </w:tcPr>
-          <w:p>
-            <w:pPr>
-              <w:spacing w:before="60" w:after="60" w:line="252" w:lineRule="auto"/>
-              <w:jc w:val="left"/>
-            </w:pPr>
-            <w:r/>
-            <w:r>
-              <w:t>694.50</w:t>
-            </w:r>
-          </w:p>
-        </w:tc>
-        <w:tc>
-          <w:tcPr>
-            <w:tcW w:type="dxa" w:w="1152"/>
-            <w:shd w:fill="F8FAFC"/>
-            <w:tcMar>
-              <w:top w:w="100" w:type="dxa"/>
-              <w:bottom w:w="100" w:type="dxa"/>
-              <w:left w:w="120" w:type="dxa"/>
-              <w:right w:w="120" w:type="dxa"/>
-            </w:tcMar>
-            <w:tcBorders>
-              <w:top w:val="single" w:sz="4" w:space="0" w:color="CCCCCC"/>
-              <w:bottom w:val="single" w:sz="4" w:space="0" w:color="CCCCCC"/>
-              <w:left w:val="single" w:sz="4" w:space="0" w:color="CCCCCC"/>
-              <w:right w:val="single" w:sz="4" w:space="0" w:color="CCCCCC"/>
-            </w:tcBorders>
-          </w:tcPr>
-          <w:p>
-            <w:pPr>
-              <w:spacing w:before="60" w:after="60" w:line="252" w:lineRule="auto"/>
-              <w:jc w:val="left"/>
-            </w:pPr>
-            <w:r/>
-            <w:r>
-              <w:t>671.75</w:t>
-            </w:r>
-          </w:p>
-        </w:tc>
-        <w:tc>
-          <w:tcPr>
-            <w:tcW w:type="dxa" w:w="1728"/>
-            <w:shd w:fill="F8FAFC"/>
-            <w:tcMar>
-              <w:top w:w="100" w:type="dxa"/>
-              <w:bottom w:w="100" w:type="dxa"/>
-              <w:left w:w="120" w:type="dxa"/>
-              <w:right w:w="120" w:type="dxa"/>
-            </w:tcMar>
-            <w:tcBorders>
-              <w:top w:val="single" w:sz="4" w:space="0" w:color="CCCCCC"/>
-              <w:bottom w:val="single" w:sz="4" w:space="0" w:color="CCCCCC"/>
-              <w:left w:val="single" w:sz="4" w:space="0" w:color="CCCCCC"/>
-              <w:right w:val="single" w:sz="4" w:space="0" w:color="CCCCCC"/>
-            </w:tcBorders>
-          </w:tcPr>
-          <w:p>
-            <w:pPr>
-              <w:spacing w:before="60" w:after="60" w:line="252" w:lineRule="auto"/>
-              <w:jc w:val="left"/>
-            </w:pPr>
-            <w:r/>
-            <w:r>
-              <w:rPr>
-                <w:b/>
-              </w:rPr>
-              <w:t>687.00</w:t>
-            </w:r>
-          </w:p>
-        </w:tc>
-        <w:tc>
-          <w:tcPr>
-            <w:tcW w:type="dxa" w:w="3456"/>
-            <w:shd w:fill="F8FAFC"/>
-            <w:tcMar>
-              <w:top w:w="100" w:type="dxa"/>
-              <w:bottom w:w="100" w:type="dxa"/>
-              <w:left w:w="120" w:type="dxa"/>
-              <w:right w:w="120" w:type="dxa"/>
-            </w:tcMar>
-            <w:tcBorders>
-              <w:top w:val="single" w:sz="4" w:space="0" w:color="CCCCCC"/>
-              <w:bottom w:val="single" w:sz="4" w:space="0" w:color="CCCCCC"/>
-              <w:left w:val="single" w:sz="4" w:space="0" w:color="CCCCCC"/>
-              <w:right w:val="single" w:sz="4" w:space="0" w:color="CCCCCC"/>
-            </w:tcBorders>
-          </w:tcPr>
-          <w:p>
-            <w:pPr>
-              <w:spacing w:before="60" w:after="60" w:line="252" w:lineRule="auto"/>
-              <w:jc w:val="left"/>
-            </w:pPr>
-            <w:r/>
-            <w:r>
-              <w:rPr>
-                <w:b/>
-              </w:rPr>
-              <w:t>+3.50</w:t>
-            </w:r>
-          </w:p>
-        </w:tc>
-        <w:tc>
-          <w:tcPr>
-            <w:tcW w:type="dxa" w:w="1440"/>
-            <w:shd w:fill="F8FAFC"/>
-            <w:tcMar>
-              <w:top w:w="100" w:type="dxa"/>
-              <w:bottom w:w="100" w:type="dxa"/>
-              <w:left w:w="120" w:type="dxa"/>
-              <w:right w:w="120" w:type="dxa"/>
-            </w:tcMar>
-            <w:tcBorders>
-              <w:top w:val="single" w:sz="4" w:space="0" w:color="CCCCCC"/>
-              <w:bottom w:val="single" w:sz="4" w:space="0" w:color="CCCCCC"/>
-              <w:left w:val="single" w:sz="4" w:space="0" w:color="CCCCCC"/>
-              <w:right w:val="single" w:sz="4" w:space="0" w:color="CCCCCC"/>
-            </w:tcBorders>
-          </w:tcPr>
-          <w:p>
-            <w:pPr>
-              <w:spacing w:before="60" w:after="60" w:line="252" w:lineRule="auto"/>
-              <w:jc w:val="left"/>
-            </w:pPr>
-            <w:r/>
-            <w:r>
-              <w:t>BULL</w:t>
-            </w:r>
-          </w:p>
-        </w:tc>
-      </w:tr>
-      <w:tr>
-        <w:tc>
-          <w:tcPr>
-            <w:tcW w:type="dxa" w:w="1584"/>
-            <w:shd w:fill="FFFFFF"/>
-            <w:tcMar>
-              <w:top w:w="100" w:type="dxa"/>
-              <w:bottom w:w="100" w:type="dxa"/>
-              <w:left w:w="120" w:type="dxa"/>
-              <w:right w:w="120" w:type="dxa"/>
-            </w:tcMar>
-            <w:tcBorders>
-              <w:top w:val="single" w:sz="4" w:space="0" w:color="CCCCCC"/>
-              <w:bottom w:val="single" w:sz="4" w:space="0" w:color="CCCCCC"/>
-              <w:left w:val="single" w:sz="4" w:space="0" w:color="CCCCCC"/>
-              <w:right w:val="single" w:sz="4" w:space="0" w:color="CCCCCC"/>
-            </w:tcBorders>
-          </w:tcPr>
-          <w:p>
-            <w:pPr>
-              <w:spacing w:before="60" w:after="60" w:line="252" w:lineRule="auto"/>
-              <w:jc w:val="left"/>
-            </w:pPr>
-            <w:r/>
-            <w:r>
-              <w:rPr>
-                <w:b/>
-              </w:rPr>
-              <w:t>Thu 15/10</w:t>
-            </w:r>
-          </w:p>
-        </w:tc>
-        <w:tc>
-          <w:tcPr>
-            <w:tcW w:type="dxa" w:w="864"/>
-            <w:shd w:fill="FFFFFF"/>
-            <w:tcMar>
-              <w:top w:w="100" w:type="dxa"/>
-              <w:bottom w:w="100" w:type="dxa"/>
-              <w:left w:w="120" w:type="dxa"/>
-              <w:right w:w="120" w:type="dxa"/>
-            </w:tcMar>
-            <w:tcBorders>
-              <w:top w:val="single" w:sz="4" w:space="0" w:color="CCCCCC"/>
-              <w:bottom w:val="single" w:sz="4" w:space="0" w:color="CCCCCC"/>
-              <w:left w:val="single" w:sz="4" w:space="0" w:color="CCCCCC"/>
-              <w:right w:val="single" w:sz="4" w:space="0" w:color="CCCCCC"/>
-            </w:tcBorders>
-          </w:tcPr>
-          <w:p>
-            <w:pPr>
-              <w:spacing w:before="60" w:after="60" w:line="252" w:lineRule="auto"/>
-              <w:jc w:val="left"/>
-            </w:pPr>
-            <w:r/>
-            <w:r>
-              <w:t>NY Close 23-01</w:t>
-            </w:r>
-          </w:p>
-        </w:tc>
-        <w:tc>
-          <w:tcPr>
-            <w:tcW w:type="dxa" w:w="1440"/>
-            <w:shd w:fill="FFFFFF"/>
-            <w:tcMar>
-              <w:top w:w="100" w:type="dxa"/>
-              <w:bottom w:w="100" w:type="dxa"/>
-              <w:left w:w="120" w:type="dxa"/>
-              <w:right w:w="120" w:type="dxa"/>
-            </w:tcMar>
-            <w:tcBorders>
-              <w:top w:val="single" w:sz="4" w:space="0" w:color="CCCCCC"/>
-              <w:bottom w:val="single" w:sz="4" w:space="0" w:color="CCCCCC"/>
-              <w:left w:val="single" w:sz="4" w:space="0" w:color="CCCCCC"/>
-              <w:right w:val="single" w:sz="4" w:space="0" w:color="CCCCCC"/>
-            </w:tcBorders>
-          </w:tcPr>
-          <w:p>
-            <w:pPr>
-              <w:spacing w:before="60" w:after="60" w:line="252" w:lineRule="auto"/>
-              <w:jc w:val="left"/>
-            </w:pPr>
-            <w:r/>
-            <w:r>
-              <w:t>687.00</w:t>
-            </w:r>
-          </w:p>
-        </w:tc>
-        <w:tc>
-          <w:tcPr>
-            <w:tcW w:type="dxa" w:w="2016"/>
-            <w:shd w:fill="FFFFFF"/>
-            <w:tcMar>
-              <w:top w:w="100" w:type="dxa"/>
-              <w:bottom w:w="100" w:type="dxa"/>
-              <w:left w:w="120" w:type="dxa"/>
-              <w:right w:w="120" w:type="dxa"/>
-            </w:tcMar>
-            <w:tcBorders>
-              <w:top w:val="single" w:sz="4" w:space="0" w:color="CCCCCC"/>
-              <w:bottom w:val="single" w:sz="4" w:space="0" w:color="CCCCCC"/>
-              <w:left w:val="single" w:sz="4" w:space="0" w:color="CCCCCC"/>
-              <w:right w:val="single" w:sz="4" w:space="0" w:color="CCCCCC"/>
-            </w:tcBorders>
-          </w:tcPr>
-          <w:p>
-            <w:pPr>
-              <w:spacing w:before="60" w:after="60" w:line="252" w:lineRule="auto"/>
-              <w:jc w:val="left"/>
-            </w:pPr>
-            <w:r/>
-            <w:r>
-              <w:t>692.50</w:t>
-            </w:r>
-          </w:p>
-        </w:tc>
-        <w:tc>
-          <w:tcPr>
-            <w:tcW w:type="dxa" w:w="1152"/>
-            <w:shd w:fill="FFFFFF"/>
-            <w:tcMar>
-              <w:top w:w="100" w:type="dxa"/>
-              <w:bottom w:w="100" w:type="dxa"/>
-              <w:left w:w="120" w:type="dxa"/>
-              <w:right w:w="120" w:type="dxa"/>
-            </w:tcMar>
-            <w:tcBorders>
-              <w:top w:val="single" w:sz="4" w:space="0" w:color="CCCCCC"/>
-              <w:bottom w:val="single" w:sz="4" w:space="0" w:color="CCCCCC"/>
-              <w:left w:val="single" w:sz="4" w:space="0" w:color="CCCCCC"/>
-              <w:right w:val="single" w:sz="4" w:space="0" w:color="CCCCCC"/>
-            </w:tcBorders>
-          </w:tcPr>
-          <w:p>
-            <w:pPr>
-              <w:spacing w:before="60" w:after="60" w:line="252" w:lineRule="auto"/>
-              <w:jc w:val="left"/>
-            </w:pPr>
-            <w:r/>
-            <w:r>
-              <w:t>679.25</w:t>
-            </w:r>
-          </w:p>
-        </w:tc>
-        <w:tc>
-          <w:tcPr>
-            <w:tcW w:type="dxa" w:w="1728"/>
-            <w:shd w:fill="FFFFFF"/>
-            <w:tcMar>
-              <w:top w:w="100" w:type="dxa"/>
-              <w:bottom w:w="100" w:type="dxa"/>
-              <w:left w:w="120" w:type="dxa"/>
-              <w:right w:w="120" w:type="dxa"/>
-            </w:tcMar>
-            <w:tcBorders>
-              <w:top w:val="single" w:sz="4" w:space="0" w:color="CCCCCC"/>
-              <w:bottom w:val="single" w:sz="4" w:space="0" w:color="CCCCCC"/>
-              <w:left w:val="single" w:sz="4" w:space="0" w:color="CCCCCC"/>
-              <w:right w:val="single" w:sz="4" w:space="0" w:color="CCCCCC"/>
-            </w:tcBorders>
-          </w:tcPr>
-          <w:p>
-            <w:pPr>
-              <w:spacing w:before="60" w:after="60" w:line="252" w:lineRule="auto"/>
-              <w:jc w:val="left"/>
-            </w:pPr>
-            <w:r/>
-            <w:r>
-              <w:rPr>
-                <w:b/>
-              </w:rPr>
-              <w:t>687.75</w:t>
-            </w:r>
-          </w:p>
-        </w:tc>
-        <w:tc>
-          <w:tcPr>
-            <w:tcW w:type="dxa" w:w="3456"/>
-            <w:shd w:fill="FFFFFF"/>
-            <w:tcMar>
-              <w:top w:w="100" w:type="dxa"/>
-              <w:bottom w:w="100" w:type="dxa"/>
-              <w:left w:w="120" w:type="dxa"/>
-              <w:right w:w="120" w:type="dxa"/>
-            </w:tcMar>
-            <w:tcBorders>
-              <w:top w:val="single" w:sz="4" w:space="0" w:color="CCCCCC"/>
-              <w:bottom w:val="single" w:sz="4" w:space="0" w:color="CCCCCC"/>
-              <w:left w:val="single" w:sz="4" w:space="0" w:color="CCCCCC"/>
-              <w:right w:val="single" w:sz="4" w:space="0" w:color="CCCCCC"/>
-            </w:tcBorders>
-          </w:tcPr>
-          <w:p>
-            <w:pPr>
-              <w:spacing w:before="60" w:after="60" w:line="252" w:lineRule="auto"/>
-              <w:jc w:val="left"/>
-            </w:pPr>
-            <w:r/>
-            <w:r>
-              <w:rPr>
-                <w:b/>
-              </w:rPr>
-              <w:t>+0.75</w:t>
-            </w:r>
-          </w:p>
-        </w:tc>
-        <w:tc>
-          <w:tcPr>
-            <w:tcW w:type="dxa" w:w="1440"/>
-            <w:shd w:fill="FFFFFF"/>
-            <w:tcMar>
-              <w:top w:w="100" w:type="dxa"/>
-              <w:bottom w:w="100" w:type="dxa"/>
-              <w:left w:w="120" w:type="dxa"/>
-              <w:right w:w="120" w:type="dxa"/>
-            </w:tcMar>
-            <w:tcBorders>
-              <w:top w:val="single" w:sz="4" w:space="0" w:color="CCCCCC"/>
-              <w:bottom w:val="single" w:sz="4" w:space="0" w:color="CCCCCC"/>
-              <w:left w:val="single" w:sz="4" w:space="0" w:color="CCCCCC"/>
-              <w:right w:val="single" w:sz="4" w:space="0" w:color="CCCCCC"/>
-            </w:tcBorders>
-          </w:tcPr>
-          <w:p>
-            <w:pPr>
-              <w:spacing w:before="60" w:after="60" w:line="252" w:lineRule="auto"/>
-              <w:jc w:val="left"/>
-            </w:pPr>
-            <w:r/>
-            <w:r>
-              <w:t>BULL</w:t>
-            </w:r>
-          </w:p>
-        </w:tc>
-      </w:tr>
-      <w:tr>
-        <w:tc>
-          <w:tcPr>
-            <w:tcW w:type="dxa" w:w="1584"/>
-            <w:shd w:fill="F8FAFC"/>
-            <w:tcMar>
-              <w:top w:w="100" w:type="dxa"/>
-              <w:bottom w:w="100" w:type="dxa"/>
-              <w:left w:w="120" w:type="dxa"/>
-              <w:right w:w="120" w:type="dxa"/>
-            </w:tcMar>
-            <w:tcBorders>
-              <w:top w:val="single" w:sz="4" w:space="0" w:color="CCCCCC"/>
-              <w:bottom w:val="single" w:sz="4" w:space="0" w:color="CCCCCC"/>
-              <w:left w:val="single" w:sz="4" w:space="0" w:color="CCCCCC"/>
-              <w:right w:val="single" w:sz="4" w:space="0" w:color="CCCCCC"/>
-            </w:tcBorders>
-          </w:tcPr>
-          <w:p>
-            <w:pPr>
-              <w:spacing w:before="60" w:after="60" w:line="252" w:lineRule="auto"/>
-              <w:jc w:val="left"/>
-            </w:pPr>
-            <w:r/>
-            <w:r>
-              <w:rPr>
-                <w:b/>
-              </w:rPr>
-              <w:t>Fri 16/10</w:t>
-            </w:r>
-          </w:p>
-        </w:tc>
-        <w:tc>
-          <w:tcPr>
-            <w:tcW w:type="dxa" w:w="864"/>
-            <w:shd w:fill="F8FAFC"/>
-            <w:tcMar>
-              <w:top w:w="100" w:type="dxa"/>
-              <w:bottom w:w="100" w:type="dxa"/>
-              <w:left w:w="120" w:type="dxa"/>
-              <w:right w:w="120" w:type="dxa"/>
-            </w:tcMar>
-            <w:tcBorders>
-              <w:top w:val="single" w:sz="4" w:space="0" w:color="CCCCCC"/>
-              <w:bottom w:val="single" w:sz="4" w:space="0" w:color="CCCCCC"/>
-              <w:left w:val="single" w:sz="4" w:space="0" w:color="CCCCCC"/>
-              <w:right w:val="single" w:sz="4" w:space="0" w:color="CCCCCC"/>
-            </w:tcBorders>
-          </w:tcPr>
-          <w:p>
-            <w:pPr>
-              <w:spacing w:before="60" w:after="60" w:line="252" w:lineRule="auto"/>
-              <w:jc w:val="left"/>
-            </w:pPr>
-            <w:r/>
-            <w:r>
-              <w:t>Asia 07-11</w:t>
-            </w:r>
-          </w:p>
-        </w:tc>
-        <w:tc>
-          <w:tcPr>
-            <w:tcW w:type="dxa" w:w="1440"/>
-            <w:shd w:fill="F8FAFC"/>
-            <w:tcMar>
-              <w:top w:w="100" w:type="dxa"/>
-              <w:bottom w:w="100" w:type="dxa"/>
-              <w:left w:w="120" w:type="dxa"/>
-              <w:right w:w="120" w:type="dxa"/>
-            </w:tcMar>
-            <w:tcBorders>
-              <w:top w:val="single" w:sz="4" w:space="0" w:color="CCCCCC"/>
-              <w:bottom w:val="single" w:sz="4" w:space="0" w:color="CCCCCC"/>
-              <w:left w:val="single" w:sz="4" w:space="0" w:color="CCCCCC"/>
-              <w:right w:val="single" w:sz="4" w:space="0" w:color="CCCCCC"/>
-            </w:tcBorders>
-          </w:tcPr>
-          <w:p>
-            <w:pPr>
-              <w:spacing w:before="60" w:after="60" w:line="252" w:lineRule="auto"/>
-              <w:jc w:val="left"/>
-            </w:pPr>
-            <w:r/>
-            <w:r>
-              <w:t>687.75</w:t>
-            </w:r>
-          </w:p>
-        </w:tc>
-        <w:tc>
-          <w:tcPr>
-            <w:tcW w:type="dxa" w:w="2016"/>
-            <w:shd w:fill="F8FAFC"/>
-            <w:tcMar>
-              <w:top w:w="100" w:type="dxa"/>
-              <w:bottom w:w="100" w:type="dxa"/>
-              <w:left w:w="120" w:type="dxa"/>
-              <w:right w:w="120" w:type="dxa"/>
-            </w:tcMar>
-            <w:tcBorders>
-              <w:top w:val="single" w:sz="4" w:space="0" w:color="CCCCCC"/>
-              <w:bottom w:val="single" w:sz="4" w:space="0" w:color="CCCCCC"/>
-              <w:left w:val="single" w:sz="4" w:space="0" w:color="CCCCCC"/>
-              <w:right w:val="single" w:sz="4" w:space="0" w:color="CCCCCC"/>
-            </w:tcBorders>
-          </w:tcPr>
-          <w:p>
-            <w:pPr>
-              <w:spacing w:before="60" w:after="60" w:line="252" w:lineRule="auto"/>
-              <w:jc w:val="left"/>
-            </w:pPr>
-            <w:r/>
-            <w:r>
-              <w:t>697.00</w:t>
-            </w:r>
-          </w:p>
-        </w:tc>
-        <w:tc>
-          <w:tcPr>
-            <w:tcW w:type="dxa" w:w="1152"/>
-            <w:shd w:fill="F8FAFC"/>
-            <w:tcMar>
-              <w:top w:w="100" w:type="dxa"/>
-              <w:bottom w:w="100" w:type="dxa"/>
-              <w:left w:w="120" w:type="dxa"/>
-              <w:right w:w="120" w:type="dxa"/>
-            </w:tcMar>
-            <w:tcBorders>
-              <w:top w:val="single" w:sz="4" w:space="0" w:color="CCCCCC"/>
-              <w:bottom w:val="single" w:sz="4" w:space="0" w:color="CCCCCC"/>
-              <w:left w:val="single" w:sz="4" w:space="0" w:color="CCCCCC"/>
-              <w:right w:val="single" w:sz="4" w:space="0" w:color="CCCCCC"/>
-            </w:tcBorders>
-          </w:tcPr>
-          <w:p>
-            <w:pPr>
-              <w:spacing w:before="60" w:after="60" w:line="252" w:lineRule="auto"/>
-              <w:jc w:val="left"/>
-            </w:pPr>
-            <w:r/>
-            <w:r>
-              <w:t>681.25</w:t>
-            </w:r>
-          </w:p>
-        </w:tc>
-        <w:tc>
-          <w:tcPr>
-            <w:tcW w:type="dxa" w:w="1728"/>
-            <w:shd w:fill="F8FAFC"/>
-            <w:tcMar>
-              <w:top w:w="100" w:type="dxa"/>
-              <w:bottom w:w="100" w:type="dxa"/>
-              <w:left w:w="120" w:type="dxa"/>
-              <w:right w:w="120" w:type="dxa"/>
-            </w:tcMar>
-            <w:tcBorders>
-              <w:top w:val="single" w:sz="4" w:space="0" w:color="CCCCCC"/>
-              <w:bottom w:val="single" w:sz="4" w:space="0" w:color="CCCCCC"/>
-              <w:left w:val="single" w:sz="4" w:space="0" w:color="CCCCCC"/>
-              <w:right w:val="single" w:sz="4" w:space="0" w:color="CCCCCC"/>
-            </w:tcBorders>
-          </w:tcPr>
-          <w:p>
-            <w:pPr>
-              <w:spacing w:before="60" w:after="60" w:line="252" w:lineRule="auto"/>
-              <w:jc w:val="left"/>
-            </w:pPr>
-            <w:r/>
-            <w:r>
-              <w:rPr>
-                <w:b/>
-              </w:rPr>
-              <w:t>687.00</w:t>
-            </w:r>
-          </w:p>
-        </w:tc>
-        <w:tc>
-          <w:tcPr>
-            <w:tcW w:type="dxa" w:w="3456"/>
-            <w:shd w:fill="F8FAFC"/>
-            <w:tcMar>
-              <w:top w:w="100" w:type="dxa"/>
-              <w:bottom w:w="100" w:type="dxa"/>
-              <w:left w:w="120" w:type="dxa"/>
-              <w:right w:w="120" w:type="dxa"/>
-            </w:tcMar>
-            <w:tcBorders>
-              <w:top w:val="single" w:sz="4" w:space="0" w:color="CCCCCC"/>
-              <w:bottom w:val="single" w:sz="4" w:space="0" w:color="CCCCCC"/>
-              <w:left w:val="single" w:sz="4" w:space="0" w:color="CCCCCC"/>
-              <w:right w:val="single" w:sz="4" w:space="0" w:color="CCCCCC"/>
-            </w:tcBorders>
-          </w:tcPr>
-          <w:p>
-            <w:pPr>
-              <w:spacing w:before="60" w:after="60" w:line="252" w:lineRule="auto"/>
-              <w:jc w:val="left"/>
-            </w:pPr>
-            <w:r/>
-            <w:r>
-              <w:rPr>
-                <w:b/>
-              </w:rPr>
-              <w:t>-0.75</w:t>
-            </w:r>
-          </w:p>
-        </w:tc>
-        <w:tc>
-          <w:tcPr>
-            <w:tcW w:type="dxa" w:w="1440"/>
-            <w:shd w:fill="F8FAFC"/>
-            <w:tcMar>
-              <w:top w:w="100" w:type="dxa"/>
-              <w:bottom w:w="100" w:type="dxa"/>
-              <w:left w:w="120" w:type="dxa"/>
-              <w:right w:w="120" w:type="dxa"/>
-            </w:tcMar>
-            <w:tcBorders>
-              <w:top w:val="single" w:sz="4" w:space="0" w:color="CCCCCC"/>
-              <w:bottom w:val="single" w:sz="4" w:space="0" w:color="CCCCCC"/>
-              <w:left w:val="single" w:sz="4" w:space="0" w:color="CCCCCC"/>
-              <w:right w:val="single" w:sz="4" w:space="0" w:color="CCCCCC"/>
-            </w:tcBorders>
-          </w:tcPr>
-          <w:p>
-            <w:pPr>
-              <w:spacing w:before="60" w:after="60" w:line="252" w:lineRule="auto"/>
-              <w:jc w:val="left"/>
-            </w:pPr>
-            <w:r/>
-            <w:r>
-              <w:t>BEAR</w:t>
-            </w:r>
-          </w:p>
-        </w:tc>
-      </w:tr>
-      <w:tr>
-        <w:tc>
-          <w:tcPr>
-            <w:tcW w:type="dxa" w:w="1584"/>
-            <w:shd w:fill="FFFFFF"/>
-            <w:tcMar>
-              <w:top w:w="100" w:type="dxa"/>
-              <w:bottom w:w="100" w:type="dxa"/>
-              <w:left w:w="120" w:type="dxa"/>
-              <w:right w:w="120" w:type="dxa"/>
-            </w:tcMar>
-            <w:tcBorders>
-              <w:top w:val="single" w:sz="4" w:space="0" w:color="CCCCCC"/>
-              <w:bottom w:val="single" w:sz="4" w:space="0" w:color="CCCCCC"/>
-              <w:left w:val="single" w:sz="4" w:space="0" w:color="CCCCCC"/>
-              <w:right w:val="single" w:sz="4" w:space="0" w:color="CCCCCC"/>
-            </w:tcBorders>
-          </w:tcPr>
-          <w:p>
-            <w:pPr>
-              <w:spacing w:before="60" w:after="60" w:line="252" w:lineRule="auto"/>
-              <w:jc w:val="left"/>
-            </w:pPr>
-            <w:r/>
-            <w:r>
-              <w:rPr>
-                <w:b/>
-              </w:rPr>
-              <w:t>Fri 16/10</w:t>
-            </w:r>
-          </w:p>
-        </w:tc>
-        <w:tc>
-          <w:tcPr>
-            <w:tcW w:type="dxa" w:w="864"/>
-            <w:shd w:fill="FFFFFF"/>
-            <w:tcMar>
-              <w:top w:w="100" w:type="dxa"/>
-              <w:bottom w:w="100" w:type="dxa"/>
-              <w:left w:w="120" w:type="dxa"/>
-              <w:right w:w="120" w:type="dxa"/>
-            </w:tcMar>
-            <w:tcBorders>
-              <w:top w:val="single" w:sz="4" w:space="0" w:color="CCCCCC"/>
-              <w:bottom w:val="single" w:sz="4" w:space="0" w:color="CCCCCC"/>
-              <w:left w:val="single" w:sz="4" w:space="0" w:color="CCCCCC"/>
-              <w:right w:val="single" w:sz="4" w:space="0" w:color="CCCCCC"/>
-            </w:tcBorders>
-          </w:tcPr>
-          <w:p>
-            <w:pPr>
-              <w:spacing w:before="60" w:after="60" w:line="252" w:lineRule="auto"/>
-              <w:jc w:val="left"/>
-            </w:pPr>
-            <w:r/>
-            <w:r>
-              <w:t>Asia 11-15</w:t>
-            </w:r>
-          </w:p>
-        </w:tc>
-        <w:tc>
-          <w:tcPr>
-            <w:tcW w:type="dxa" w:w="1440"/>
-            <w:shd w:fill="FFFFFF"/>
-            <w:tcMar>
-              <w:top w:w="100" w:type="dxa"/>
-              <w:bottom w:w="100" w:type="dxa"/>
-              <w:left w:w="120" w:type="dxa"/>
-              <w:right w:w="120" w:type="dxa"/>
-            </w:tcMar>
-            <w:tcBorders>
-              <w:top w:val="single" w:sz="4" w:space="0" w:color="CCCCCC"/>
-              <w:bottom w:val="single" w:sz="4" w:space="0" w:color="CCCCCC"/>
-              <w:left w:val="single" w:sz="4" w:space="0" w:color="CCCCCC"/>
-              <w:right w:val="single" w:sz="4" w:space="0" w:color="CCCCCC"/>
-            </w:tcBorders>
-          </w:tcPr>
-          <w:p>
-            <w:pPr>
-              <w:spacing w:before="60" w:after="60" w:line="252" w:lineRule="auto"/>
-              <w:jc w:val="left"/>
-            </w:pPr>
-            <w:r/>
-            <w:r>
-              <w:t>687.00</w:t>
-            </w:r>
-          </w:p>
-        </w:tc>
-        <w:tc>
-          <w:tcPr>
-            <w:tcW w:type="dxa" w:w="2016"/>
-            <w:shd w:fill="FFFFFF"/>
-            <w:tcMar>
-              <w:top w:w="100" w:type="dxa"/>
-              <w:bottom w:w="100" w:type="dxa"/>
-              <w:left w:w="120" w:type="dxa"/>
-              <w:right w:w="120" w:type="dxa"/>
-            </w:tcMar>
-            <w:tcBorders>
-              <w:top w:val="single" w:sz="4" w:space="0" w:color="CCCCCC"/>
-              <w:bottom w:val="single" w:sz="4" w:space="0" w:color="CCCCCC"/>
-              <w:left w:val="single" w:sz="4" w:space="0" w:color="CCCCCC"/>
-              <w:right w:val="single" w:sz="4" w:space="0" w:color="CCCCCC"/>
-            </w:tcBorders>
-          </w:tcPr>
-          <w:p>
-            <w:pPr>
-              <w:spacing w:before="60" w:after="60" w:line="252" w:lineRule="auto"/>
-              <w:jc w:val="left"/>
-            </w:pPr>
-            <w:r/>
-            <w:r>
-              <w:t>694.50</w:t>
-            </w:r>
-          </w:p>
-        </w:tc>
-        <w:tc>
-          <w:tcPr>
-            <w:tcW w:type="dxa" w:w="1152"/>
-            <w:shd w:fill="FFFFFF"/>
-            <w:tcMar>
-              <w:top w:w="100" w:type="dxa"/>
-              <w:bottom w:w="100" w:type="dxa"/>
-              <w:left w:w="120" w:type="dxa"/>
-              <w:right w:w="120" w:type="dxa"/>
-            </w:tcMar>
-            <w:tcBorders>
-              <w:top w:val="single" w:sz="4" w:space="0" w:color="CCCCCC"/>
-              <w:bottom w:val="single" w:sz="4" w:space="0" w:color="CCCCCC"/>
-              <w:left w:val="single" w:sz="4" w:space="0" w:color="CCCCCC"/>
-              <w:right w:val="single" w:sz="4" w:space="0" w:color="CCCCCC"/>
-            </w:tcBorders>
-          </w:tcPr>
-          <w:p>
-            <w:pPr>
-              <w:spacing w:before="60" w:after="60" w:line="252" w:lineRule="auto"/>
-              <w:jc w:val="left"/>
-            </w:pPr>
-            <w:r/>
-            <w:r>
-              <w:t>681.00</w:t>
-            </w:r>
-          </w:p>
-        </w:tc>
-        <w:tc>
-          <w:tcPr>
-            <w:tcW w:type="dxa" w:w="1728"/>
-            <w:shd w:fill="FFFFFF"/>
-            <w:tcMar>
-              <w:top w:w="100" w:type="dxa"/>
-              <w:bottom w:w="100" w:type="dxa"/>
-              <w:left w:w="120" w:type="dxa"/>
-              <w:right w:w="120" w:type="dxa"/>
-            </w:tcMar>
-            <w:tcBorders>
-              <w:top w:val="single" w:sz="4" w:space="0" w:color="CCCCCC"/>
-              <w:bottom w:val="single" w:sz="4" w:space="0" w:color="CCCCCC"/>
-              <w:left w:val="single" w:sz="4" w:space="0" w:color="CCCCCC"/>
-              <w:right w:val="single" w:sz="4" w:space="0" w:color="CCCCCC"/>
-            </w:tcBorders>
-          </w:tcPr>
-          <w:p>
-            <w:pPr>
-              <w:spacing w:before="60" w:after="60" w:line="252" w:lineRule="auto"/>
-              <w:jc w:val="left"/>
-            </w:pPr>
-            <w:r/>
-            <w:r>
-              <w:rPr>
-                <w:b/>
-              </w:rPr>
-              <w:t>686.00</w:t>
-            </w:r>
-          </w:p>
-        </w:tc>
-        <w:tc>
-          <w:tcPr>
-            <w:tcW w:type="dxa" w:w="3456"/>
-            <w:shd w:fill="FFFFFF"/>
-            <w:tcMar>
-              <w:top w:w="100" w:type="dxa"/>
-              <w:bottom w:w="100" w:type="dxa"/>
-              <w:left w:w="120" w:type="dxa"/>
-              <w:right w:w="120" w:type="dxa"/>
-            </w:tcMar>
-            <w:tcBorders>
-              <w:top w:val="single" w:sz="4" w:space="0" w:color="CCCCCC"/>
-              <w:bottom w:val="single" w:sz="4" w:space="0" w:color="CCCCCC"/>
-              <w:left w:val="single" w:sz="4" w:space="0" w:color="CCCCCC"/>
-              <w:right w:val="single" w:sz="4" w:space="0" w:color="CCCCCC"/>
-            </w:tcBorders>
-          </w:tcPr>
-          <w:p>
-            <w:pPr>
-              <w:spacing w:before="60" w:after="60" w:line="252" w:lineRule="auto"/>
-              <w:jc w:val="left"/>
-            </w:pPr>
-            <w:r/>
-            <w:r>
-              <w:rPr>
-                <w:b/>
-              </w:rPr>
-              <w:t>-1.00</w:t>
-            </w:r>
-          </w:p>
-        </w:tc>
-        <w:tc>
-          <w:tcPr>
-            <w:tcW w:type="dxa" w:w="1440"/>
-            <w:shd w:fill="FFFFFF"/>
-            <w:tcMar>
-              <w:top w:w="100" w:type="dxa"/>
-              <w:bottom w:w="100" w:type="dxa"/>
-              <w:left w:w="120" w:type="dxa"/>
-              <w:right w:w="120" w:type="dxa"/>
-            </w:tcMar>
-            <w:tcBorders>
-              <w:top w:val="single" w:sz="4" w:space="0" w:color="CCCCCC"/>
-              <w:bottom w:val="single" w:sz="4" w:space="0" w:color="CCCCCC"/>
-              <w:left w:val="single" w:sz="4" w:space="0" w:color="CCCCCC"/>
-              <w:right w:val="single" w:sz="4" w:space="0" w:color="CCCCCC"/>
-            </w:tcBorders>
-          </w:tcPr>
-          <w:p>
-            <w:pPr>
-              <w:spacing w:before="60" w:after="60" w:line="252" w:lineRule="auto"/>
-              <w:jc w:val="left"/>
-            </w:pPr>
-            <w:r/>
-            <w:r>
-              <w:t>BEAR</w:t>
-            </w:r>
-          </w:p>
-        </w:tc>
-      </w:tr>
-      <w:tr>
-        <w:tc>
-          <w:tcPr>
-            <w:tcW w:type="dxa" w:w="1584"/>
-            <w:shd w:fill="F8FAFC"/>
-            <w:tcMar>
-              <w:top w:w="100" w:type="dxa"/>
-              <w:bottom w:w="100" w:type="dxa"/>
-              <w:left w:w="120" w:type="dxa"/>
-              <w:right w:w="120" w:type="dxa"/>
-            </w:tcMar>
-            <w:tcBorders>
-              <w:top w:val="single" w:sz="4" w:space="0" w:color="CCCCCC"/>
-              <w:bottom w:val="single" w:sz="4" w:space="0" w:color="CCCCCC"/>
-              <w:left w:val="single" w:sz="4" w:space="0" w:color="CCCCCC"/>
-              <w:right w:val="single" w:sz="4" w:space="0" w:color="CCCCCC"/>
-            </w:tcBorders>
-          </w:tcPr>
-          <w:p>
-            <w:pPr>
-              <w:spacing w:before="60" w:after="60" w:line="252" w:lineRule="auto"/>
-              <w:jc w:val="left"/>
-            </w:pPr>
-            <w:r/>
-            <w:r>
-              <w:rPr>
-                <w:b/>
-              </w:rPr>
-              <w:t>Fri 16/10</w:t>
-            </w:r>
-          </w:p>
-        </w:tc>
-        <w:tc>
-          <w:tcPr>
-            <w:tcW w:type="dxa" w:w="864"/>
-            <w:shd w:fill="F8FAFC"/>
-            <w:tcMar>
-              <w:top w:w="100" w:type="dxa"/>
-              <w:bottom w:w="100" w:type="dxa"/>
-              <w:left w:w="120" w:type="dxa"/>
-              <w:right w:w="120" w:type="dxa"/>
-            </w:tcMar>
-            <w:tcBorders>
-              <w:top w:val="single" w:sz="4" w:space="0" w:color="CCCCCC"/>
-              <w:bottom w:val="single" w:sz="4" w:space="0" w:color="CCCCCC"/>
-              <w:left w:val="single" w:sz="4" w:space="0" w:color="CCCCCC"/>
-              <w:right w:val="single" w:sz="4" w:space="0" w:color="CCCCCC"/>
-            </w:tcBorders>
-          </w:tcPr>
-          <w:p>
-            <w:pPr>
-              <w:spacing w:before="60" w:after="60" w:line="252" w:lineRule="auto"/>
-              <w:jc w:val="left"/>
-            </w:pPr>
-            <w:r/>
-            <w:r>
-              <w:t>London 15-19</w:t>
-            </w:r>
-          </w:p>
-        </w:tc>
-        <w:tc>
-          <w:tcPr>
-            <w:tcW w:type="dxa" w:w="1440"/>
-            <w:shd w:fill="F8FAFC"/>
-            <w:tcMar>
-              <w:top w:w="100" w:type="dxa"/>
-              <w:bottom w:w="100" w:type="dxa"/>
-              <w:left w:w="120" w:type="dxa"/>
-              <w:right w:w="120" w:type="dxa"/>
-            </w:tcMar>
-            <w:tcBorders>
-              <w:top w:val="single" w:sz="4" w:space="0" w:color="CCCCCC"/>
-              <w:bottom w:val="single" w:sz="4" w:space="0" w:color="CCCCCC"/>
-              <w:left w:val="single" w:sz="4" w:space="0" w:color="CCCCCC"/>
-              <w:right w:val="single" w:sz="4" w:space="0" w:color="CCCCCC"/>
-            </w:tcBorders>
-          </w:tcPr>
-          <w:p>
-            <w:pPr>
-              <w:spacing w:before="60" w:after="60" w:line="252" w:lineRule="auto"/>
-              <w:jc w:val="left"/>
-            </w:pPr>
-            <w:r/>
-            <w:r>
-              <w:t>686.00</w:t>
-            </w:r>
-          </w:p>
-        </w:tc>
-        <w:tc>
-          <w:tcPr>
-            <w:tcW w:type="dxa" w:w="2016"/>
-            <w:shd w:fill="F8FAFC"/>
-            <w:tcMar>
-              <w:top w:w="100" w:type="dxa"/>
-              <w:bottom w:w="100" w:type="dxa"/>
-              <w:left w:w="120" w:type="dxa"/>
-              <w:right w:w="120" w:type="dxa"/>
-            </w:tcMar>
-            <w:tcBorders>
-              <w:top w:val="single" w:sz="4" w:space="0" w:color="CCCCCC"/>
-              <w:bottom w:val="single" w:sz="4" w:space="0" w:color="CCCCCC"/>
-              <w:left w:val="single" w:sz="4" w:space="0" w:color="CCCCCC"/>
-              <w:right w:val="single" w:sz="4" w:space="0" w:color="CCCCCC"/>
-            </w:tcBorders>
-          </w:tcPr>
-          <w:p>
-            <w:pPr>
-              <w:spacing w:before="60" w:after="60" w:line="252" w:lineRule="auto"/>
-              <w:jc w:val="left"/>
-            </w:pPr>
-            <w:r/>
-            <w:r>
-              <w:t>693.00</w:t>
-            </w:r>
-          </w:p>
-        </w:tc>
-        <w:tc>
-          <w:tcPr>
-            <w:tcW w:type="dxa" w:w="1152"/>
-            <w:shd w:fill="F8FAFC"/>
-            <w:tcMar>
-              <w:top w:w="100" w:type="dxa"/>
-              <w:bottom w:w="100" w:type="dxa"/>
-              <w:left w:w="120" w:type="dxa"/>
-              <w:right w:w="120" w:type="dxa"/>
-            </w:tcMar>
-            <w:tcBorders>
-              <w:top w:val="single" w:sz="4" w:space="0" w:color="CCCCCC"/>
-              <w:bottom w:val="single" w:sz="4" w:space="0" w:color="CCCCCC"/>
-              <w:left w:val="single" w:sz="4" w:space="0" w:color="CCCCCC"/>
-              <w:right w:val="single" w:sz="4" w:space="0" w:color="CCCCCC"/>
-            </w:tcBorders>
-          </w:tcPr>
-          <w:p>
-            <w:pPr>
-              <w:spacing w:before="60" w:after="60" w:line="252" w:lineRule="auto"/>
-              <w:jc w:val="left"/>
-            </w:pPr>
-            <w:r/>
-            <w:r>
-              <w:t>672.50</w:t>
-            </w:r>
-          </w:p>
-        </w:tc>
-        <w:tc>
-          <w:tcPr>
-            <w:tcW w:type="dxa" w:w="1728"/>
-            <w:shd w:fill="F8FAFC"/>
-            <w:tcMar>
-              <w:top w:w="100" w:type="dxa"/>
-              <w:bottom w:w="100" w:type="dxa"/>
-              <w:left w:w="120" w:type="dxa"/>
-              <w:right w:w="120" w:type="dxa"/>
-            </w:tcMar>
-            <w:tcBorders>
-              <w:top w:val="single" w:sz="4" w:space="0" w:color="CCCCCC"/>
-              <w:bottom w:val="single" w:sz="4" w:space="0" w:color="CCCCCC"/>
-              <w:left w:val="single" w:sz="4" w:space="0" w:color="CCCCCC"/>
-              <w:right w:val="single" w:sz="4" w:space="0" w:color="CCCCCC"/>
-            </w:tcBorders>
-          </w:tcPr>
-          <w:p>
-            <w:pPr>
-              <w:spacing w:before="60" w:after="60" w:line="252" w:lineRule="auto"/>
-              <w:jc w:val="left"/>
-            </w:pPr>
-            <w:r/>
-            <w:r>
-              <w:rPr>
-                <w:b/>
-              </w:rPr>
-              <w:t>686.75</w:t>
-            </w:r>
-          </w:p>
-        </w:tc>
-        <w:tc>
-          <w:tcPr>
-            <w:tcW w:type="dxa" w:w="3456"/>
-            <w:shd w:fill="F8FAFC"/>
-            <w:tcMar>
-              <w:top w:w="100" w:type="dxa"/>
-              <w:bottom w:w="100" w:type="dxa"/>
-              <w:left w:w="120" w:type="dxa"/>
-              <w:right w:w="120" w:type="dxa"/>
-            </w:tcMar>
-            <w:tcBorders>
-              <w:top w:val="single" w:sz="4" w:space="0" w:color="CCCCCC"/>
-              <w:bottom w:val="single" w:sz="4" w:space="0" w:color="CCCCCC"/>
-              <w:left w:val="single" w:sz="4" w:space="0" w:color="CCCCCC"/>
-              <w:right w:val="single" w:sz="4" w:space="0" w:color="CCCCCC"/>
-            </w:tcBorders>
-          </w:tcPr>
-          <w:p>
-            <w:pPr>
-              <w:spacing w:before="60" w:after="60" w:line="252" w:lineRule="auto"/>
-              <w:jc w:val="left"/>
-            </w:pPr>
-            <w:r/>
-            <w:r>
-              <w:rPr>
-                <w:b/>
-              </w:rPr>
-              <w:t>+0.75</w:t>
-            </w:r>
-          </w:p>
-        </w:tc>
-        <w:tc>
-          <w:tcPr>
-            <w:tcW w:type="dxa" w:w="1440"/>
-            <w:shd w:fill="F8FAFC"/>
-            <w:tcMar>
-              <w:top w:w="100" w:type="dxa"/>
-              <w:bottom w:w="100" w:type="dxa"/>
-              <w:left w:w="120" w:type="dxa"/>
-              <w:right w:w="120" w:type="dxa"/>
-            </w:tcMar>
-            <w:tcBorders>
-              <w:top w:val="single" w:sz="4" w:space="0" w:color="CCCCCC"/>
-              <w:bottom w:val="single" w:sz="4" w:space="0" w:color="CCCCCC"/>
-              <w:left w:val="single" w:sz="4" w:space="0" w:color="CCCCCC"/>
-              <w:right w:val="single" w:sz="4" w:space="0" w:color="CCCCCC"/>
-            </w:tcBorders>
-          </w:tcPr>
-          <w:p>
-            <w:pPr>
-              <w:spacing w:before="60" w:after="60" w:line="252" w:lineRule="auto"/>
-              <w:jc w:val="left"/>
-            </w:pPr>
-            <w:r/>
-            <w:r>
-              <w:t>BULL</w:t>
-            </w:r>
-          </w:p>
-        </w:tc>
-      </w:tr>
-      <w:tr>
-        <w:tc>
-          <w:tcPr>
-            <w:tcW w:type="dxa" w:w="1584"/>
-            <w:shd w:fill="FFFFFF"/>
-            <w:tcMar>
-              <w:top w:w="100" w:type="dxa"/>
-              <w:bottom w:w="100" w:type="dxa"/>
-              <w:left w:w="120" w:type="dxa"/>
-              <w:right w:w="120" w:type="dxa"/>
-            </w:tcMar>
-            <w:tcBorders>
-              <w:top w:val="single" w:sz="4" w:space="0" w:color="CCCCCC"/>
-              <w:bottom w:val="single" w:sz="4" w:space="0" w:color="CCCCCC"/>
-              <w:left w:val="single" w:sz="4" w:space="0" w:color="CCCCCC"/>
-              <w:right w:val="single" w:sz="4" w:space="0" w:color="CCCCCC"/>
-            </w:tcBorders>
-          </w:tcPr>
-          <w:p>
-            <w:pPr>
-              <w:spacing w:before="60" w:after="60" w:line="252" w:lineRule="auto"/>
-              <w:jc w:val="left"/>
-            </w:pPr>
-            <w:r/>
-            <w:r>
-              <w:rPr>
-                <w:b/>
-              </w:rPr>
-              <w:t>Fri 16/10</w:t>
-            </w:r>
-          </w:p>
-        </w:tc>
-        <w:tc>
-          <w:tcPr>
-            <w:tcW w:type="dxa" w:w="864"/>
-            <w:shd w:fill="FFFFFF"/>
-            <w:tcMar>
-              <w:top w:w="100" w:type="dxa"/>
-              <w:bottom w:w="100" w:type="dxa"/>
-              <w:left w:w="120" w:type="dxa"/>
-              <w:right w:w="120" w:type="dxa"/>
-            </w:tcMar>
-            <w:tcBorders>
-              <w:top w:val="single" w:sz="4" w:space="0" w:color="CCCCCC"/>
-              <w:bottom w:val="single" w:sz="4" w:space="0" w:color="CCCCCC"/>
-              <w:left w:val="single" w:sz="4" w:space="0" w:color="CCCCCC"/>
-              <w:right w:val="single" w:sz="4" w:space="0" w:color="CCCCCC"/>
-            </w:tcBorders>
-          </w:tcPr>
-          <w:p>
-            <w:pPr>
-              <w:spacing w:before="60" w:after="60" w:line="252" w:lineRule="auto"/>
-              <w:jc w:val="left"/>
-            </w:pPr>
-            <w:r/>
-            <w:r>
-              <w:t>Pre-NY 19-21</w:t>
-            </w:r>
-          </w:p>
-        </w:tc>
-        <w:tc>
-          <w:tcPr>
-            <w:tcW w:type="dxa" w:w="1440"/>
-            <w:shd w:fill="FFFFFF"/>
-            <w:tcMar>
-              <w:top w:w="100" w:type="dxa"/>
-              <w:bottom w:w="100" w:type="dxa"/>
-              <w:left w:w="120" w:type="dxa"/>
-              <w:right w:w="120" w:type="dxa"/>
-            </w:tcMar>
-            <w:tcBorders>
-              <w:top w:val="single" w:sz="4" w:space="0" w:color="CCCCCC"/>
-              <w:bottom w:val="single" w:sz="4" w:space="0" w:color="CCCCCC"/>
-              <w:left w:val="single" w:sz="4" w:space="0" w:color="CCCCCC"/>
-              <w:right w:val="single" w:sz="4" w:space="0" w:color="CCCCCC"/>
-            </w:tcBorders>
-          </w:tcPr>
-          <w:p>
-            <w:pPr>
-              <w:spacing w:before="60" w:after="60" w:line="252" w:lineRule="auto"/>
-              <w:jc w:val="left"/>
-            </w:pPr>
-            <w:r/>
-            <w:r>
-              <w:t>686.75</w:t>
-            </w:r>
-          </w:p>
-        </w:tc>
-        <w:tc>
-          <w:tcPr>
-            <w:tcW w:type="dxa" w:w="2016"/>
-            <w:shd w:fill="FFFFFF"/>
-            <w:tcMar>
-              <w:top w:w="100" w:type="dxa"/>
-              <w:bottom w:w="100" w:type="dxa"/>
-              <w:left w:w="120" w:type="dxa"/>
-              <w:right w:w="120" w:type="dxa"/>
-            </w:tcMar>
-            <w:tcBorders>
-              <w:top w:val="single" w:sz="4" w:space="0" w:color="CCCCCC"/>
-              <w:bottom w:val="single" w:sz="4" w:space="0" w:color="CCCCCC"/>
-              <w:left w:val="single" w:sz="4" w:space="0" w:color="CCCCCC"/>
-              <w:right w:val="single" w:sz="4" w:space="0" w:color="CCCCCC"/>
-            </w:tcBorders>
-          </w:tcPr>
-          <w:p>
-            <w:pPr>
-              <w:spacing w:before="60" w:after="60" w:line="252" w:lineRule="auto"/>
-              <w:jc w:val="left"/>
-            </w:pPr>
-            <w:r/>
-            <w:r>
-              <w:t>696.00</w:t>
-            </w:r>
-          </w:p>
-        </w:tc>
-        <w:tc>
-          <w:tcPr>
-            <w:tcW w:type="dxa" w:w="1152"/>
-            <w:shd w:fill="FFFFFF"/>
-            <w:tcMar>
-              <w:top w:w="100" w:type="dxa"/>
-              <w:bottom w:w="100" w:type="dxa"/>
-              <w:left w:w="120" w:type="dxa"/>
-              <w:right w:w="120" w:type="dxa"/>
-            </w:tcMar>
-            <w:tcBorders>
-              <w:top w:val="single" w:sz="4" w:space="0" w:color="CCCCCC"/>
-              <w:bottom w:val="single" w:sz="4" w:space="0" w:color="CCCCCC"/>
-              <w:left w:val="single" w:sz="4" w:space="0" w:color="CCCCCC"/>
-              <w:right w:val="single" w:sz="4" w:space="0" w:color="CCCCCC"/>
-            </w:tcBorders>
-          </w:tcPr>
-          <w:p>
-            <w:pPr>
-              <w:spacing w:before="60" w:after="60" w:line="252" w:lineRule="auto"/>
-              <w:jc w:val="left"/>
-            </w:pPr>
-            <w:r/>
-            <w:r>
-              <w:t>679.50</w:t>
-            </w:r>
-          </w:p>
-        </w:tc>
-        <w:tc>
-          <w:tcPr>
-            <w:tcW w:type="dxa" w:w="1728"/>
-            <w:shd w:fill="FFFFFF"/>
-            <w:tcMar>
-              <w:top w:w="100" w:type="dxa"/>
-              <w:bottom w:w="100" w:type="dxa"/>
-              <w:left w:w="120" w:type="dxa"/>
-              <w:right w:w="120" w:type="dxa"/>
-            </w:tcMar>
-            <w:tcBorders>
-              <w:top w:val="single" w:sz="4" w:space="0" w:color="CCCCCC"/>
-              <w:bottom w:val="single" w:sz="4" w:space="0" w:color="CCCCCC"/>
-              <w:left w:val="single" w:sz="4" w:space="0" w:color="CCCCCC"/>
-              <w:right w:val="single" w:sz="4" w:space="0" w:color="CCCCCC"/>
-            </w:tcBorders>
-          </w:tcPr>
-          <w:p>
-            <w:pPr>
-              <w:spacing w:before="60" w:after="60" w:line="252" w:lineRule="auto"/>
-              <w:jc w:val="left"/>
-            </w:pPr>
-            <w:r/>
-            <w:r>
-              <w:rPr>
-                <w:b/>
-              </w:rPr>
-              <w:t>686.50</w:t>
-            </w:r>
-          </w:p>
-        </w:tc>
-        <w:tc>
-          <w:tcPr>
-            <w:tcW w:type="dxa" w:w="3456"/>
-            <w:shd w:fill="FFFFFF"/>
-            <w:tcMar>
-              <w:top w:w="100" w:type="dxa"/>
-              <w:bottom w:w="100" w:type="dxa"/>
-              <w:left w:w="120" w:type="dxa"/>
-              <w:right w:w="120" w:type="dxa"/>
-            </w:tcMar>
-            <w:tcBorders>
-              <w:top w:val="single" w:sz="4" w:space="0" w:color="CCCCCC"/>
-              <w:bottom w:val="single" w:sz="4" w:space="0" w:color="CCCCCC"/>
-              <w:left w:val="single" w:sz="4" w:space="0" w:color="CCCCCC"/>
-              <w:right w:val="single" w:sz="4" w:space="0" w:color="CCCCCC"/>
-            </w:tcBorders>
-          </w:tcPr>
-          <w:p>
-            <w:pPr>
-              <w:spacing w:before="60" w:after="60" w:line="252" w:lineRule="auto"/>
-              <w:jc w:val="left"/>
-            </w:pPr>
-            <w:r/>
-            <w:r>
-              <w:rPr>
-                <w:b/>
-              </w:rPr>
-              <w:t>-0.25</w:t>
-            </w:r>
-          </w:p>
-        </w:tc>
-        <w:tc>
-          <w:tcPr>
-            <w:tcW w:type="dxa" w:w="1440"/>
-            <w:shd w:fill="FFFFFF"/>
-            <w:tcMar>
-              <w:top w:w="100" w:type="dxa"/>
-              <w:bottom w:w="100" w:type="dxa"/>
-              <w:left w:w="120" w:type="dxa"/>
-              <w:right w:w="120" w:type="dxa"/>
-            </w:tcMar>
-            <w:tcBorders>
-              <w:top w:val="single" w:sz="4" w:space="0" w:color="CCCCCC"/>
-              <w:bottom w:val="single" w:sz="4" w:space="0" w:color="CCCCCC"/>
-              <w:left w:val="single" w:sz="4" w:space="0" w:color="CCCCCC"/>
-              <w:right w:val="single" w:sz="4" w:space="0" w:color="CCCCCC"/>
-            </w:tcBorders>
-          </w:tcPr>
-          <w:p>
-            <w:pPr>
-              <w:spacing w:before="60" w:after="60" w:line="252" w:lineRule="auto"/>
-              <w:jc w:val="left"/>
-            </w:pPr>
-            <w:r/>
-            <w:r>
-              <w:t>BEAR</w:t>
-            </w:r>
-          </w:p>
-        </w:tc>
-      </w:tr>
-      <w:tr>
-        <w:tc>
-          <w:tcPr>
-            <w:tcW w:type="dxa" w:w="1584"/>
-            <w:shd w:fill="F8FAFC"/>
-            <w:tcMar>
-              <w:top w:w="100" w:type="dxa"/>
-              <w:bottom w:w="100" w:type="dxa"/>
-              <w:left w:w="120" w:type="dxa"/>
-              <w:right w:w="120" w:type="dxa"/>
-            </w:tcMar>
-            <w:tcBorders>
-              <w:top w:val="single" w:sz="4" w:space="0" w:color="CCCCCC"/>
-              <w:bottom w:val="single" w:sz="4" w:space="0" w:color="CCCCCC"/>
-              <w:left w:val="single" w:sz="4" w:space="0" w:color="CCCCCC"/>
-              <w:right w:val="single" w:sz="4" w:space="0" w:color="CCCCCC"/>
-            </w:tcBorders>
-          </w:tcPr>
-          <w:p>
-            <w:pPr>
-              <w:spacing w:before="60" w:after="60" w:line="252" w:lineRule="auto"/>
-              <w:jc w:val="left"/>
-            </w:pPr>
-            <w:r/>
-            <w:r>
-              <w:rPr>
-                <w:b/>
-              </w:rPr>
-              <w:t>Fri 16/10</w:t>
-            </w:r>
-          </w:p>
-        </w:tc>
-        <w:tc>
-          <w:tcPr>
-            <w:tcW w:type="dxa" w:w="864"/>
-            <w:shd w:fill="F8FAFC"/>
-            <w:tcMar>
-              <w:top w:w="100" w:type="dxa"/>
-              <w:bottom w:w="100" w:type="dxa"/>
-              <w:left w:w="120" w:type="dxa"/>
-              <w:right w:w="120" w:type="dxa"/>
-            </w:tcMar>
-            <w:tcBorders>
-              <w:top w:val="single" w:sz="4" w:space="0" w:color="CCCCCC"/>
-              <w:bottom w:val="single" w:sz="4" w:space="0" w:color="CCCCCC"/>
-              <w:left w:val="single" w:sz="4" w:space="0" w:color="CCCCCC"/>
-              <w:right w:val="single" w:sz="4" w:space="0" w:color="CCCCCC"/>
-            </w:tcBorders>
-          </w:tcPr>
-          <w:p>
-            <w:pPr>
-              <w:spacing w:before="60" w:after="60" w:line="252" w:lineRule="auto"/>
-              <w:jc w:val="left"/>
-            </w:pPr>
-            <w:r/>
-            <w:r>
-              <w:t>NY Open 21-23</w:t>
-            </w:r>
-          </w:p>
-        </w:tc>
-        <w:tc>
-          <w:tcPr>
-            <w:tcW w:type="dxa" w:w="1440"/>
-            <w:shd w:fill="F8FAFC"/>
-            <w:tcMar>
-              <w:top w:w="100" w:type="dxa"/>
-              <w:bottom w:w="100" w:type="dxa"/>
-              <w:left w:w="120" w:type="dxa"/>
-              <w:right w:w="120" w:type="dxa"/>
-            </w:tcMar>
-            <w:tcBorders>
-              <w:top w:val="single" w:sz="4" w:space="0" w:color="CCCCCC"/>
-              <w:bottom w:val="single" w:sz="4" w:space="0" w:color="CCCCCC"/>
-              <w:left w:val="single" w:sz="4" w:space="0" w:color="CCCCCC"/>
-              <w:right w:val="single" w:sz="4" w:space="0" w:color="CCCCCC"/>
-            </w:tcBorders>
-          </w:tcPr>
-          <w:p>
-            <w:pPr>
-              <w:spacing w:before="60" w:after="60" w:line="252" w:lineRule="auto"/>
-              <w:jc w:val="left"/>
-            </w:pPr>
-            <w:r/>
-            <w:r>
-              <w:t>686.50</w:t>
-            </w:r>
-          </w:p>
-        </w:tc>
-        <w:tc>
-          <w:tcPr>
-            <w:tcW w:type="dxa" w:w="2016"/>
-            <w:shd w:fill="F8FAFC"/>
-            <w:tcMar>
-              <w:top w:w="100" w:type="dxa"/>
-              <w:bottom w:w="100" w:type="dxa"/>
-              <w:left w:w="120" w:type="dxa"/>
-              <w:right w:w="120" w:type="dxa"/>
-            </w:tcMar>
-            <w:tcBorders>
-              <w:top w:val="single" w:sz="4" w:space="0" w:color="CCCCCC"/>
-              <w:bottom w:val="single" w:sz="4" w:space="0" w:color="CCCCCC"/>
-              <w:left w:val="single" w:sz="4" w:space="0" w:color="CCCCCC"/>
-              <w:right w:val="single" w:sz="4" w:space="0" w:color="CCCCCC"/>
-            </w:tcBorders>
-          </w:tcPr>
-          <w:p>
-            <w:pPr>
-              <w:spacing w:before="60" w:after="60" w:line="252" w:lineRule="auto"/>
-              <w:jc w:val="left"/>
-            </w:pPr>
-            <w:r/>
-            <w:r>
-              <w:t>695.00</w:t>
-            </w:r>
-          </w:p>
-        </w:tc>
-        <w:tc>
-          <w:tcPr>
-            <w:tcW w:type="dxa" w:w="1152"/>
-            <w:shd w:fill="F8FAFC"/>
-            <w:tcMar>
-              <w:top w:w="100" w:type="dxa"/>
-              <w:bottom w:w="100" w:type="dxa"/>
-              <w:left w:w="120" w:type="dxa"/>
-              <w:right w:w="120" w:type="dxa"/>
-            </w:tcMar>
-            <w:tcBorders>
-              <w:top w:val="single" w:sz="4" w:space="0" w:color="CCCCCC"/>
-              <w:bottom w:val="single" w:sz="4" w:space="0" w:color="CCCCCC"/>
-              <w:left w:val="single" w:sz="4" w:space="0" w:color="CCCCCC"/>
-              <w:right w:val="single" w:sz="4" w:space="0" w:color="CCCCCC"/>
-            </w:tcBorders>
-          </w:tcPr>
-          <w:p>
-            <w:pPr>
-              <w:spacing w:before="60" w:after="60" w:line="252" w:lineRule="auto"/>
-              <w:jc w:val="left"/>
-            </w:pPr>
-            <w:r/>
-            <w:r>
-              <w:t>672.50</w:t>
-            </w:r>
-          </w:p>
-        </w:tc>
-        <w:tc>
-          <w:tcPr>
-            <w:tcW w:type="dxa" w:w="1728"/>
-            <w:shd w:fill="F8FAFC"/>
-            <w:tcMar>
-              <w:top w:w="100" w:type="dxa"/>
-              <w:bottom w:w="100" w:type="dxa"/>
-              <w:left w:w="120" w:type="dxa"/>
-              <w:right w:w="120" w:type="dxa"/>
-            </w:tcMar>
-            <w:tcBorders>
-              <w:top w:val="single" w:sz="4" w:space="0" w:color="CCCCCC"/>
-              <w:bottom w:val="single" w:sz="4" w:space="0" w:color="CCCCCC"/>
-              <w:left w:val="single" w:sz="4" w:space="0" w:color="CCCCCC"/>
-              <w:right w:val="single" w:sz="4" w:space="0" w:color="CCCCCC"/>
-            </w:tcBorders>
-          </w:tcPr>
-          <w:p>
-            <w:pPr>
-              <w:spacing w:before="60" w:after="60" w:line="252" w:lineRule="auto"/>
-              <w:jc w:val="left"/>
-            </w:pPr>
-            <w:r/>
-            <w:r>
-              <w:rPr>
-                <w:b/>
-              </w:rPr>
-              <w:t>688.25</w:t>
-            </w:r>
-          </w:p>
-        </w:tc>
-        <w:tc>
-          <w:tcPr>
-            <w:tcW w:type="dxa" w:w="3456"/>
-            <w:shd w:fill="F8FAFC"/>
-            <w:tcMar>
-              <w:top w:w="100" w:type="dxa"/>
-              <w:bottom w:w="100" w:type="dxa"/>
-              <w:left w:w="120" w:type="dxa"/>
-              <w:right w:w="120" w:type="dxa"/>
-            </w:tcMar>
-            <w:tcBorders>
-              <w:top w:val="single" w:sz="4" w:space="0" w:color="CCCCCC"/>
-              <w:bottom w:val="single" w:sz="4" w:space="0" w:color="CCCCCC"/>
-              <w:left w:val="single" w:sz="4" w:space="0" w:color="CCCCCC"/>
-              <w:right w:val="single" w:sz="4" w:space="0" w:color="CCCCCC"/>
-            </w:tcBorders>
-          </w:tcPr>
-          <w:p>
-            <w:pPr>
-              <w:spacing w:before="60" w:after="60" w:line="252" w:lineRule="auto"/>
-              <w:jc w:val="left"/>
-            </w:pPr>
-            <w:r/>
-            <w:r>
-              <w:rPr>
-                <w:b/>
-              </w:rPr>
-              <w:t>+1.75</w:t>
-            </w:r>
-          </w:p>
-        </w:tc>
-        <w:tc>
-          <w:tcPr>
-            <w:tcW w:type="dxa" w:w="1440"/>
-            <w:shd w:fill="F8FAFC"/>
-            <w:tcMar>
-              <w:top w:w="100" w:type="dxa"/>
-              <w:bottom w:w="100" w:type="dxa"/>
-              <w:left w:w="120" w:type="dxa"/>
-              <w:right w:w="120" w:type="dxa"/>
-            </w:tcMar>
-            <w:tcBorders>
-              <w:top w:val="single" w:sz="4" w:space="0" w:color="CCCCCC"/>
-              <w:bottom w:val="single" w:sz="4" w:space="0" w:color="CCCCCC"/>
-              <w:left w:val="single" w:sz="4" w:space="0" w:color="CCCCCC"/>
-              <w:right w:val="single" w:sz="4" w:space="0" w:color="CCCCCC"/>
-            </w:tcBorders>
-          </w:tcPr>
-          <w:p>
-            <w:pPr>
-              <w:spacing w:before="60" w:after="60" w:line="252" w:lineRule="auto"/>
-              <w:jc w:val="left"/>
-            </w:pPr>
-            <w:r/>
-            <w:r>
-              <w:t>BULL</w:t>
-            </w:r>
-          </w:p>
-        </w:tc>
-      </w:tr>
-      <w:tr>
-        <w:tc>
-          <w:tcPr>
-            <w:tcW w:type="dxa" w:w="1584"/>
-            <w:shd w:fill="FFFFFF"/>
-            <w:tcMar>
-              <w:top w:w="100" w:type="dxa"/>
-              <w:bottom w:w="100" w:type="dxa"/>
-              <w:left w:w="120" w:type="dxa"/>
-              <w:right w:w="120" w:type="dxa"/>
-            </w:tcMar>
-            <w:tcBorders>
-              <w:top w:val="single" w:sz="4" w:space="0" w:color="CCCCCC"/>
-              <w:bottom w:val="single" w:sz="4" w:space="0" w:color="CCCCCC"/>
-              <w:left w:val="single" w:sz="4" w:space="0" w:color="CCCCCC"/>
-              <w:right w:val="single" w:sz="4" w:space="0" w:color="CCCCCC"/>
-            </w:tcBorders>
-          </w:tcPr>
-          <w:p>
-            <w:pPr>
-              <w:spacing w:before="60" w:after="60" w:line="252" w:lineRule="auto"/>
-              <w:jc w:val="left"/>
-            </w:pPr>
-            <w:r/>
-            <w:r>
-              <w:rPr>
-                <w:b/>
-              </w:rPr>
-              <w:t>Fri 16/10</w:t>
-            </w:r>
-          </w:p>
-        </w:tc>
-        <w:tc>
-          <w:tcPr>
-            <w:tcW w:type="dxa" w:w="864"/>
-            <w:shd w:fill="FFFFFF"/>
-            <w:tcMar>
-              <w:top w:w="100" w:type="dxa"/>
-              <w:bottom w:w="100" w:type="dxa"/>
-              <w:left w:w="120" w:type="dxa"/>
-              <w:right w:w="120" w:type="dxa"/>
-            </w:tcMar>
-            <w:tcBorders>
-              <w:top w:val="single" w:sz="4" w:space="0" w:color="CCCCCC"/>
-              <w:bottom w:val="single" w:sz="4" w:space="0" w:color="CCCCCC"/>
-              <w:left w:val="single" w:sz="4" w:space="0" w:color="CCCCCC"/>
-              <w:right w:val="single" w:sz="4" w:space="0" w:color="CCCCCC"/>
-            </w:tcBorders>
-          </w:tcPr>
-          <w:p>
-            <w:pPr>
-              <w:spacing w:before="60" w:after="60" w:line="252" w:lineRule="auto"/>
-              <w:jc w:val="left"/>
-            </w:pPr>
-            <w:r/>
-            <w:r>
-              <w:t>NY Close 23-01</w:t>
-            </w:r>
-          </w:p>
-        </w:tc>
-        <w:tc>
-          <w:tcPr>
-            <w:tcW w:type="dxa" w:w="1440"/>
-            <w:shd w:fill="FFFFFF"/>
-            <w:tcMar>
-              <w:top w:w="100" w:type="dxa"/>
-              <w:bottom w:w="100" w:type="dxa"/>
-              <w:left w:w="120" w:type="dxa"/>
-              <w:right w:w="120" w:type="dxa"/>
-            </w:tcMar>
-            <w:tcBorders>
-              <w:top w:val="single" w:sz="4" w:space="0" w:color="CCCCCC"/>
-              <w:bottom w:val="single" w:sz="4" w:space="0" w:color="CCCCCC"/>
-              <w:left w:val="single" w:sz="4" w:space="0" w:color="CCCCCC"/>
-              <w:right w:val="single" w:sz="4" w:space="0" w:color="CCCCCC"/>
-            </w:tcBorders>
-          </w:tcPr>
-          <w:p>
-            <w:pPr>
-              <w:spacing w:before="60" w:after="60" w:line="252" w:lineRule="auto"/>
-              <w:jc w:val="left"/>
-            </w:pPr>
-            <w:r/>
-            <w:r>
-              <w:t>688.25</w:t>
-            </w:r>
-          </w:p>
-        </w:tc>
-        <w:tc>
-          <w:tcPr>
-            <w:tcW w:type="dxa" w:w="2016"/>
-            <w:shd w:fill="FFFFFF"/>
-            <w:tcMar>
-              <w:top w:w="100" w:type="dxa"/>
-              <w:bottom w:w="100" w:type="dxa"/>
-              <w:left w:w="120" w:type="dxa"/>
-              <w:right w:w="120" w:type="dxa"/>
-            </w:tcMar>
-            <w:tcBorders>
-              <w:top w:val="single" w:sz="4" w:space="0" w:color="CCCCCC"/>
-              <w:bottom w:val="single" w:sz="4" w:space="0" w:color="CCCCCC"/>
-              <w:left w:val="single" w:sz="4" w:space="0" w:color="CCCCCC"/>
-              <w:right w:val="single" w:sz="4" w:space="0" w:color="CCCCCC"/>
-            </w:tcBorders>
-          </w:tcPr>
-          <w:p>
-            <w:pPr>
-              <w:spacing w:before="60" w:after="60" w:line="252" w:lineRule="auto"/>
-              <w:jc w:val="left"/>
-            </w:pPr>
-            <w:r/>
-            <w:r>
-              <w:t>694.50</w:t>
-            </w:r>
-          </w:p>
-        </w:tc>
-        <w:tc>
-          <w:tcPr>
-            <w:tcW w:type="dxa" w:w="1152"/>
-            <w:shd w:fill="FFFFFF"/>
-            <w:tcMar>
-              <w:top w:w="100" w:type="dxa"/>
-              <w:bottom w:w="100" w:type="dxa"/>
-              <w:left w:w="120" w:type="dxa"/>
-              <w:right w:w="120" w:type="dxa"/>
-            </w:tcMar>
-            <w:tcBorders>
-              <w:top w:val="single" w:sz="4" w:space="0" w:color="CCCCCC"/>
-              <w:bottom w:val="single" w:sz="4" w:space="0" w:color="CCCCCC"/>
-              <w:left w:val="single" w:sz="4" w:space="0" w:color="CCCCCC"/>
-              <w:right w:val="single" w:sz="4" w:space="0" w:color="CCCCCC"/>
-            </w:tcBorders>
-          </w:tcPr>
-          <w:p>
-            <w:pPr>
-              <w:spacing w:before="60" w:after="60" w:line="252" w:lineRule="auto"/>
-              <w:jc w:val="left"/>
-            </w:pPr>
-            <w:r/>
-            <w:r>
-              <w:t>681.75</w:t>
-            </w:r>
-          </w:p>
-        </w:tc>
-        <w:tc>
-          <w:tcPr>
-            <w:tcW w:type="dxa" w:w="1728"/>
-            <w:shd w:fill="FFFFFF"/>
-            <w:tcMar>
-              <w:top w:w="100" w:type="dxa"/>
-              <w:bottom w:w="100" w:type="dxa"/>
-              <w:left w:w="120" w:type="dxa"/>
-              <w:right w:w="120" w:type="dxa"/>
-            </w:tcMar>
-            <w:tcBorders>
-              <w:top w:val="single" w:sz="4" w:space="0" w:color="CCCCCC"/>
-              <w:bottom w:val="single" w:sz="4" w:space="0" w:color="CCCCCC"/>
-              <w:left w:val="single" w:sz="4" w:space="0" w:color="CCCCCC"/>
-              <w:right w:val="single" w:sz="4" w:space="0" w:color="CCCCCC"/>
-            </w:tcBorders>
-          </w:tcPr>
-          <w:p>
-            <w:pPr>
-              <w:spacing w:before="60" w:after="60" w:line="252" w:lineRule="auto"/>
-              <w:jc w:val="left"/>
-            </w:pPr>
-            <w:r/>
-            <w:r>
-              <w:rPr>
-                <w:b/>
-              </w:rPr>
-              <w:t>687.50</w:t>
+              <w:t>687.25</w:t>
             </w:r>
           </w:p>
         </w:tc>
